--- a/docs/UX_Design_Specification_Strand_Bezem_Escape.docx
+++ b/docs/UX_Design_Specification_Strand_Bezem_Escape.docx
@@ -13,7 +13,7 @@
           <w:color w:val="D98310"/>
           <w:sz w:val="22"/>
         </w:rPr>
-        <w:t>GAME UX/UI SPECIFICATION DOCUMENT</w:t>
+        <w:t>COMPLETE GAME UX/UI SPECIFICATION DOCUMENT (ALL 9 SCREENS)</w:t>
       </w:r>
     </w:p>
     <w:p>
@@ -43,7 +43,7 @@
           <w:color w:val="5A6A75"/>
           <w:sz w:val="24"/>
         </w:rPr>
-        <w:t>Gestandaardiseerde Interface Componenten, Naming Conventions, Functionaliteiten &amp; UX Flow Specificatie</w:t>
+        <w:t>Volledige Interface Componenten, Naming Conventions, Gameplay Flows &amp; Modal Specificatie (9 Schermen)</w:t>
       </w:r>
     </w:p>
     <w:tbl>
@@ -158,7 +158,7 @@
               <w:rPr>
                 <w:sz w:val="19"/>
               </w:rPr>
-              <w:t>v1.0 (Definitieve UI/UX Standaardisatie)</w:t>
+              <w:t>v2.0 (Volledige Schermspecificatie - 9 Schermen)</w:t>
             </w:r>
           </w:p>
         </w:tc>
@@ -208,6 +208,55 @@
                 <w:sz w:val="19"/>
               </w:rPr>
               <w:t>Senior Game UX/UI Designer &amp; Technical Product Owner</w:t>
+            </w:r>
+          </w:p>
+        </w:tc>
+      </w:tr>
+      <w:tr>
+        <w:tc>
+          <w:tcPr>
+            <w:tcW w:type="dxa" w:w="4680"/>
+            <w:shd w:fill="F4F7F6"/>
+            <w:tcMar>
+              <w:top w:w="60" w:type="dxa"/>
+              <w:bottom w:w="60" w:type="dxa"/>
+              <w:left w:w="100" w:type="dxa"/>
+              <w:right w:w="100" w:type="dxa"/>
+            </w:tcMar>
+          </w:tcPr>
+          <w:p>
+            <w:pPr>
+              <w:spacing w:after="0"/>
+            </w:pPr>
+            <w:r>
+              <w:rPr>
+                <w:b/>
+                <w:sz w:val="19"/>
+              </w:rPr>
+              <w:t>Aantal Schermen:</w:t>
+            </w:r>
+          </w:p>
+        </w:tc>
+        <w:tc>
+          <w:tcPr>
+            <w:tcW w:type="dxa" w:w="4680"/>
+            <w:shd w:fill="FFFFFF"/>
+            <w:tcMar>
+              <w:top w:w="60" w:type="dxa"/>
+              <w:bottom w:w="60" w:type="dxa"/>
+              <w:left w:w="100" w:type="dxa"/>
+              <w:right w:w="100" w:type="dxa"/>
+            </w:tcMar>
+          </w:tcPr>
+          <w:p>
+            <w:pPr>
+              <w:spacing w:after="0"/>
+            </w:pPr>
+            <w:r>
+              <w:rPr>
+                <w:sz w:val="19"/>
+              </w:rPr>
+              <w:t>9 Unieke Schermen &amp; Modals (Menu's, Modals, Gameplay, Overlays)</w:t>
             </w:r>
           </w:p>
         </w:tc>
@@ -287,7 +336,7 @@
         <w:spacing w:after="160" w:line="276" w:lineRule="auto"/>
       </w:pPr>
       <w:r>
-        <w:t>Dit document bevat het officiële User Experience (UX) en User Interface (UI) ontwerpdocument voor de educatieve game Strand-bezem-escape (commerciële titel: Magisch Strand Avontuur). Het doel van dit document is het standaardiseren van alle menu's, knoppen, statustellers, interactiekaarten en feedbackelementen. Door eenduidige naamgeving (naming conventions) en heldere functionaliteitsomschrijvingen te hanteren, wordt de overdracht naar software-engineers en gamedesigners gestroomlijnd.</w:t>
+        <w:t>Dit document bevat het volledige en geharmoniseerde User Experience (UX) en User Interface (UI) ontwerpdocument voor alle 9 schermen en overlays van Strand-bezem-escape (Magisch Strand Avontuur). Met alle menu's, gameplay-omgevingen, instructiemodals, invoeroverlays en beloningsschermen vastgelegd in gestandaardiseerde tabellen, vormt dit de definitieve blauwdruk voor ontwikkeling en test-acceptatie.</w:t>
       </w:r>
     </w:p>
     <w:tbl>
@@ -369,7 +418,7 @@
                 <w:color w:val="28323C"/>
                 <w:sz w:val="19"/>
               </w:rPr>
-              <w:t>• Hoge Contrasten &amp; Helderheid: Gebruik van speelse, warme strandkleuren met hoge leesbaarheid en duidelijke contours.</w:t>
+              <w:t>• Multimodale Invoer: Ondersteuning voor gesproken antwoorden (microfoon), slepen &amp; neerzetten (drag &amp; drop) en tekstinvoer.</w:t>
             </w:r>
           </w:p>
           <w:p>
@@ -382,7 +431,7 @@
                 <w:color w:val="28323C"/>
                 <w:sz w:val="19"/>
               </w:rPr>
-              <w:t>• Inclusiviteit &amp; Privacy: Toegankelijkheidsopties zoals rustige beweging en transparante microfoon-permissies.</w:t>
+              <w:t>• Inclusiviteit &amp; Privacy: Geen bewaarde spraakopnames, opties voor rustige beweging (reduced motion) en directe toegankelijkheid.</w:t>
             </w:r>
           </w:p>
         </w:tc>
@@ -406,14 +455,6 @@
           <w:sz w:val="32"/>
         </w:rPr>
         <w:t>2. Gestandaardiseerde UI Naming Conventions</w:t>
-      </w:r>
-    </w:p>
-    <w:p>
-      <w:pPr>
-        <w:spacing w:after="160" w:line="276" w:lineRule="auto"/>
-      </w:pPr>
-      <w:r>
-        <w:t>Om verwarring in de codebase en het design-systeem te voorkomen, hanteren we een gestandaardiseerde prefix-structuur voor alle UI-onderdelen in de applicatie:</w:t>
       </w:r>
     </w:p>
     <w:tbl>
@@ -581,7 +622,7 @@
               <w:rPr>
                 <w:sz w:val="18"/>
               </w:rPr>
-              <w:t>SCR_MAIN_TITLE, SCR_ADVENTURE_SELECT</w:t>
+              <w:t>SCR_MAIN_TITLE, SCR_ZEG_ZET_GAME</w:t>
             </w:r>
           </w:p>
         </w:tc>
@@ -654,7 +695,7 @@
               <w:rPr>
                 <w:sz w:val="18"/>
               </w:rPr>
-              <w:t>BTN_PRIMARY_PLAY, BTN_NAV_BACK</w:t>
+              <w:t>BTN_PRIMARY_PLAY, BTN_ACTION_KLAAR</w:t>
             </w:r>
           </w:p>
         </w:tc>
@@ -704,7 +745,7 @@
               <w:rPr>
                 <w:sz w:val="18"/>
               </w:rPr>
-              <w:t>Selectie- of Informatiekaart</w:t>
+              <w:t>Selectie-, Modal- of Informatiekaart</w:t>
             </w:r>
           </w:p>
         </w:tc>
@@ -727,7 +768,7 @@
               <w:rPr>
                 <w:sz w:val="18"/>
               </w:rPr>
-              <w:t>CARD_GAME_ZEG_ZET, CARD_REWARD_SHOWCASE</w:t>
+              <w:t>CARD_GAME_ZEG_ZET, CARD_MODAL_KEYBOARD</w:t>
             </w:r>
           </w:p>
         </w:tc>
@@ -873,7 +914,7 @@
               <w:rPr>
                 <w:sz w:val="18"/>
               </w:rPr>
-              <w:t>DSP_STAR_COUNTER, DSP_STICKER_PROGRESS</w:t>
+              <w:t>DSP_STAR_COUNTER, DSP_DISTANCE_COUNTER</w:t>
             </w:r>
           </w:p>
         </w:tc>
@@ -946,7 +987,7 @@
               <w:rPr>
                 <w:sz w:val="18"/>
               </w:rPr>
-              <w:t>TTL_HEADER_PILL, TTL_SECTION_TITLE</w:t>
+              <w:t>TTL_HEADER_PILL, TTL_MODAL_TITLE</w:t>
             </w:r>
           </w:p>
         </w:tc>
@@ -1019,7 +1060,7 @@
               <w:rPr>
                 <w:sz w:val="18"/>
               </w:rPr>
-              <w:t>INFOBOX_SPEECH_STATUS, INFOBOX_MIC_BLOCKED</w:t>
+              <w:t>INFOBOX_SPEECH_STATUS, INFOBOX_VIDEO_ERROR</w:t>
             </w:r>
           </w:p>
         </w:tc>
@@ -1046,7 +1087,7 @@
                 <w:color w:val="0B8457"/>
                 <w:sz w:val="18"/>
               </w:rPr>
-              <w:t>DOCK_</w:t>
+              <w:t>CANVAS_</w:t>
             </w:r>
           </w:p>
         </w:tc>
@@ -1069,7 +1110,7 @@
               <w:rPr>
                 <w:sz w:val="18"/>
               </w:rPr>
-              <w:t>Onderste Actie- / Navigatiebalk</w:t>
+              <w:t>Interactief Spelveld / Substraat</w:t>
             </w:r>
           </w:p>
         </w:tc>
@@ -1092,7 +1133,153 @@
               <w:rPr>
                 <w:sz w:val="18"/>
               </w:rPr>
-              <w:t>DOCK_SELECTION_FOOTER, DOCK_REWARD_ACTIONS</w:t>
+              <w:t>CANVAS_BEACH_OCEAN, CANVAS_FLIGHT_ARENA</w:t>
+            </w:r>
+          </w:p>
+        </w:tc>
+      </w:tr>
+      <w:tr>
+        <w:tc>
+          <w:tcPr>
+            <w:tcW w:type="dxa" w:w="3120"/>
+            <w:shd w:fill="F4F7F6"/>
+            <w:tcMar>
+              <w:top w:w="60" w:type="dxa"/>
+              <w:bottom w:w="60" w:type="dxa"/>
+              <w:left w:w="100" w:type="dxa"/>
+              <w:right w:w="100" w:type="dxa"/>
+            </w:tcMar>
+          </w:tcPr>
+          <w:p>
+            <w:pPr>
+              <w:spacing w:after="0"/>
+            </w:pPr>
+            <w:r>
+              <w:rPr>
+                <w:b/>
+                <w:color w:val="0B8457"/>
+                <w:sz w:val="18"/>
+              </w:rPr>
+              <w:t>TRAY_</w:t>
+            </w:r>
+          </w:p>
+        </w:tc>
+        <w:tc>
+          <w:tcPr>
+            <w:tcW w:type="dxa" w:w="3120"/>
+            <w:shd w:fill="F4F7F6"/>
+            <w:tcMar>
+              <w:top w:w="60" w:type="dxa"/>
+              <w:bottom w:w="60" w:type="dxa"/>
+              <w:left w:w="100" w:type="dxa"/>
+              <w:right w:w="100" w:type="dxa"/>
+            </w:tcMar>
+          </w:tcPr>
+          <w:p>
+            <w:pPr>
+              <w:spacing w:after="0"/>
+            </w:pPr>
+            <w:r>
+              <w:rPr>
+                <w:sz w:val="18"/>
+              </w:rPr>
+              <w:t>Asset Palet / Keuzebalk</w:t>
+            </w:r>
+          </w:p>
+        </w:tc>
+        <w:tc>
+          <w:tcPr>
+            <w:tcW w:type="dxa" w:w="3120"/>
+            <w:shd w:fill="F4F7F6"/>
+            <w:tcMar>
+              <w:top w:w="60" w:type="dxa"/>
+              <w:bottom w:w="60" w:type="dxa"/>
+              <w:left w:w="100" w:type="dxa"/>
+              <w:right w:w="100" w:type="dxa"/>
+            </w:tcMar>
+          </w:tcPr>
+          <w:p>
+            <w:pPr>
+              <w:spacing w:after="0"/>
+            </w:pPr>
+            <w:r>
+              <w:rPr>
+                <w:sz w:val="18"/>
+              </w:rPr>
+              <w:t>TRAY_STICKER_PALETTE</w:t>
+            </w:r>
+          </w:p>
+        </w:tc>
+      </w:tr>
+      <w:tr>
+        <w:tc>
+          <w:tcPr>
+            <w:tcW w:type="dxa" w:w="3120"/>
+            <w:shd w:fill="FFFFFF"/>
+            <w:tcMar>
+              <w:top w:w="60" w:type="dxa"/>
+              <w:bottom w:w="60" w:type="dxa"/>
+              <w:left w:w="100" w:type="dxa"/>
+              <w:right w:w="100" w:type="dxa"/>
+            </w:tcMar>
+          </w:tcPr>
+          <w:p>
+            <w:pPr>
+              <w:spacing w:after="0"/>
+            </w:pPr>
+            <w:r>
+              <w:rPr>
+                <w:b/>
+                <w:color w:val="0B8457"/>
+                <w:sz w:val="18"/>
+              </w:rPr>
+              <w:t>DOCK_</w:t>
+            </w:r>
+          </w:p>
+        </w:tc>
+        <w:tc>
+          <w:tcPr>
+            <w:tcW w:type="dxa" w:w="3120"/>
+            <w:shd w:fill="FFFFFF"/>
+            <w:tcMar>
+              <w:top w:w="60" w:type="dxa"/>
+              <w:bottom w:w="60" w:type="dxa"/>
+              <w:left w:w="100" w:type="dxa"/>
+              <w:right w:w="100" w:type="dxa"/>
+            </w:tcMar>
+          </w:tcPr>
+          <w:p>
+            <w:pPr>
+              <w:spacing w:after="0"/>
+            </w:pPr>
+            <w:r>
+              <w:rPr>
+                <w:sz w:val="18"/>
+              </w:rPr>
+              <w:t>Onderste Actie- / Navigatiebalk</w:t>
+            </w:r>
+          </w:p>
+        </w:tc>
+        <w:tc>
+          <w:tcPr>
+            <w:tcW w:type="dxa" w:w="3120"/>
+            <w:shd w:fill="FFFFFF"/>
+            <w:tcMar>
+              <w:top w:w="60" w:type="dxa"/>
+              <w:bottom w:w="60" w:type="dxa"/>
+              <w:left w:w="100" w:type="dxa"/>
+              <w:right w:w="100" w:type="dxa"/>
+            </w:tcMar>
+          </w:tcPr>
+          <w:p>
+            <w:pPr>
+              <w:spacing w:after="0"/>
+            </w:pPr>
+            <w:r>
+              <w:rPr>
+                <w:sz w:val="18"/>
+              </w:rPr>
+              <w:t>DOCK_SELECTION_FOOTER, DOCK_FLIGHT_CONTROLS</w:t>
             </w:r>
           </w:p>
         </w:tc>
@@ -1120,21 +1307,13 @@
     </w:p>
     <w:p>
       <w:pPr>
-        <w:spacing w:after="160" w:line="276" w:lineRule="auto"/>
-      </w:pPr>
-      <w:r>
-        <w:t>Het Hoofdscherm dient als de primaire landingspagina van Magisch Strand Avontuur. Het zet direct een vrolijke, uitnodigende sfeer neer met het merklogo, het hoofdpersonage op de vliegende strandbezem, en snelle toegang tot de spelstart en instellingen.</w:t>
-      </w:r>
-    </w:p>
-    <w:p>
-      <w:pPr>
         <w:spacing w:before="160" w:after="80"/>
         <w:jc w:val="center"/>
       </w:pPr>
       <w:r>
         <w:drawing>
           <wp:inline xmlns:a="http://schemas.openxmlformats.org/drawingml/2006/main" xmlns:pic="http://schemas.openxmlformats.org/drawingml/2006/picture">
-            <wp:extent cx="2560320" cy="5120640"/>
+            <wp:extent cx="2377440" cy="4754880"/>
             <wp:docPr id="1" name="Picture 1"/>
             <wp:cNvGraphicFramePr>
               <a:graphicFrameLocks noChangeAspect="1"/>
@@ -1155,7 +1334,7 @@
                   <pic:spPr>
                     <a:xfrm>
                       <a:off x="0" y="0"/>
-                      <a:ext cx="2560320" cy="5120640"/>
+                      <a:ext cx="2377440" cy="4754880"/>
                     </a:xfrm>
                     <a:prstGeom prst="rect"/>
                   </pic:spPr>
@@ -1197,11 +1376,11 @@
         </w:tblBorders>
       </w:tblPr>
       <w:tblGrid>
-        <w:gridCol w:w="2160"/>
+        <w:gridCol w:w="2304"/>
         <w:gridCol w:w="1872"/>
-        <w:gridCol w:w="2304"/>
-        <w:gridCol w:w="1584"/>
+        <w:gridCol w:w="2448"/>
         <w:gridCol w:w="1440"/>
+        <w:gridCol w:w="1296"/>
       </w:tblGrid>
       <w:tr>
         <w:tc>
@@ -2186,21 +2365,13 @@
     </w:p>
     <w:p>
       <w:pPr>
-        <w:spacing w:after="160" w:line="276" w:lineRule="auto"/>
-      </w:pPr>
-      <w:r>
-        <w:t>In het Spel Selectiescherm kiest de speler uit drie beschikbare minigames / leermodi. Elke spelkaart is voorzien van een eigen icoon, titel, korte instructietoelichting en interactie-indicator.</w:t>
-      </w:r>
-    </w:p>
-    <w:p>
-      <w:pPr>
         <w:spacing w:before="160" w:after="80"/>
         <w:jc w:val="center"/>
       </w:pPr>
       <w:r>
         <w:drawing>
           <wp:inline xmlns:a="http://schemas.openxmlformats.org/drawingml/2006/main" xmlns:pic="http://schemas.openxmlformats.org/drawingml/2006/picture">
-            <wp:extent cx="2560320" cy="5361488"/>
+            <wp:extent cx="2377440" cy="4978525"/>
             <wp:docPr id="2" name="Picture 2"/>
             <wp:cNvGraphicFramePr>
               <a:graphicFrameLocks noChangeAspect="1"/>
@@ -2221,7 +2392,7 @@
                   <pic:spPr>
                     <a:xfrm>
                       <a:off x="0" y="0"/>
-                      <a:ext cx="2560320" cy="5361488"/>
+                      <a:ext cx="2377440" cy="4978525"/>
                     </a:xfrm>
                     <a:prstGeom prst="rect"/>
                   </pic:spPr>
@@ -2940,7 +3111,7 @@
               <w:rPr>
                 <w:sz w:val="17"/>
               </w:rPr>
-              <w:t>Selecteert de luister-, spreek- of typ-opdracht minigame. Subtitel: 'Luister, spreek of typ en zet het plaatje op de goede plek.'</w:t>
+              <w:t>Selecteert de luister-, spreek- of typ-opdracht minigame.</w:t>
             </w:r>
           </w:p>
         </w:tc>
@@ -2963,7 +3134,7 @@
               <w:rPr>
                 <w:sz w:val="17"/>
               </w:rPr>
-              <w:t>Witte afgeronde kaart met groene rand, spreekwolk-icoon &amp; radio-selectie</w:t>
+              <w:t>Witte afgeronde kaart met groene rand &amp; spreekwolk-icoon</w:t>
             </w:r>
           </w:p>
         </w:tc>
@@ -3059,7 +3230,7 @@
               <w:rPr>
                 <w:sz w:val="17"/>
               </w:rPr>
-              <w:t>Selecteert de meervoudige keuze minigame. Subtitel: 'Hoor een woord en kies het juiste plaatje.'</w:t>
+              <w:t>Selecteert de meervoudige keuze minigame.</w:t>
             </w:r>
           </w:p>
         </w:tc>
@@ -3082,7 +3253,7 @@
               <w:rPr>
                 <w:sz w:val="17"/>
               </w:rPr>
-              <w:t>Witte kaart met lichtblauwe rand, boek-icoon &amp; pijl-rechts</w:t>
+              <w:t>Witte kaart met lichtblauwe rand &amp; boek-icoon</w:t>
             </w:r>
           </w:p>
         </w:tc>
@@ -3178,7 +3349,7 @@
               <w:rPr>
                 <w:sz w:val="17"/>
               </w:rPr>
-              <w:t>Selecteert de spraakgestuurde bezem-vlieggame. Subtitel: 'Vlieg met je stem en zeg het strandwoord.'</w:t>
+              <w:t>Selecteert de spraakgestuurde bezem-vlieggame.</w:t>
             </w:r>
           </w:p>
         </w:tc>
@@ -3201,7 +3372,7 @@
               <w:rPr>
                 <w:sz w:val="17"/>
               </w:rPr>
-              <w:t>Zachtgele kaart met gouden rand, microfoon/bezem-icoon &amp; pijl-rechts</w:t>
+              <w:t>Zachtgele kaart met gouden rand &amp; microfoon-icoon</w:t>
             </w:r>
           </w:p>
         </w:tc>
@@ -3609,21 +3780,13 @@
     </w:p>
     <w:p>
       <w:pPr>
-        <w:spacing w:after="160" w:line="276" w:lineRule="auto"/>
-      </w:pPr>
-      <w:r>
-        <w:t>Het Instellingenscherm biedt volledige controle over de audio, spraakbegeleiding, animatie-intensiteit, ontwikkelopties (DevTools) en transparante microfoon-toestemmingen voor spraakherkenning.</w:t>
-      </w:r>
-    </w:p>
-    <w:p>
-      <w:pPr>
         <w:spacing w:before="160" w:after="80"/>
         <w:jc w:val="center"/>
       </w:pPr>
       <w:r>
         <w:drawing>
           <wp:inline xmlns:a="http://schemas.openxmlformats.org/drawingml/2006/main" xmlns:pic="http://schemas.openxmlformats.org/drawingml/2006/picture">
-            <wp:extent cx="2560320" cy="5222645"/>
+            <wp:extent cx="2377440" cy="4849599"/>
             <wp:docPr id="3" name="Picture 3"/>
             <wp:cNvGraphicFramePr>
               <a:graphicFrameLocks noChangeAspect="1"/>
@@ -3644,7 +3807,7 @@
                   <pic:spPr>
                     <a:xfrm>
                       <a:off x="0" y="0"/>
-                      <a:ext cx="2560320" cy="5222645"/>
+                      <a:ext cx="2377440" cy="4849599"/>
                     </a:xfrm>
                     <a:prstGeom prst="rect"/>
                   </pic:spPr>
@@ -3686,10 +3849,10 @@
         </w:tblBorders>
       </w:tblPr>
       <w:tblGrid>
-        <w:gridCol w:w="2448"/>
+        <w:gridCol w:w="2304"/>
         <w:gridCol w:w="1872"/>
         <w:gridCol w:w="2448"/>
-        <w:gridCol w:w="1296"/>
+        <w:gridCol w:w="1440"/>
         <w:gridCol w:w="1296"/>
       </w:tblGrid>
       <w:tr>
@@ -4125,7 +4288,7 @@
               <w:rPr>
                 <w:sz w:val="17"/>
               </w:rPr>
-              <w:t>Schakelt gesproken opdrachten en video-audio in/uit. Subtitel: 'Laat opdrachtspraak en video's horen.'</w:t>
+              <w:t>Schakelt gesproken opdrachten en video-audio in/uit.</w:t>
             </w:r>
           </w:p>
         </w:tc>
@@ -4148,7 +4311,7 @@
               <w:rPr>
                 <w:sz w:val="17"/>
               </w:rPr>
-              <w:t>Witte kaart met luidspreker-icoon en groene Toggle Switch (Aan)</w:t>
+              <w:t>Witte kaart met luidspreker-icoon en groene Toggle Switch</w:t>
             </w:r>
           </w:p>
         </w:tc>
@@ -4244,7 +4407,7 @@
               <w:rPr>
                 <w:sz w:val="17"/>
               </w:rPr>
-              <w:t>Schakelt de achtergrondmuziek in/uit. Subtitel: 'Zachte muziek op de achtergrond.'</w:t>
+              <w:t>Schakelt de achtergrondmuziek in/uit.</w:t>
             </w:r>
           </w:p>
         </w:tc>
@@ -4267,7 +4430,7 @@
               <w:rPr>
                 <w:sz w:val="17"/>
               </w:rPr>
-              <w:t>Witte kaart met muzieknoot-icoon en grijze Toggle Switch (Uit)</w:t>
+              <w:t>Witte kaart met muzieknoot-icoon en grijze Toggle Switch</w:t>
             </w:r>
           </w:p>
         </w:tc>
@@ -4363,7 +4526,7 @@
               <w:rPr>
                 <w:sz w:val="17"/>
               </w:rPr>
-              <w:t>Schakelt mascottesubsidie en automatische hints in/uit. Subtitel: 'Laat de mascotte helpen wanneer nodig.'</w:t>
+              <w:t>Schakelt mascottesubsidie en automatische hints in/uit.</w:t>
             </w:r>
           </w:p>
         </w:tc>
@@ -4386,7 +4549,7 @@
               <w:rPr>
                 <w:sz w:val="17"/>
               </w:rPr>
-              <w:t>Witte kaart met lamp-icoon en groene Toggle Switch (Aan)</w:t>
+              <w:t>Witte kaart met lamp-icoon en groene Toggle Switch</w:t>
             </w:r>
           </w:p>
         </w:tc>
@@ -4482,7 +4645,7 @@
               <w:rPr>
                 <w:sz w:val="17"/>
               </w:rPr>
-              <w:t>Vermindert animaties en pulse-effecten voor rustige ervaring. Subtitel: 'Minder beweging en minder pulse-effecten.'</w:t>
+              <w:t>Vermindert animaties en pulse-effecten voor rustige ervaring.</w:t>
             </w:r>
           </w:p>
         </w:tc>
@@ -4505,7 +4668,7 @@
               <w:rPr>
                 <w:sz w:val="17"/>
               </w:rPr>
-              <w:t>Witte kaart met oog-kruis icoon en grijze Toggle Switch (Uit)</w:t>
+              <w:t>Witte kaart met oog-kruis icoon en grijze Toggle Switch</w:t>
             </w:r>
           </w:p>
         </w:tc>
@@ -4601,7 +4764,7 @@
               <w:rPr>
                 <w:sz w:val="17"/>
               </w:rPr>
-              <w:t>Opent interactieve zone-locatie editor voor ontwikkelaars. Subtitel: 'Open de interactieve zone-locatie editor.'</w:t>
+              <w:t>Opent interactieve zone-locatie editor voor ontwikkelaars.</w:t>
             </w:r>
           </w:p>
         </w:tc>
@@ -4624,7 +4787,7 @@
               <w:rPr>
                 <w:sz w:val="17"/>
               </w:rPr>
-              <w:t>Witte kaart met sleutel-icoon en grijze Toggle Switch (Uit)</w:t>
+              <w:t>Witte kaart met sleutel-icoon en grijze Toggle Switch</w:t>
             </w:r>
           </w:p>
         </w:tc>
@@ -4720,7 +4883,7 @@
               <w:rPr>
                 <w:sz w:val="17"/>
               </w:rPr>
-              <w:t>Gele achtergrondkaart met schild-icoon die alle microfooninformatie bundelt.</w:t>
+              <w:t>Gele achtergrondkaart die alle microfooninformatie bundelt.</w:t>
             </w:r>
           </w:p>
         </w:tc>
@@ -4743,7 +4906,7 @@
               <w:rPr>
                 <w:sz w:val="17"/>
               </w:rPr>
-              <w:t>Gele afgeronde container met schild-icoon 'Microfoon en privacy'</w:t>
+              <w:t>Gele afgeronde container met schild-icoon</w:t>
             </w:r>
           </w:p>
         </w:tc>
@@ -4958,7 +5121,7 @@
               <w:rPr>
                 <w:sz w:val="17"/>
               </w:rPr>
-              <w:t>Uitklapbare knop: 'Waarom gebruiken we de microfoon?' met pijl-omlaag.</w:t>
+              <w:t>Uitklapbare knop: 'Waarom gebruiken we de microfoon?'</w:t>
             </w:r>
           </w:p>
         </w:tc>
@@ -5077,7 +5240,7 @@
               <w:rPr>
                 <w:sz w:val="17"/>
               </w:rPr>
-              <w:t>Blauw vak: 'Spraakherkenning is beschikbaar. Als spraak niet werkt op telefoon, typ dezelfde zin.'</w:t>
+              <w:t>Blauw vak met status en alternatief (typen bij storing).</w:t>
             </w:r>
           </w:p>
         </w:tc>
@@ -5196,7 +5359,7 @@
               <w:rPr>
                 <w:sz w:val="17"/>
               </w:rPr>
-              <w:t>Geel vak: 'Deze pagina mag een browser-popup voor microfoontoestemming tonen.'</w:t>
+              <w:t>Geel vak over browser-popup toestemming.</w:t>
             </w:r>
           </w:p>
         </w:tc>
@@ -5315,7 +5478,7 @@
               <w:rPr>
                 <w:sz w:val="17"/>
               </w:rPr>
-              <w:t>Herstart de spraakherkenningstest en vraagt opnieuw browser-toestemming.</w:t>
+              <w:t>Herstart de spraakherkenningstest en vraagt opnieuw toestemming.</w:t>
             </w:r>
           </w:p>
         </w:tc>
@@ -5553,7 +5716,7 @@
               <w:rPr>
                 <w:sz w:val="17"/>
               </w:rPr>
-              <w:t>Waarschuwingsvak onderaan: 'Microfoon is geblokkeerd. Zet microfoontoegang aan in de browserinstellingen...'</w:t>
+              <w:t>Waarschuwingsvak bij geblokkeerde microfoon.</w:t>
             </w:r>
           </w:p>
         </w:tc>
@@ -5627,21 +5790,13 @@
     </w:p>
     <w:p>
       <w:pPr>
-        <w:spacing w:after="160" w:line="276" w:lineRule="auto"/>
-      </w:pPr>
-      <w:r>
-        <w:t>Het Beloningsscherm wordt getoond na het voltooien van een sessie of bij het openen van het stickeroverzicht. Het geeft gedetailleerde feedback op de geleverde prestatie, verzamelde stickers, geoefende woorden en verdiende beloningssterren.</w:t>
-      </w:r>
-    </w:p>
-    <w:p>
-      <w:pPr>
         <w:spacing w:before="160" w:after="80"/>
         <w:jc w:val="center"/>
       </w:pPr>
       <w:r>
         <w:drawing>
           <wp:inline xmlns:a="http://schemas.openxmlformats.org/drawingml/2006/main" xmlns:pic="http://schemas.openxmlformats.org/drawingml/2006/picture">
-            <wp:extent cx="2560320" cy="5080945"/>
+            <wp:extent cx="2377440" cy="4718020"/>
             <wp:docPr id="4" name="Picture 4"/>
             <wp:cNvGraphicFramePr>
               <a:graphicFrameLocks noChangeAspect="1"/>
@@ -5662,7 +5817,7 @@
                   <pic:spPr>
                     <a:xfrm>
                       <a:off x="0" y="0"/>
-                      <a:ext cx="2560320" cy="5080945"/>
+                      <a:ext cx="2377440" cy="4718020"/>
                     </a:xfrm>
                     <a:prstGeom prst="rect"/>
                   </pic:spPr>
@@ -5704,10 +5859,10 @@
         </w:tblBorders>
       </w:tblPr>
       <w:tblGrid>
-        <w:gridCol w:w="2448"/>
+        <w:gridCol w:w="2304"/>
         <w:gridCol w:w="1872"/>
         <w:gridCol w:w="2448"/>
-        <w:gridCol w:w="1296"/>
+        <w:gridCol w:w="1440"/>
         <w:gridCol w:w="1296"/>
       </w:tblGrid>
       <w:tr>
@@ -6024,7 +6179,7 @@
               <w:rPr>
                 <w:sz w:val="17"/>
               </w:rPr>
-              <w:t>Centraal kader dat de verdiende sticker (bijv. Schelp Sticker) en regenboog-ster badge toont.</w:t>
+              <w:t>Centraal kader dat de verdiende sticker (Schelp Sticker) en regenboog-ster badge toont.</w:t>
             </w:r>
           </w:p>
         </w:tc>
@@ -6047,7 +6202,7 @@
               <w:rPr>
                 <w:sz w:val="17"/>
               </w:rPr>
-              <w:t>Creme achtergrond met gele rand en sticker-illustratie</w:t>
+              <w:t>Creme achtergrond met gele rand en sticker-art</w:t>
             </w:r>
           </w:p>
         </w:tc>
@@ -6143,7 +6298,7 @@
               <w:rPr>
                 <w:sz w:val="17"/>
               </w:rPr>
-              <w:t>Toont de voortgang van de stickerverzameling (bijv. '0/30' met ster-icoon).</w:t>
+              <w:t>Toont de voortgang van de stickerverzameling ('0/30' met ster).</w:t>
             </w:r>
           </w:p>
         </w:tc>
@@ -6381,7 +6536,7 @@
               <w:rPr>
                 <w:sz w:val="17"/>
               </w:rPr>
-              <w:t>Toont het aantal foutloos beantwoorde vragen (bijv. 'GOED: 0').</w:t>
+              <w:t>Toont het aantal foutloos beantwoorde vragen ('GOED: 0').</w:t>
             </w:r>
           </w:p>
         </w:tc>
@@ -6500,7 +6655,7 @@
               <w:rPr>
                 <w:sz w:val="17"/>
               </w:rPr>
-              <w:t>Toont de behaalde snelheidsbonuspuntenscore (bijv. 'TEMPO: +0').</w:t>
+              <w:t>Toont de behaalde snelheidsbonuspuntenscore ('TEMPO: +0').</w:t>
             </w:r>
           </w:p>
         </w:tc>
@@ -6619,7 +6774,7 @@
               <w:rPr>
                 <w:sz w:val="17"/>
               </w:rPr>
-              <w:t>Toont het aantal geraadpleegde hints tijdens de sessie (bijv. 'HINTS: 0').</w:t>
+              <w:t>Toont het aantal geraadpleegde hints tijdens de sessie ('HINTS: 0').</w:t>
             </w:r>
           </w:p>
         </w:tc>
@@ -6738,7 +6893,7 @@
               <w:rPr>
                 <w:sz w:val="17"/>
               </w:rPr>
-              <w:t>Toont het aantal keren dat geluid/opdracht is herhaald (bijv. 'AUDIO: 0').</w:t>
+              <w:t>Toont het aantal keren dat geluid/opdracht is herhaald ('AUDIO: 0').</w:t>
             </w:r>
           </w:p>
         </w:tc>
@@ -6857,7 +7012,7 @@
               <w:rPr>
                 <w:sz w:val="17"/>
               </w:rPr>
-              <w:t>Toont het totale aantal netto gewonnen beloningssterren (bijv. 'STERREN: +0').</w:t>
+              <w:t>Toont het totale aantal netto gewonnen beloningssterren ('STERREN: +0').</w:t>
             </w:r>
           </w:p>
         </w:tc>
@@ -6976,7 +7131,7 @@
               <w:rPr>
                 <w:sz w:val="17"/>
               </w:rPr>
-              <w:t>Overzicht van geoefende woorden. Status: 'nog geen woorden' (wanneer leeg).</w:t>
+              <w:t>Overzicht van geoefende woorden. Status: 'nog geen woorden'.</w:t>
             </w:r>
           </w:p>
         </w:tc>
@@ -7095,7 +7250,7 @@
               <w:rPr>
                 <w:sz w:val="17"/>
               </w:rPr>
-              <w:t>Overzicht van geoefende ruimtelijke plaatswoorden (bijv. 'in', 'op', 'onder'). Status: 'nog geen plaatswoorden'.</w:t>
+              <w:t>Overzicht van geoefende ruimtelijke plaatswoorden. Status: 'nog geen plaatswoorden'.</w:t>
             </w:r>
           </w:p>
         </w:tc>
@@ -7356,7 +7511,7 @@
               <w:rPr>
                 <w:sz w:val="17"/>
               </w:rPr>
-              <w:t>Groene capsule knop met herlaad/refresh-icoon en tekst 'Opnieuw'</w:t>
+              <w:t>Groene capsule knop met refresh-icoon</w:t>
             </w:r>
           </w:p>
         </w:tc>
@@ -7475,7 +7630,7 @@
               <w:rPr>
                 <w:sz w:val="17"/>
               </w:rPr>
-              <w:t>Groene capsule knop met wereldbol-icoon en tekst 'Wereld'</w:t>
+              <w:t>Groene capsule knop met wereldbol-icoon</w:t>
             </w:r>
           </w:p>
         </w:tc>
@@ -7594,7 +7749,7 @@
               <w:rPr>
                 <w:sz w:val="17"/>
               </w:rPr>
-              <w:t>Groene capsule knop met home-icoon en tekst 'Menu'</w:t>
+              <w:t>Groene capsule knop met home-icoon</w:t>
             </w:r>
           </w:p>
         </w:tc>
@@ -7640,15 +7795,8153 @@
           <w:color w:val="0B8457"/>
           <w:sz w:val="32"/>
         </w:rPr>
-        <w:t>7. Component States &amp; Geluidseffecten Matrix</w:t>
+        <w:t>7. Scherm 5: Zeg &amp; Vlieg Start &amp; Instructie Modal (SCR_ZEG_VLIEG_START)</w:t>
       </w:r>
     </w:p>
     <w:p>
       <w:pPr>
-        <w:spacing w:after="160" w:line="276" w:lineRule="auto"/>
+        <w:spacing w:before="160" w:after="80"/>
+        <w:jc w:val="center"/>
       </w:pPr>
       <w:r>
-        <w:t>Voor een consistent speelgevoel moeten alle knoppen en interactieve elementen voldoen aan dezelfde visuele toestandsveranderingen en geluidsfeedback:</w:t>
+        <w:drawing>
+          <wp:inline xmlns:a="http://schemas.openxmlformats.org/drawingml/2006/main" xmlns:pic="http://schemas.openxmlformats.org/drawingml/2006/picture">
+            <wp:extent cx="2377440" cy="4378595"/>
+            <wp:docPr id="5" name="Picture 5"/>
+            <wp:cNvGraphicFramePr>
+              <a:graphicFrameLocks noChangeAspect="1"/>
+            </wp:cNvGraphicFramePr>
+            <a:graphic>
+              <a:graphicData uri="http://schemas.openxmlformats.org/drawingml/2006/picture">
+                <pic:pic>
+                  <pic:nvPicPr>
+                    <pic:cNvPr id="0" name="media__1784879932153.png"/>
+                    <pic:cNvPicPr/>
+                  </pic:nvPicPr>
+                  <pic:blipFill>
+                    <a:blip r:embed="rId13"/>
+                    <a:stretch>
+                      <a:fillRect/>
+                    </a:stretch>
+                  </pic:blipFill>
+                  <pic:spPr>
+                    <a:xfrm>
+                      <a:off x="0" y="0"/>
+                      <a:ext cx="2377440" cy="4378595"/>
+                    </a:xfrm>
+                    <a:prstGeom prst="rect"/>
+                  </pic:spPr>
+                </pic:pic>
+              </a:graphicData>
+            </a:graphic>
+          </wp:inline>
+        </w:drawing>
+      </w:r>
+    </w:p>
+    <w:p>
+      <w:pPr>
+        <w:spacing w:after="200"/>
+        <w:jc w:val="center"/>
+      </w:pPr>
+      <w:r>
+        <w:rPr>
+          <w:rFonts w:ascii="Calibri" w:hAnsi="Calibri"/>
+          <w:i/>
+          <w:color w:val="5A6A75"/>
+          <w:sz w:val="18"/>
+        </w:rPr>
+        <w:t>Figuur: SCR_ZEG_VLIEG_START - Zeg &amp; Vlieg Instructie &amp; Start Modal</w:t>
+      </w:r>
+    </w:p>
+    <w:tbl>
+      <w:tblPr>
+        <w:tblW w:type="auto" w:w="0"/>
+        <w:jc w:val="center"/>
+        <w:tblLayout w:type="fixed"/>
+        <w:tblLook w:firstColumn="1" w:firstRow="1" w:lastColumn="0" w:lastRow="0" w:noHBand="0" w:noVBand="1" w:val="04A0"/>
+        <w:tblBorders>
+          <w:top w:val="single" w:sz="4" w:space="0" w:color="D1DCD6"/>
+          <w:left w:val="none"/>
+          <w:bottom w:val="single" w:sz="6" w:space="0" w:color="D1DCD6"/>
+          <w:right w:val="none"/>
+          <w:insideH w:val="single" w:sz="4" w:space="0" w:color="D1DCD6"/>
+          <w:insideV w:val="none"/>
+        </w:tblBorders>
+      </w:tblPr>
+      <w:tblGrid>
+        <w:gridCol w:w="2304"/>
+        <w:gridCol w:w="1872"/>
+        <w:gridCol w:w="2448"/>
+        <w:gridCol w:w="1440"/>
+        <w:gridCol w:w="1296"/>
+      </w:tblGrid>
+      <w:tr>
+        <w:tc>
+          <w:tcPr>
+            <w:tcW w:type="dxa" w:w="1872"/>
+            <w:shd w:fill="0B8457"/>
+            <w:tcMar>
+              <w:top w:w="80" w:type="dxa"/>
+              <w:bottom w:w="80" w:type="dxa"/>
+              <w:left w:w="80" w:type="dxa"/>
+              <w:right w:w="80" w:type="dxa"/>
+            </w:tcMar>
+          </w:tcPr>
+          <w:p>
+            <w:pPr>
+              <w:spacing w:after="0"/>
+            </w:pPr>
+            <w:r>
+              <w:rPr>
+                <w:b/>
+                <w:color w:val="FFFFFF"/>
+                <w:sz w:val="18"/>
+              </w:rPr>
+              <w:t>Element Code Name</w:t>
+            </w:r>
+          </w:p>
+        </w:tc>
+        <w:tc>
+          <w:tcPr>
+            <w:tcW w:type="dxa" w:w="1872"/>
+            <w:shd w:fill="0B8457"/>
+            <w:tcMar>
+              <w:top w:w="80" w:type="dxa"/>
+              <w:bottom w:w="80" w:type="dxa"/>
+              <w:left w:w="80" w:type="dxa"/>
+              <w:right w:w="80" w:type="dxa"/>
+            </w:tcMar>
+          </w:tcPr>
+          <w:p>
+            <w:pPr>
+              <w:spacing w:after="0"/>
+            </w:pPr>
+            <w:r>
+              <w:rPr>
+                <w:b/>
+                <w:color w:val="FFFFFF"/>
+                <w:sz w:val="18"/>
+              </w:rPr>
+              <w:t>Visuele Naam</w:t>
+            </w:r>
+          </w:p>
+        </w:tc>
+        <w:tc>
+          <w:tcPr>
+            <w:tcW w:type="dxa" w:w="1872"/>
+            <w:shd w:fill="0B8457"/>
+            <w:tcMar>
+              <w:top w:w="80" w:type="dxa"/>
+              <w:bottom w:w="80" w:type="dxa"/>
+              <w:left w:w="80" w:type="dxa"/>
+              <w:right w:w="80" w:type="dxa"/>
+            </w:tcMar>
+          </w:tcPr>
+          <w:p>
+            <w:pPr>
+              <w:spacing w:after="0"/>
+            </w:pPr>
+            <w:r>
+              <w:rPr>
+                <w:b/>
+                <w:color w:val="FFFFFF"/>
+                <w:sz w:val="18"/>
+              </w:rPr>
+              <w:t>Functionaliteit &amp; Omschrijving</w:t>
+            </w:r>
+          </w:p>
+        </w:tc>
+        <w:tc>
+          <w:tcPr>
+            <w:tcW w:type="dxa" w:w="1872"/>
+            <w:shd w:fill="0B8457"/>
+            <w:tcMar>
+              <w:top w:w="80" w:type="dxa"/>
+              <w:bottom w:w="80" w:type="dxa"/>
+              <w:left w:w="80" w:type="dxa"/>
+              <w:right w:w="80" w:type="dxa"/>
+            </w:tcMar>
+          </w:tcPr>
+          <w:p>
+            <w:pPr>
+              <w:spacing w:after="0"/>
+            </w:pPr>
+            <w:r>
+              <w:rPr>
+                <w:b/>
+                <w:color w:val="FFFFFF"/>
+                <w:sz w:val="18"/>
+              </w:rPr>
+              <w:t>Visuele Stijl</w:t>
+            </w:r>
+          </w:p>
+        </w:tc>
+        <w:tc>
+          <w:tcPr>
+            <w:tcW w:type="dxa" w:w="1872"/>
+            <w:shd w:fill="0B8457"/>
+            <w:tcMar>
+              <w:top w:w="80" w:type="dxa"/>
+              <w:bottom w:w="80" w:type="dxa"/>
+              <w:left w:w="80" w:type="dxa"/>
+              <w:right w:w="80" w:type="dxa"/>
+            </w:tcMar>
+          </w:tcPr>
+          <w:p>
+            <w:pPr>
+              <w:spacing w:after="0"/>
+            </w:pPr>
+            <w:r>
+              <w:rPr>
+                <w:b/>
+                <w:color w:val="FFFFFF"/>
+                <w:sz w:val="18"/>
+              </w:rPr>
+              <w:t>Doel / Actie</w:t>
+            </w:r>
+          </w:p>
+        </w:tc>
+      </w:tr>
+      <w:tr>
+        <w:tc>
+          <w:tcPr>
+            <w:tcW w:type="dxa" w:w="1872"/>
+            <w:shd w:fill="F4F7F6"/>
+            <w:tcMar>
+              <w:top w:w="60" w:type="dxa"/>
+              <w:bottom w:w="60" w:type="dxa"/>
+              <w:left w:w="80" w:type="dxa"/>
+              <w:right w:w="80" w:type="dxa"/>
+            </w:tcMar>
+          </w:tcPr>
+          <w:p>
+            <w:pPr>
+              <w:spacing w:after="0"/>
+            </w:pPr>
+            <w:r>
+              <w:rPr>
+                <w:b/>
+                <w:color w:val="0B8457"/>
+                <w:sz w:val="17"/>
+              </w:rPr>
+              <w:t>BTN_NAV_HOME</w:t>
+            </w:r>
+          </w:p>
+        </w:tc>
+        <w:tc>
+          <w:tcPr>
+            <w:tcW w:type="dxa" w:w="1872"/>
+            <w:shd w:fill="F4F7F6"/>
+            <w:tcMar>
+              <w:top w:w="60" w:type="dxa"/>
+              <w:bottom w:w="60" w:type="dxa"/>
+              <w:left w:w="80" w:type="dxa"/>
+              <w:right w:w="80" w:type="dxa"/>
+            </w:tcMar>
+          </w:tcPr>
+          <w:p>
+            <w:pPr>
+              <w:spacing w:after="0"/>
+            </w:pPr>
+            <w:r>
+              <w:rPr>
+                <w:sz w:val="17"/>
+              </w:rPr>
+              <w:t>Home Knop</w:t>
+            </w:r>
+          </w:p>
+        </w:tc>
+        <w:tc>
+          <w:tcPr>
+            <w:tcW w:type="dxa" w:w="1872"/>
+            <w:shd w:fill="F4F7F6"/>
+            <w:tcMar>
+              <w:top w:w="60" w:type="dxa"/>
+              <w:bottom w:w="60" w:type="dxa"/>
+              <w:left w:w="80" w:type="dxa"/>
+              <w:right w:w="80" w:type="dxa"/>
+            </w:tcMar>
+          </w:tcPr>
+          <w:p>
+            <w:pPr>
+              <w:spacing w:after="0"/>
+            </w:pPr>
+            <w:r>
+              <w:rPr>
+                <w:sz w:val="17"/>
+              </w:rPr>
+              <w:t>Verlaat de minigame en keert terug naar het avontuur-selectiescherm.</w:t>
+            </w:r>
+          </w:p>
+        </w:tc>
+        <w:tc>
+          <w:tcPr>
+            <w:tcW w:type="dxa" w:w="1872"/>
+            <w:shd w:fill="F4F7F6"/>
+            <w:tcMar>
+              <w:top w:w="60" w:type="dxa"/>
+              <w:bottom w:w="60" w:type="dxa"/>
+              <w:left w:w="80" w:type="dxa"/>
+              <w:right w:w="80" w:type="dxa"/>
+            </w:tcMar>
+          </w:tcPr>
+          <w:p>
+            <w:pPr>
+              <w:spacing w:after="0"/>
+            </w:pPr>
+            <w:r>
+              <w:rPr>
+                <w:sz w:val="17"/>
+              </w:rPr>
+              <w:t>Afgeronde vierkante knop met home-icoon</w:t>
+            </w:r>
+          </w:p>
+        </w:tc>
+        <w:tc>
+          <w:tcPr>
+            <w:tcW w:type="dxa" w:w="1872"/>
+            <w:shd w:fill="F4F7F6"/>
+            <w:tcMar>
+              <w:top w:w="60" w:type="dxa"/>
+              <w:bottom w:w="60" w:type="dxa"/>
+              <w:left w:w="80" w:type="dxa"/>
+              <w:right w:w="80" w:type="dxa"/>
+            </w:tcMar>
+          </w:tcPr>
+          <w:p>
+            <w:pPr>
+              <w:spacing w:after="0"/>
+            </w:pPr>
+            <w:r>
+              <w:rPr>
+                <w:sz w:val="17"/>
+              </w:rPr>
+              <w:t>Exit to Menu</w:t>
+            </w:r>
+          </w:p>
+        </w:tc>
+      </w:tr>
+      <w:tr>
+        <w:tc>
+          <w:tcPr>
+            <w:tcW w:type="dxa" w:w="1872"/>
+            <w:shd w:fill="FFFFFF"/>
+            <w:tcMar>
+              <w:top w:w="60" w:type="dxa"/>
+              <w:bottom w:w="60" w:type="dxa"/>
+              <w:left w:w="80" w:type="dxa"/>
+              <w:right w:w="80" w:type="dxa"/>
+            </w:tcMar>
+          </w:tcPr>
+          <w:p>
+            <w:pPr>
+              <w:spacing w:after="0"/>
+            </w:pPr>
+            <w:r>
+              <w:rPr>
+                <w:b/>
+                <w:color w:val="0B8457"/>
+                <w:sz w:val="17"/>
+              </w:rPr>
+              <w:t>DSP_DISTANCE_COUNTER</w:t>
+            </w:r>
+          </w:p>
+        </w:tc>
+        <w:tc>
+          <w:tcPr>
+            <w:tcW w:type="dxa" w:w="1872"/>
+            <w:shd w:fill="FFFFFF"/>
+            <w:tcMar>
+              <w:top w:w="60" w:type="dxa"/>
+              <w:bottom w:w="60" w:type="dxa"/>
+              <w:left w:w="80" w:type="dxa"/>
+              <w:right w:w="80" w:type="dxa"/>
+            </w:tcMar>
+          </w:tcPr>
+          <w:p>
+            <w:pPr>
+              <w:spacing w:after="0"/>
+            </w:pPr>
+            <w:r>
+              <w:rPr>
+                <w:sz w:val="17"/>
+              </w:rPr>
+              <w:t>Afstandsbar</w:t>
+            </w:r>
+          </w:p>
+        </w:tc>
+        <w:tc>
+          <w:tcPr>
+            <w:tcW w:type="dxa" w:w="1872"/>
+            <w:shd w:fill="FFFFFF"/>
+            <w:tcMar>
+              <w:top w:w="60" w:type="dxa"/>
+              <w:bottom w:w="60" w:type="dxa"/>
+              <w:left w:w="80" w:type="dxa"/>
+              <w:right w:w="80" w:type="dxa"/>
+            </w:tcMar>
+          </w:tcPr>
+          <w:p>
+            <w:pPr>
+              <w:spacing w:after="0"/>
+            </w:pPr>
+            <w:r>
+              <w:rPr>
+                <w:sz w:val="17"/>
+              </w:rPr>
+              <w:t>Toont de afgelegde afstand en het doel (bijv. 'Afstand 0m', progress bar 0/100).</w:t>
+            </w:r>
+          </w:p>
+        </w:tc>
+        <w:tc>
+          <w:tcPr>
+            <w:tcW w:type="dxa" w:w="1872"/>
+            <w:shd w:fill="FFFFFF"/>
+            <w:tcMar>
+              <w:top w:w="60" w:type="dxa"/>
+              <w:bottom w:w="60" w:type="dxa"/>
+              <w:left w:w="80" w:type="dxa"/>
+              <w:right w:w="80" w:type="dxa"/>
+            </w:tcMar>
+          </w:tcPr>
+          <w:p>
+            <w:pPr>
+              <w:spacing w:after="0"/>
+            </w:pPr>
+            <w:r>
+              <w:rPr>
+                <w:sz w:val="17"/>
+              </w:rPr>
+              <w:t>Blauwe capsule met voortgangsbalk</w:t>
+            </w:r>
+          </w:p>
+        </w:tc>
+        <w:tc>
+          <w:tcPr>
+            <w:tcW w:type="dxa" w:w="1872"/>
+            <w:shd w:fill="FFFFFF"/>
+            <w:tcMar>
+              <w:top w:w="60" w:type="dxa"/>
+              <w:bottom w:w="60" w:type="dxa"/>
+              <w:left w:w="80" w:type="dxa"/>
+              <w:right w:w="80" w:type="dxa"/>
+            </w:tcMar>
+          </w:tcPr>
+          <w:p>
+            <w:pPr>
+              <w:spacing w:after="0"/>
+            </w:pPr>
+            <w:r>
+              <w:rPr>
+                <w:sz w:val="17"/>
+              </w:rPr>
+              <w:t>Distance Tracker</w:t>
+            </w:r>
+          </w:p>
+        </w:tc>
+      </w:tr>
+      <w:tr>
+        <w:tc>
+          <w:tcPr>
+            <w:tcW w:type="dxa" w:w="1872"/>
+            <w:shd w:fill="F4F7F6"/>
+            <w:tcMar>
+              <w:top w:w="60" w:type="dxa"/>
+              <w:bottom w:w="60" w:type="dxa"/>
+              <w:left w:w="80" w:type="dxa"/>
+              <w:right w:w="80" w:type="dxa"/>
+            </w:tcMar>
+          </w:tcPr>
+          <w:p>
+            <w:pPr>
+              <w:spacing w:after="0"/>
+            </w:pPr>
+            <w:r>
+              <w:rPr>
+                <w:b/>
+                <w:color w:val="0B8457"/>
+                <w:sz w:val="17"/>
+              </w:rPr>
+              <w:t>DSP_LEVEL_TROPHY_BADGE</w:t>
+            </w:r>
+          </w:p>
+        </w:tc>
+        <w:tc>
+          <w:tcPr>
+            <w:tcW w:type="dxa" w:w="1872"/>
+            <w:shd w:fill="F4F7F6"/>
+            <w:tcMar>
+              <w:top w:w="60" w:type="dxa"/>
+              <w:bottom w:w="60" w:type="dxa"/>
+              <w:left w:w="80" w:type="dxa"/>
+              <w:right w:w="80" w:type="dxa"/>
+            </w:tcMar>
+          </w:tcPr>
+          <w:p>
+            <w:pPr>
+              <w:spacing w:after="0"/>
+            </w:pPr>
+            <w:r>
+              <w:rPr>
+                <w:sz w:val="17"/>
+              </w:rPr>
+              <w:t>Level &amp; Score Badge</w:t>
+            </w:r>
+          </w:p>
+        </w:tc>
+        <w:tc>
+          <w:tcPr>
+            <w:tcW w:type="dxa" w:w="1872"/>
+            <w:shd w:fill="F4F7F6"/>
+            <w:tcMar>
+              <w:top w:w="60" w:type="dxa"/>
+              <w:bottom w:w="60" w:type="dxa"/>
+              <w:left w:w="80" w:type="dxa"/>
+              <w:right w:w="80" w:type="dxa"/>
+            </w:tcMar>
+          </w:tcPr>
+          <w:p>
+            <w:pPr>
+              <w:spacing w:after="0"/>
+            </w:pPr>
+            <w:r>
+              <w:rPr>
+                <w:sz w:val="17"/>
+              </w:rPr>
+              <w:t>Toont trofeebadge '0', sterren '0' en actueel level 'Level 1'.</w:t>
+            </w:r>
+          </w:p>
+        </w:tc>
+        <w:tc>
+          <w:tcPr>
+            <w:tcW w:type="dxa" w:w="1872"/>
+            <w:shd w:fill="F4F7F6"/>
+            <w:tcMar>
+              <w:top w:w="60" w:type="dxa"/>
+              <w:bottom w:w="60" w:type="dxa"/>
+              <w:left w:w="80" w:type="dxa"/>
+              <w:right w:w="80" w:type="dxa"/>
+            </w:tcMar>
+          </w:tcPr>
+          <w:p>
+            <w:pPr>
+              <w:spacing w:after="0"/>
+            </w:pPr>
+            <w:r>
+              <w:rPr>
+                <w:sz w:val="17"/>
+              </w:rPr>
+              <w:t>Blauwe pil met trofee en sterren-icoon</w:t>
+            </w:r>
+          </w:p>
+        </w:tc>
+        <w:tc>
+          <w:tcPr>
+            <w:tcW w:type="dxa" w:w="1872"/>
+            <w:shd w:fill="F4F7F6"/>
+            <w:tcMar>
+              <w:top w:w="60" w:type="dxa"/>
+              <w:bottom w:w="60" w:type="dxa"/>
+              <w:left w:w="80" w:type="dxa"/>
+              <w:right w:w="80" w:type="dxa"/>
+            </w:tcMar>
+          </w:tcPr>
+          <w:p>
+            <w:pPr>
+              <w:spacing w:after="0"/>
+            </w:pPr>
+            <w:r>
+              <w:rPr>
+                <w:sz w:val="17"/>
+              </w:rPr>
+              <w:t>Score &amp; Level Display</w:t>
+            </w:r>
+          </w:p>
+        </w:tc>
+      </w:tr>
+      <w:tr>
+        <w:tc>
+          <w:tcPr>
+            <w:tcW w:type="dxa" w:w="1872"/>
+            <w:shd w:fill="FFFFFF"/>
+            <w:tcMar>
+              <w:top w:w="60" w:type="dxa"/>
+              <w:bottom w:w="60" w:type="dxa"/>
+              <w:left w:w="80" w:type="dxa"/>
+              <w:right w:w="80" w:type="dxa"/>
+            </w:tcMar>
+          </w:tcPr>
+          <w:p>
+            <w:pPr>
+              <w:spacing w:after="0"/>
+            </w:pPr>
+            <w:r>
+              <w:rPr>
+                <w:b/>
+                <w:color w:val="0B8457"/>
+                <w:sz w:val="17"/>
+              </w:rPr>
+              <w:t>CARD_MODAL_ZEG_VLIEG_START</w:t>
+            </w:r>
+          </w:p>
+        </w:tc>
+        <w:tc>
+          <w:tcPr>
+            <w:tcW w:type="dxa" w:w="1872"/>
+            <w:shd w:fill="FFFFFF"/>
+            <w:tcMar>
+              <w:top w:w="60" w:type="dxa"/>
+              <w:bottom w:w="60" w:type="dxa"/>
+              <w:left w:w="80" w:type="dxa"/>
+              <w:right w:w="80" w:type="dxa"/>
+            </w:tcMar>
+          </w:tcPr>
+          <w:p>
+            <w:pPr>
+              <w:spacing w:after="0"/>
+            </w:pPr>
+            <w:r>
+              <w:rPr>
+                <w:sz w:val="17"/>
+              </w:rPr>
+              <w:t>Instructie Card Modal</w:t>
+            </w:r>
+          </w:p>
+        </w:tc>
+        <w:tc>
+          <w:tcPr>
+            <w:tcW w:type="dxa" w:w="1872"/>
+            <w:shd w:fill="FFFFFF"/>
+            <w:tcMar>
+              <w:top w:w="60" w:type="dxa"/>
+              <w:bottom w:w="60" w:type="dxa"/>
+              <w:left w:w="80" w:type="dxa"/>
+              <w:right w:w="80" w:type="dxa"/>
+            </w:tcMar>
+          </w:tcPr>
+          <w:p>
+            <w:pPr>
+              <w:spacing w:after="0"/>
+            </w:pPr>
+            <w:r>
+              <w:rPr>
+                <w:sz w:val="17"/>
+              </w:rPr>
+              <w:t>Centraal wit venster met de instructies en instellingen van Zeg &amp; Vlieg.</w:t>
+            </w:r>
+          </w:p>
+        </w:tc>
+        <w:tc>
+          <w:tcPr>
+            <w:tcW w:type="dxa" w:w="1872"/>
+            <w:shd w:fill="FFFFFF"/>
+            <w:tcMar>
+              <w:top w:w="60" w:type="dxa"/>
+              <w:bottom w:w="60" w:type="dxa"/>
+              <w:left w:w="80" w:type="dxa"/>
+              <w:right w:w="80" w:type="dxa"/>
+            </w:tcMar>
+          </w:tcPr>
+          <w:p>
+            <w:pPr>
+              <w:spacing w:after="0"/>
+            </w:pPr>
+            <w:r>
+              <w:rPr>
+                <w:sz w:val="17"/>
+              </w:rPr>
+              <w:t>Witte kaart met afgeronde hoeken en schaduw</w:t>
+            </w:r>
+          </w:p>
+        </w:tc>
+        <w:tc>
+          <w:tcPr>
+            <w:tcW w:type="dxa" w:w="1872"/>
+            <w:shd w:fill="FFFFFF"/>
+            <w:tcMar>
+              <w:top w:w="60" w:type="dxa"/>
+              <w:bottom w:w="60" w:type="dxa"/>
+              <w:left w:w="80" w:type="dxa"/>
+              <w:right w:w="80" w:type="dxa"/>
+            </w:tcMar>
+          </w:tcPr>
+          <w:p>
+            <w:pPr>
+              <w:spacing w:after="0"/>
+            </w:pPr>
+            <w:r>
+              <w:rPr>
+                <w:sz w:val="17"/>
+              </w:rPr>
+              <w:t>Instruction Container</w:t>
+            </w:r>
+          </w:p>
+        </w:tc>
+      </w:tr>
+      <w:tr>
+        <w:tc>
+          <w:tcPr>
+            <w:tcW w:type="dxa" w:w="1872"/>
+            <w:shd w:fill="F4F7F6"/>
+            <w:tcMar>
+              <w:top w:w="60" w:type="dxa"/>
+              <w:bottom w:w="60" w:type="dxa"/>
+              <w:left w:w="80" w:type="dxa"/>
+              <w:right w:w="80" w:type="dxa"/>
+            </w:tcMar>
+          </w:tcPr>
+          <w:p>
+            <w:pPr>
+              <w:spacing w:after="0"/>
+            </w:pPr>
+            <w:r>
+              <w:rPr>
+                <w:b/>
+                <w:color w:val="0B8457"/>
+                <w:sz w:val="17"/>
+              </w:rPr>
+              <w:t>BADGE_MODAL_STAR_HEADER</w:t>
+            </w:r>
+          </w:p>
+        </w:tc>
+        <w:tc>
+          <w:tcPr>
+            <w:tcW w:type="dxa" w:w="1872"/>
+            <w:shd w:fill="F4F7F6"/>
+            <w:tcMar>
+              <w:top w:w="60" w:type="dxa"/>
+              <w:bottom w:w="60" w:type="dxa"/>
+              <w:left w:w="80" w:type="dxa"/>
+              <w:right w:w="80" w:type="dxa"/>
+            </w:tcMar>
+          </w:tcPr>
+          <w:p>
+            <w:pPr>
+              <w:spacing w:after="0"/>
+            </w:pPr>
+            <w:r>
+              <w:rPr>
+                <w:sz w:val="17"/>
+              </w:rPr>
+              <w:t>Ster Mascotte Header</w:t>
+            </w:r>
+          </w:p>
+        </w:tc>
+        <w:tc>
+          <w:tcPr>
+            <w:tcW w:type="dxa" w:w="1872"/>
+            <w:shd w:fill="F4F7F6"/>
+            <w:tcMar>
+              <w:top w:w="60" w:type="dxa"/>
+              <w:bottom w:w="60" w:type="dxa"/>
+              <w:left w:w="80" w:type="dxa"/>
+              <w:right w:w="80" w:type="dxa"/>
+            </w:tcMar>
+          </w:tcPr>
+          <w:p>
+            <w:pPr>
+              <w:spacing w:after="0"/>
+            </w:pPr>
+            <w:r>
+              <w:rPr>
+                <w:sz w:val="17"/>
+              </w:rPr>
+              <w:t>Badge met vrolijke regenboogster-mascotte boven de titel.</w:t>
+            </w:r>
+          </w:p>
+        </w:tc>
+        <w:tc>
+          <w:tcPr>
+            <w:tcW w:type="dxa" w:w="1872"/>
+            <w:shd w:fill="F4F7F6"/>
+            <w:tcMar>
+              <w:top w:w="60" w:type="dxa"/>
+              <w:bottom w:w="60" w:type="dxa"/>
+              <w:left w:w="80" w:type="dxa"/>
+              <w:right w:w="80" w:type="dxa"/>
+            </w:tcMar>
+          </w:tcPr>
+          <w:p>
+            <w:pPr>
+              <w:spacing w:after="0"/>
+            </w:pPr>
+            <w:r>
+              <w:rPr>
+                <w:sz w:val="17"/>
+              </w:rPr>
+              <w:t>Gele afgeronde vierkante badge</w:t>
+            </w:r>
+          </w:p>
+        </w:tc>
+        <w:tc>
+          <w:tcPr>
+            <w:tcW w:type="dxa" w:w="1872"/>
+            <w:shd w:fill="F4F7F6"/>
+            <w:tcMar>
+              <w:top w:w="60" w:type="dxa"/>
+              <w:bottom w:w="60" w:type="dxa"/>
+              <w:left w:w="80" w:type="dxa"/>
+              <w:right w:w="80" w:type="dxa"/>
+            </w:tcMar>
+          </w:tcPr>
+          <w:p>
+            <w:pPr>
+              <w:spacing w:after="0"/>
+            </w:pPr>
+            <w:r>
+              <w:rPr>
+                <w:sz w:val="17"/>
+              </w:rPr>
+              <w:t>Visual Mascot Header</w:t>
+            </w:r>
+          </w:p>
+        </w:tc>
+      </w:tr>
+      <w:tr>
+        <w:tc>
+          <w:tcPr>
+            <w:tcW w:type="dxa" w:w="1872"/>
+            <w:shd w:fill="FFFFFF"/>
+            <w:tcMar>
+              <w:top w:w="60" w:type="dxa"/>
+              <w:bottom w:w="60" w:type="dxa"/>
+              <w:left w:w="80" w:type="dxa"/>
+              <w:right w:w="80" w:type="dxa"/>
+            </w:tcMar>
+          </w:tcPr>
+          <w:p>
+            <w:pPr>
+              <w:spacing w:after="0"/>
+            </w:pPr>
+            <w:r>
+              <w:rPr>
+                <w:b/>
+                <w:color w:val="0B8457"/>
+                <w:sz w:val="17"/>
+              </w:rPr>
+              <w:t>TTL_MODAL_TITLE</w:t>
+            </w:r>
+          </w:p>
+        </w:tc>
+        <w:tc>
+          <w:tcPr>
+            <w:tcW w:type="dxa" w:w="1872"/>
+            <w:shd w:fill="FFFFFF"/>
+            <w:tcMar>
+              <w:top w:w="60" w:type="dxa"/>
+              <w:bottom w:w="60" w:type="dxa"/>
+              <w:left w:w="80" w:type="dxa"/>
+              <w:right w:w="80" w:type="dxa"/>
+            </w:tcMar>
+          </w:tcPr>
+          <w:p>
+            <w:pPr>
+              <w:spacing w:after="0"/>
+            </w:pPr>
+            <w:r>
+              <w:rPr>
+                <w:sz w:val="17"/>
+              </w:rPr>
+              <w:t>Modal Titel</w:t>
+            </w:r>
+          </w:p>
+        </w:tc>
+        <w:tc>
+          <w:tcPr>
+            <w:tcW w:type="dxa" w:w="1872"/>
+            <w:shd w:fill="FFFFFF"/>
+            <w:tcMar>
+              <w:top w:w="60" w:type="dxa"/>
+              <w:bottom w:w="60" w:type="dxa"/>
+              <w:left w:w="80" w:type="dxa"/>
+              <w:right w:w="80" w:type="dxa"/>
+            </w:tcMar>
+          </w:tcPr>
+          <w:p>
+            <w:pPr>
+              <w:spacing w:after="0"/>
+            </w:pPr>
+            <w:r>
+              <w:rPr>
+                <w:sz w:val="17"/>
+              </w:rPr>
+              <w:t>Titel van de minigame: 'Zeg &amp; Vlieg'.</w:t>
+            </w:r>
+          </w:p>
+        </w:tc>
+        <w:tc>
+          <w:tcPr>
+            <w:tcW w:type="dxa" w:w="1872"/>
+            <w:shd w:fill="FFFFFF"/>
+            <w:tcMar>
+              <w:top w:w="60" w:type="dxa"/>
+              <w:bottom w:w="60" w:type="dxa"/>
+              <w:left w:w="80" w:type="dxa"/>
+              <w:right w:w="80" w:type="dxa"/>
+            </w:tcMar>
+          </w:tcPr>
+          <w:p>
+            <w:pPr>
+              <w:spacing w:after="0"/>
+            </w:pPr>
+            <w:r>
+              <w:rPr>
+                <w:sz w:val="17"/>
+              </w:rPr>
+              <w:t>Donkerblauwe vetgedrukte titel</w:t>
+            </w:r>
+          </w:p>
+        </w:tc>
+        <w:tc>
+          <w:tcPr>
+            <w:tcW w:type="dxa" w:w="1872"/>
+            <w:shd w:fill="FFFFFF"/>
+            <w:tcMar>
+              <w:top w:w="60" w:type="dxa"/>
+              <w:bottom w:w="60" w:type="dxa"/>
+              <w:left w:w="80" w:type="dxa"/>
+              <w:right w:w="80" w:type="dxa"/>
+            </w:tcMar>
+          </w:tcPr>
+          <w:p>
+            <w:pPr>
+              <w:spacing w:after="0"/>
+            </w:pPr>
+            <w:r>
+              <w:rPr>
+                <w:sz w:val="17"/>
+              </w:rPr>
+              <w:t>Minigame Title</w:t>
+            </w:r>
+          </w:p>
+        </w:tc>
+      </w:tr>
+      <w:tr>
+        <w:tc>
+          <w:tcPr>
+            <w:tcW w:type="dxa" w:w="1872"/>
+            <w:shd w:fill="F4F7F6"/>
+            <w:tcMar>
+              <w:top w:w="60" w:type="dxa"/>
+              <w:bottom w:w="60" w:type="dxa"/>
+              <w:left w:w="80" w:type="dxa"/>
+              <w:right w:w="80" w:type="dxa"/>
+            </w:tcMar>
+          </w:tcPr>
+          <w:p>
+            <w:pPr>
+              <w:spacing w:after="0"/>
+            </w:pPr>
+            <w:r>
+              <w:rPr>
+                <w:b/>
+                <w:color w:val="0B8457"/>
+                <w:sz w:val="17"/>
+              </w:rPr>
+              <w:t>LBL_MODAL_INSTRUCTION</w:t>
+            </w:r>
+          </w:p>
+        </w:tc>
+        <w:tc>
+          <w:tcPr>
+            <w:tcW w:type="dxa" w:w="1872"/>
+            <w:shd w:fill="F4F7F6"/>
+            <w:tcMar>
+              <w:top w:w="60" w:type="dxa"/>
+              <w:bottom w:w="60" w:type="dxa"/>
+              <w:left w:w="80" w:type="dxa"/>
+              <w:right w:w="80" w:type="dxa"/>
+            </w:tcMar>
+          </w:tcPr>
+          <w:p>
+            <w:pPr>
+              <w:spacing w:after="0"/>
+            </w:pPr>
+            <w:r>
+              <w:rPr>
+                <w:sz w:val="17"/>
+              </w:rPr>
+              <w:t>Instructietekst</w:t>
+            </w:r>
+          </w:p>
+        </w:tc>
+        <w:tc>
+          <w:tcPr>
+            <w:tcW w:type="dxa" w:w="1872"/>
+            <w:shd w:fill="F4F7F6"/>
+            <w:tcMar>
+              <w:top w:w="60" w:type="dxa"/>
+              <w:bottom w:w="60" w:type="dxa"/>
+              <w:left w:w="80" w:type="dxa"/>
+              <w:right w:w="80" w:type="dxa"/>
+            </w:tcMar>
+          </w:tcPr>
+          <w:p>
+            <w:pPr>
+              <w:spacing w:after="0"/>
+            </w:pPr>
+            <w:r>
+              <w:rPr>
+                <w:sz w:val="17"/>
+              </w:rPr>
+              <w:t>Spelregels: 'Vlieg zo ver mogelijk. Noem plaatjes die je ziet. Raak geen obstakel.'</w:t>
+            </w:r>
+          </w:p>
+        </w:tc>
+        <w:tc>
+          <w:tcPr>
+            <w:tcW w:type="dxa" w:w="1872"/>
+            <w:shd w:fill="F4F7F6"/>
+            <w:tcMar>
+              <w:top w:w="60" w:type="dxa"/>
+              <w:bottom w:w="60" w:type="dxa"/>
+              <w:left w:w="80" w:type="dxa"/>
+              <w:right w:w="80" w:type="dxa"/>
+            </w:tcMar>
+          </w:tcPr>
+          <w:p>
+            <w:pPr>
+              <w:spacing w:after="0"/>
+            </w:pPr>
+            <w:r>
+              <w:rPr>
+                <w:sz w:val="17"/>
+              </w:rPr>
+              <w:t>Donkergrijze instructietekst</w:t>
+            </w:r>
+          </w:p>
+        </w:tc>
+        <w:tc>
+          <w:tcPr>
+            <w:tcW w:type="dxa" w:w="1872"/>
+            <w:shd w:fill="F4F7F6"/>
+            <w:tcMar>
+              <w:top w:w="60" w:type="dxa"/>
+              <w:bottom w:w="60" w:type="dxa"/>
+              <w:left w:w="80" w:type="dxa"/>
+              <w:right w:w="80" w:type="dxa"/>
+            </w:tcMar>
+          </w:tcPr>
+          <w:p>
+            <w:pPr>
+              <w:spacing w:after="0"/>
+            </w:pPr>
+            <w:r>
+              <w:rPr>
+                <w:sz w:val="17"/>
+              </w:rPr>
+              <w:t>Game Objective</w:t>
+            </w:r>
+          </w:p>
+        </w:tc>
+      </w:tr>
+      <w:tr>
+        <w:tc>
+          <w:tcPr>
+            <w:tcW w:type="dxa" w:w="1872"/>
+            <w:shd w:fill="FFFFFF"/>
+            <w:tcMar>
+              <w:top w:w="60" w:type="dxa"/>
+              <w:bottom w:w="60" w:type="dxa"/>
+              <w:left w:w="80" w:type="dxa"/>
+              <w:right w:w="80" w:type="dxa"/>
+            </w:tcMar>
+          </w:tcPr>
+          <w:p>
+            <w:pPr>
+              <w:spacing w:after="0"/>
+            </w:pPr>
+            <w:r>
+              <w:rPr>
+                <w:b/>
+                <w:color w:val="0B8457"/>
+                <w:sz w:val="17"/>
+              </w:rPr>
+              <w:t>CONTAINER_TARGET_WORDS</w:t>
+            </w:r>
+          </w:p>
+        </w:tc>
+        <w:tc>
+          <w:tcPr>
+            <w:tcW w:type="dxa" w:w="1872"/>
+            <w:shd w:fill="FFFFFF"/>
+            <w:tcMar>
+              <w:top w:w="60" w:type="dxa"/>
+              <w:bottom w:w="60" w:type="dxa"/>
+              <w:left w:w="80" w:type="dxa"/>
+              <w:right w:w="80" w:type="dxa"/>
+            </w:tcMar>
+          </w:tcPr>
+          <w:p>
+            <w:pPr>
+              <w:spacing w:after="0"/>
+            </w:pPr>
+            <w:r>
+              <w:rPr>
+                <w:sz w:val="17"/>
+              </w:rPr>
+              <w:t>Doelwoorden Container</w:t>
+            </w:r>
+          </w:p>
+        </w:tc>
+        <w:tc>
+          <w:tcPr>
+            <w:tcW w:type="dxa" w:w="1872"/>
+            <w:shd w:fill="FFFFFF"/>
+            <w:tcMar>
+              <w:top w:w="60" w:type="dxa"/>
+              <w:bottom w:w="60" w:type="dxa"/>
+              <w:left w:w="80" w:type="dxa"/>
+              <w:right w:w="80" w:type="dxa"/>
+            </w:tcMar>
+          </w:tcPr>
+          <w:p>
+            <w:pPr>
+              <w:spacing w:after="0"/>
+            </w:pPr>
+            <w:r>
+              <w:rPr>
+                <w:sz w:val="17"/>
+              </w:rPr>
+              <w:t>Verzameling van te noemen strandwoorden met ster-iconen.</w:t>
+            </w:r>
+          </w:p>
+        </w:tc>
+        <w:tc>
+          <w:tcPr>
+            <w:tcW w:type="dxa" w:w="1872"/>
+            <w:shd w:fill="FFFFFF"/>
+            <w:tcMar>
+              <w:top w:w="60" w:type="dxa"/>
+              <w:bottom w:w="60" w:type="dxa"/>
+              <w:left w:w="80" w:type="dxa"/>
+              <w:right w:w="80" w:type="dxa"/>
+            </w:tcMar>
+          </w:tcPr>
+          <w:p>
+            <w:pPr>
+              <w:spacing w:after="0"/>
+            </w:pPr>
+            <w:r>
+              <w:rPr>
+                <w:sz w:val="17"/>
+              </w:rPr>
+              <w:t>Raster van gele pil-tags met sterren</w:t>
+            </w:r>
+          </w:p>
+        </w:tc>
+        <w:tc>
+          <w:tcPr>
+            <w:tcW w:type="dxa" w:w="1872"/>
+            <w:shd w:fill="FFFFFF"/>
+            <w:tcMar>
+              <w:top w:w="60" w:type="dxa"/>
+              <w:bottom w:w="60" w:type="dxa"/>
+              <w:left w:w="80" w:type="dxa"/>
+              <w:right w:w="80" w:type="dxa"/>
+            </w:tcMar>
+          </w:tcPr>
+          <w:p>
+            <w:pPr>
+              <w:spacing w:after="0"/>
+            </w:pPr>
+            <w:r>
+              <w:rPr>
+                <w:sz w:val="17"/>
+              </w:rPr>
+              <w:t>Target Vocabulary List</w:t>
+            </w:r>
+          </w:p>
+        </w:tc>
+      </w:tr>
+      <w:tr>
+        <w:tc>
+          <w:tcPr>
+            <w:tcW w:type="dxa" w:w="1872"/>
+            <w:shd w:fill="F4F7F6"/>
+            <w:tcMar>
+              <w:top w:w="60" w:type="dxa"/>
+              <w:bottom w:w="60" w:type="dxa"/>
+              <w:left w:w="80" w:type="dxa"/>
+              <w:right w:w="80" w:type="dxa"/>
+            </w:tcMar>
+          </w:tcPr>
+          <w:p>
+            <w:pPr>
+              <w:spacing w:after="0"/>
+            </w:pPr>
+            <w:r>
+              <w:rPr>
+                <w:b/>
+                <w:color w:val="0B8457"/>
+                <w:sz w:val="17"/>
+              </w:rPr>
+              <w:t>CHIP_WORD_TAGS</w:t>
+            </w:r>
+          </w:p>
+        </w:tc>
+        <w:tc>
+          <w:tcPr>
+            <w:tcW w:type="dxa" w:w="1872"/>
+            <w:shd w:fill="F4F7F6"/>
+            <w:tcMar>
+              <w:top w:w="60" w:type="dxa"/>
+              <w:bottom w:w="60" w:type="dxa"/>
+              <w:left w:w="80" w:type="dxa"/>
+              <w:right w:w="80" w:type="dxa"/>
+            </w:tcMar>
+          </w:tcPr>
+          <w:p>
+            <w:pPr>
+              <w:spacing w:after="0"/>
+            </w:pPr>
+            <w:r>
+              <w:rPr>
+                <w:sz w:val="17"/>
+              </w:rPr>
+              <w:t>Doelwoord Chips</w:t>
+            </w:r>
+          </w:p>
+        </w:tc>
+        <w:tc>
+          <w:tcPr>
+            <w:tcW w:type="dxa" w:w="1872"/>
+            <w:shd w:fill="F4F7F6"/>
+            <w:tcMar>
+              <w:top w:w="60" w:type="dxa"/>
+              <w:bottom w:w="60" w:type="dxa"/>
+              <w:left w:w="80" w:type="dxa"/>
+              <w:right w:w="80" w:type="dxa"/>
+            </w:tcMar>
+          </w:tcPr>
+          <w:p>
+            <w:pPr>
+              <w:spacing w:after="0"/>
+            </w:pPr>
+            <w:r>
+              <w:rPr>
+                <w:sz w:val="17"/>
+              </w:rPr>
+              <w:t>Individuele chips: 'parasol', 'zon', 'schelp', 'dolfijn', 'krab', 'boot', 'bal'.</w:t>
+            </w:r>
+          </w:p>
+        </w:tc>
+        <w:tc>
+          <w:tcPr>
+            <w:tcW w:type="dxa" w:w="1872"/>
+            <w:shd w:fill="F4F7F6"/>
+            <w:tcMar>
+              <w:top w:w="60" w:type="dxa"/>
+              <w:bottom w:w="60" w:type="dxa"/>
+              <w:left w:w="80" w:type="dxa"/>
+              <w:right w:w="80" w:type="dxa"/>
+            </w:tcMar>
+          </w:tcPr>
+          <w:p>
+            <w:pPr>
+              <w:spacing w:after="0"/>
+            </w:pPr>
+            <w:r>
+              <w:rPr>
+                <w:sz w:val="17"/>
+              </w:rPr>
+              <w:t>Gele capsules met ster-icoon en tekst</w:t>
+            </w:r>
+          </w:p>
+        </w:tc>
+        <w:tc>
+          <w:tcPr>
+            <w:tcW w:type="dxa" w:w="1872"/>
+            <w:shd w:fill="F4F7F6"/>
+            <w:tcMar>
+              <w:top w:w="60" w:type="dxa"/>
+              <w:bottom w:w="60" w:type="dxa"/>
+              <w:left w:w="80" w:type="dxa"/>
+              <w:right w:w="80" w:type="dxa"/>
+            </w:tcMar>
+          </w:tcPr>
+          <w:p>
+            <w:pPr>
+              <w:spacing w:after="0"/>
+            </w:pPr>
+            <w:r>
+              <w:rPr>
+                <w:sz w:val="17"/>
+              </w:rPr>
+              <w:t>Vocabulary Tag Item</w:t>
+            </w:r>
+          </w:p>
+        </w:tc>
+      </w:tr>
+      <w:tr>
+        <w:tc>
+          <w:tcPr>
+            <w:tcW w:type="dxa" w:w="1872"/>
+            <w:shd w:fill="FFFFFF"/>
+            <w:tcMar>
+              <w:top w:w="60" w:type="dxa"/>
+              <w:bottom w:w="60" w:type="dxa"/>
+              <w:left w:w="80" w:type="dxa"/>
+              <w:right w:w="80" w:type="dxa"/>
+            </w:tcMar>
+          </w:tcPr>
+          <w:p>
+            <w:pPr>
+              <w:spacing w:after="0"/>
+            </w:pPr>
+            <w:r>
+              <w:rPr>
+                <w:b/>
+                <w:color w:val="0B8457"/>
+                <w:sz w:val="17"/>
+              </w:rPr>
+              <w:t>INFOBOX_PRIVACY_NOTE</w:t>
+            </w:r>
+          </w:p>
+        </w:tc>
+        <w:tc>
+          <w:tcPr>
+            <w:tcW w:type="dxa" w:w="1872"/>
+            <w:shd w:fill="FFFFFF"/>
+            <w:tcMar>
+              <w:top w:w="60" w:type="dxa"/>
+              <w:bottom w:w="60" w:type="dxa"/>
+              <w:left w:w="80" w:type="dxa"/>
+              <w:right w:w="80" w:type="dxa"/>
+            </w:tcMar>
+          </w:tcPr>
+          <w:p>
+            <w:pPr>
+              <w:spacing w:after="0"/>
+            </w:pPr>
+            <w:r>
+              <w:rPr>
+                <w:sz w:val="17"/>
+              </w:rPr>
+              <w:t>Privacy Garantiestempel</w:t>
+            </w:r>
+          </w:p>
+        </w:tc>
+        <w:tc>
+          <w:tcPr>
+            <w:tcW w:type="dxa" w:w="1872"/>
+            <w:shd w:fill="FFFFFF"/>
+            <w:tcMar>
+              <w:top w:w="60" w:type="dxa"/>
+              <w:bottom w:w="60" w:type="dxa"/>
+              <w:left w:w="80" w:type="dxa"/>
+              <w:right w:w="80" w:type="dxa"/>
+            </w:tcMar>
+          </w:tcPr>
+          <w:p>
+            <w:pPr>
+              <w:spacing w:after="0"/>
+            </w:pPr>
+            <w:r>
+              <w:rPr>
+                <w:sz w:val="17"/>
+              </w:rPr>
+              <w:t>Groene pil met schild-icoon: 'We slaan geen opname op.'</w:t>
+            </w:r>
+          </w:p>
+        </w:tc>
+        <w:tc>
+          <w:tcPr>
+            <w:tcW w:type="dxa" w:w="1872"/>
+            <w:shd w:fill="FFFFFF"/>
+            <w:tcMar>
+              <w:top w:w="60" w:type="dxa"/>
+              <w:bottom w:w="60" w:type="dxa"/>
+              <w:left w:w="80" w:type="dxa"/>
+              <w:right w:w="80" w:type="dxa"/>
+            </w:tcMar>
+          </w:tcPr>
+          <w:p>
+            <w:pPr>
+              <w:spacing w:after="0"/>
+            </w:pPr>
+            <w:r>
+              <w:rPr>
+                <w:sz w:val="17"/>
+              </w:rPr>
+              <w:t>Groen afgerond vak met schild-icoon</w:t>
+            </w:r>
+          </w:p>
+        </w:tc>
+        <w:tc>
+          <w:tcPr>
+            <w:tcW w:type="dxa" w:w="1872"/>
+            <w:shd w:fill="FFFFFF"/>
+            <w:tcMar>
+              <w:top w:w="60" w:type="dxa"/>
+              <w:bottom w:w="60" w:type="dxa"/>
+              <w:left w:w="80" w:type="dxa"/>
+              <w:right w:w="80" w:type="dxa"/>
+            </w:tcMar>
+          </w:tcPr>
+          <w:p>
+            <w:pPr>
+              <w:spacing w:after="0"/>
+            </w:pPr>
+            <w:r>
+              <w:rPr>
+                <w:sz w:val="17"/>
+              </w:rPr>
+              <w:t>Privacy Assurance</w:t>
+            </w:r>
+          </w:p>
+        </w:tc>
+      </w:tr>
+      <w:tr>
+        <w:tc>
+          <w:tcPr>
+            <w:tcW w:type="dxa" w:w="1872"/>
+            <w:shd w:fill="F4F7F6"/>
+            <w:tcMar>
+              <w:top w:w="60" w:type="dxa"/>
+              <w:bottom w:w="60" w:type="dxa"/>
+              <w:left w:w="80" w:type="dxa"/>
+              <w:right w:w="80" w:type="dxa"/>
+            </w:tcMar>
+          </w:tcPr>
+          <w:p>
+            <w:pPr>
+              <w:spacing w:after="0"/>
+            </w:pPr>
+            <w:r>
+              <w:rPr>
+                <w:b/>
+                <w:color w:val="0B8457"/>
+                <w:sz w:val="17"/>
+              </w:rPr>
+              <w:t>BTN_PRIMARY_START_FLY</w:t>
+            </w:r>
+          </w:p>
+        </w:tc>
+        <w:tc>
+          <w:tcPr>
+            <w:tcW w:type="dxa" w:w="1872"/>
+            <w:shd w:fill="F4F7F6"/>
+            <w:tcMar>
+              <w:top w:w="60" w:type="dxa"/>
+              <w:bottom w:w="60" w:type="dxa"/>
+              <w:left w:w="80" w:type="dxa"/>
+              <w:right w:w="80" w:type="dxa"/>
+            </w:tcMar>
+          </w:tcPr>
+          <w:p>
+            <w:pPr>
+              <w:spacing w:after="0"/>
+            </w:pPr>
+            <w:r>
+              <w:rPr>
+                <w:sz w:val="17"/>
+              </w:rPr>
+              <w:t>Start Knop</w:t>
+            </w:r>
+          </w:p>
+        </w:tc>
+        <w:tc>
+          <w:tcPr>
+            <w:tcW w:type="dxa" w:w="1872"/>
+            <w:shd w:fill="F4F7F6"/>
+            <w:tcMar>
+              <w:top w:w="60" w:type="dxa"/>
+              <w:bottom w:w="60" w:type="dxa"/>
+              <w:left w:w="80" w:type="dxa"/>
+              <w:right w:w="80" w:type="dxa"/>
+            </w:tcMar>
+          </w:tcPr>
+          <w:p>
+            <w:pPr>
+              <w:spacing w:after="0"/>
+            </w:pPr>
+            <w:r>
+              <w:rPr>
+                <w:sz w:val="17"/>
+              </w:rPr>
+              <w:t>Start direct de actieve vlieg-gameplay (SCR_ZEG_VLIEG_ACTIVE).</w:t>
+            </w:r>
+          </w:p>
+        </w:tc>
+        <w:tc>
+          <w:tcPr>
+            <w:tcW w:type="dxa" w:w="1872"/>
+            <w:shd w:fill="F4F7F6"/>
+            <w:tcMar>
+              <w:top w:w="60" w:type="dxa"/>
+              <w:bottom w:w="60" w:type="dxa"/>
+              <w:left w:w="80" w:type="dxa"/>
+              <w:right w:w="80" w:type="dxa"/>
+            </w:tcMar>
+          </w:tcPr>
+          <w:p>
+            <w:pPr>
+              <w:spacing w:after="0"/>
+            </w:pPr>
+            <w:r>
+              <w:rPr>
+                <w:sz w:val="17"/>
+              </w:rPr>
+              <w:t>Grote brede groene knop met Play-icoon</w:t>
+            </w:r>
+          </w:p>
+        </w:tc>
+        <w:tc>
+          <w:tcPr>
+            <w:tcW w:type="dxa" w:w="1872"/>
+            <w:shd w:fill="F4F7F6"/>
+            <w:tcMar>
+              <w:top w:w="60" w:type="dxa"/>
+              <w:bottom w:w="60" w:type="dxa"/>
+              <w:left w:w="80" w:type="dxa"/>
+              <w:right w:w="80" w:type="dxa"/>
+            </w:tcMar>
+          </w:tcPr>
+          <w:p>
+            <w:pPr>
+              <w:spacing w:after="0"/>
+            </w:pPr>
+            <w:r>
+              <w:rPr>
+                <w:sz w:val="17"/>
+              </w:rPr>
+              <w:t>Launch Flight Gameplay</w:t>
+            </w:r>
+          </w:p>
+        </w:tc>
+      </w:tr>
+      <w:tr>
+        <w:tc>
+          <w:tcPr>
+            <w:tcW w:type="dxa" w:w="1872"/>
+            <w:shd w:fill="FFFFFF"/>
+            <w:tcMar>
+              <w:top w:w="60" w:type="dxa"/>
+              <w:bottom w:w="60" w:type="dxa"/>
+              <w:left w:w="80" w:type="dxa"/>
+              <w:right w:w="80" w:type="dxa"/>
+            </w:tcMar>
+          </w:tcPr>
+          <w:p>
+            <w:pPr>
+              <w:spacing w:after="0"/>
+            </w:pPr>
+            <w:r>
+              <w:rPr>
+                <w:b/>
+                <w:color w:val="0B8457"/>
+                <w:sz w:val="17"/>
+              </w:rPr>
+              <w:t>PANEL_FLY_CONTROLS_OVERLAY</w:t>
+            </w:r>
+          </w:p>
+        </w:tc>
+        <w:tc>
+          <w:tcPr>
+            <w:tcW w:type="dxa" w:w="1872"/>
+            <w:shd w:fill="FFFFFF"/>
+            <w:tcMar>
+              <w:top w:w="60" w:type="dxa"/>
+              <w:bottom w:w="60" w:type="dxa"/>
+              <w:left w:w="80" w:type="dxa"/>
+              <w:right w:w="80" w:type="dxa"/>
+            </w:tcMar>
+          </w:tcPr>
+          <w:p>
+            <w:pPr>
+              <w:spacing w:after="0"/>
+            </w:pPr>
+            <w:r>
+              <w:rPr>
+                <w:sz w:val="17"/>
+              </w:rPr>
+              <w:t>Onderste Besturingsbalk</w:t>
+            </w:r>
+          </w:p>
+        </w:tc>
+        <w:tc>
+          <w:tcPr>
+            <w:tcW w:type="dxa" w:w="1872"/>
+            <w:shd w:fill="FFFFFF"/>
+            <w:tcMar>
+              <w:top w:w="60" w:type="dxa"/>
+              <w:bottom w:w="60" w:type="dxa"/>
+              <w:left w:w="80" w:type="dxa"/>
+              <w:right w:w="80" w:type="dxa"/>
+            </w:tcMar>
+          </w:tcPr>
+          <w:p>
+            <w:pPr>
+              <w:spacing w:after="0"/>
+            </w:pPr>
+            <w:r>
+              <w:rPr>
+                <w:sz w:val="17"/>
+              </w:rPr>
+              <w:t>Informatiekaart 'Zeg &amp; Vlieg' met actieknoppen voor handmatige besturing.</w:t>
+            </w:r>
+          </w:p>
+        </w:tc>
+        <w:tc>
+          <w:tcPr>
+            <w:tcW w:type="dxa" w:w="1872"/>
+            <w:shd w:fill="FFFFFF"/>
+            <w:tcMar>
+              <w:top w:w="60" w:type="dxa"/>
+              <w:bottom w:w="60" w:type="dxa"/>
+              <w:left w:w="80" w:type="dxa"/>
+              <w:right w:w="80" w:type="dxa"/>
+            </w:tcMar>
+          </w:tcPr>
+          <w:p>
+            <w:pPr>
+              <w:spacing w:after="0"/>
+            </w:pPr>
+            <w:r>
+              <w:rPr>
+                <w:sz w:val="17"/>
+              </w:rPr>
+              <w:t>Witte en gele containers onderaan</w:t>
+            </w:r>
+          </w:p>
+        </w:tc>
+        <w:tc>
+          <w:tcPr>
+            <w:tcW w:type="dxa" w:w="1872"/>
+            <w:shd w:fill="FFFFFF"/>
+            <w:tcMar>
+              <w:top w:w="60" w:type="dxa"/>
+              <w:bottom w:w="60" w:type="dxa"/>
+              <w:left w:w="80" w:type="dxa"/>
+              <w:right w:w="80" w:type="dxa"/>
+            </w:tcMar>
+          </w:tcPr>
+          <w:p>
+            <w:pPr>
+              <w:spacing w:after="0"/>
+            </w:pPr>
+            <w:r>
+              <w:rPr>
+                <w:sz w:val="17"/>
+              </w:rPr>
+              <w:t>Flight Controls Footer</w:t>
+            </w:r>
+          </w:p>
+        </w:tc>
+      </w:tr>
+      <w:tr>
+        <w:tc>
+          <w:tcPr>
+            <w:tcW w:type="dxa" w:w="1872"/>
+            <w:shd w:fill="F4F7F6"/>
+            <w:tcMar>
+              <w:top w:w="60" w:type="dxa"/>
+              <w:bottom w:w="60" w:type="dxa"/>
+              <w:left w:w="80" w:type="dxa"/>
+              <w:right w:w="80" w:type="dxa"/>
+            </w:tcMar>
+          </w:tcPr>
+          <w:p>
+            <w:pPr>
+              <w:spacing w:after="0"/>
+            </w:pPr>
+            <w:r>
+              <w:rPr>
+                <w:b/>
+                <w:color w:val="0B8457"/>
+                <w:sz w:val="17"/>
+              </w:rPr>
+              <w:t>BTN_MANUAL_FLY_UP</w:t>
+            </w:r>
+          </w:p>
+        </w:tc>
+        <w:tc>
+          <w:tcPr>
+            <w:tcW w:type="dxa" w:w="1872"/>
+            <w:shd w:fill="F4F7F6"/>
+            <w:tcMar>
+              <w:top w:w="60" w:type="dxa"/>
+              <w:bottom w:w="60" w:type="dxa"/>
+              <w:left w:w="80" w:type="dxa"/>
+              <w:right w:w="80" w:type="dxa"/>
+            </w:tcMar>
+          </w:tcPr>
+          <w:p>
+            <w:pPr>
+              <w:spacing w:after="0"/>
+            </w:pPr>
+            <w:r>
+              <w:rPr>
+                <w:sz w:val="17"/>
+              </w:rPr>
+              <w:t>Omhoog Knop</w:t>
+            </w:r>
+          </w:p>
+        </w:tc>
+        <w:tc>
+          <w:tcPr>
+            <w:tcW w:type="dxa" w:w="1872"/>
+            <w:shd w:fill="F4F7F6"/>
+            <w:tcMar>
+              <w:top w:w="60" w:type="dxa"/>
+              <w:bottom w:w="60" w:type="dxa"/>
+              <w:left w:w="80" w:type="dxa"/>
+              <w:right w:w="80" w:type="dxa"/>
+            </w:tcMar>
+          </w:tcPr>
+          <w:p>
+            <w:pPr>
+              <w:spacing w:after="0"/>
+            </w:pPr>
+            <w:r>
+              <w:rPr>
+                <w:sz w:val="17"/>
+              </w:rPr>
+              <w:t>Beweegt de strandbezem handmatig omhoog als spraak niet wordt gebruikt.</w:t>
+            </w:r>
+          </w:p>
+        </w:tc>
+        <w:tc>
+          <w:tcPr>
+            <w:tcW w:type="dxa" w:w="1872"/>
+            <w:shd w:fill="F4F7F6"/>
+            <w:tcMar>
+              <w:top w:w="60" w:type="dxa"/>
+              <w:bottom w:w="60" w:type="dxa"/>
+              <w:left w:w="80" w:type="dxa"/>
+              <w:right w:w="80" w:type="dxa"/>
+            </w:tcMar>
+          </w:tcPr>
+          <w:p>
+            <w:pPr>
+              <w:spacing w:after="0"/>
+            </w:pPr>
+            <w:r>
+              <w:rPr>
+                <w:sz w:val="17"/>
+              </w:rPr>
+              <w:t>Groene knop met pijl-omhoog</w:t>
+            </w:r>
+          </w:p>
+        </w:tc>
+        <w:tc>
+          <w:tcPr>
+            <w:tcW w:type="dxa" w:w="1872"/>
+            <w:shd w:fill="F4F7F6"/>
+            <w:tcMar>
+              <w:top w:w="60" w:type="dxa"/>
+              <w:bottom w:w="60" w:type="dxa"/>
+              <w:left w:w="80" w:type="dxa"/>
+              <w:right w:w="80" w:type="dxa"/>
+            </w:tcMar>
+          </w:tcPr>
+          <w:p>
+            <w:pPr>
+              <w:spacing w:after="0"/>
+            </w:pPr>
+            <w:r>
+              <w:rPr>
+                <w:sz w:val="17"/>
+              </w:rPr>
+              <w:t>Manual Flight UP</w:t>
+            </w:r>
+          </w:p>
+        </w:tc>
+      </w:tr>
+      <w:tr>
+        <w:tc>
+          <w:tcPr>
+            <w:tcW w:type="dxa" w:w="1872"/>
+            <w:shd w:fill="FFFFFF"/>
+            <w:tcMar>
+              <w:top w:w="60" w:type="dxa"/>
+              <w:bottom w:w="60" w:type="dxa"/>
+              <w:left w:w="80" w:type="dxa"/>
+              <w:right w:w="80" w:type="dxa"/>
+            </w:tcMar>
+          </w:tcPr>
+          <w:p>
+            <w:pPr>
+              <w:spacing w:after="0"/>
+            </w:pPr>
+            <w:r>
+              <w:rPr>
+                <w:b/>
+                <w:color w:val="0B8457"/>
+                <w:sz w:val="17"/>
+              </w:rPr>
+              <w:t>BTN_MANUAL_FLY_DOWN</w:t>
+            </w:r>
+          </w:p>
+        </w:tc>
+        <w:tc>
+          <w:tcPr>
+            <w:tcW w:type="dxa" w:w="1872"/>
+            <w:shd w:fill="FFFFFF"/>
+            <w:tcMar>
+              <w:top w:w="60" w:type="dxa"/>
+              <w:bottom w:w="60" w:type="dxa"/>
+              <w:left w:w="80" w:type="dxa"/>
+              <w:right w:w="80" w:type="dxa"/>
+            </w:tcMar>
+          </w:tcPr>
+          <w:p>
+            <w:pPr>
+              <w:spacing w:after="0"/>
+            </w:pPr>
+            <w:r>
+              <w:rPr>
+                <w:sz w:val="17"/>
+              </w:rPr>
+              <w:t>Omlaag Knop</w:t>
+            </w:r>
+          </w:p>
+        </w:tc>
+        <w:tc>
+          <w:tcPr>
+            <w:tcW w:type="dxa" w:w="1872"/>
+            <w:shd w:fill="FFFFFF"/>
+            <w:tcMar>
+              <w:top w:w="60" w:type="dxa"/>
+              <w:bottom w:w="60" w:type="dxa"/>
+              <w:left w:w="80" w:type="dxa"/>
+              <w:right w:w="80" w:type="dxa"/>
+            </w:tcMar>
+          </w:tcPr>
+          <w:p>
+            <w:pPr>
+              <w:spacing w:after="0"/>
+            </w:pPr>
+            <w:r>
+              <w:rPr>
+                <w:sz w:val="17"/>
+              </w:rPr>
+              <w:t>Beweegt de strandbezem handmatig omlaag.</w:t>
+            </w:r>
+          </w:p>
+        </w:tc>
+        <w:tc>
+          <w:tcPr>
+            <w:tcW w:type="dxa" w:w="1872"/>
+            <w:shd w:fill="FFFFFF"/>
+            <w:tcMar>
+              <w:top w:w="60" w:type="dxa"/>
+              <w:bottom w:w="60" w:type="dxa"/>
+              <w:left w:w="80" w:type="dxa"/>
+              <w:right w:w="80" w:type="dxa"/>
+            </w:tcMar>
+          </w:tcPr>
+          <w:p>
+            <w:pPr>
+              <w:spacing w:after="0"/>
+            </w:pPr>
+            <w:r>
+              <w:rPr>
+                <w:sz w:val="17"/>
+              </w:rPr>
+              <w:t>Groene knop met pijl-omlaag</w:t>
+            </w:r>
+          </w:p>
+        </w:tc>
+        <w:tc>
+          <w:tcPr>
+            <w:tcW w:type="dxa" w:w="1872"/>
+            <w:shd w:fill="FFFFFF"/>
+            <w:tcMar>
+              <w:top w:w="60" w:type="dxa"/>
+              <w:bottom w:w="60" w:type="dxa"/>
+              <w:left w:w="80" w:type="dxa"/>
+              <w:right w:w="80" w:type="dxa"/>
+            </w:tcMar>
+          </w:tcPr>
+          <w:p>
+            <w:pPr>
+              <w:spacing w:after="0"/>
+            </w:pPr>
+            <w:r>
+              <w:rPr>
+                <w:sz w:val="17"/>
+              </w:rPr>
+              <w:t>Manual Flight DOWN</w:t>
+            </w:r>
+          </w:p>
+        </w:tc>
+      </w:tr>
+    </w:tbl>
+    <w:p>
+      <w:pPr>
+        <w:spacing w:after="280"/>
+      </w:pPr>
+    </w:p>
+    <w:p>
+      <w:pPr>
+        <w:pStyle w:val="Heading1"/>
+        <w:spacing w:before="280" w:after="120"/>
+      </w:pPr>
+      <w:r>
+        <w:rPr>
+          <w:rFonts w:ascii="Calibri" w:hAnsi="Calibri"/>
+          <w:b/>
+          <w:color w:val="0B8457"/>
+          <w:sz w:val="32"/>
+        </w:rPr>
+        <w:t>8. Scherm 6: Kies het Woord Quiz Gameplay (SCR_KIES_WOORD_GAME)</w:t>
+      </w:r>
+    </w:p>
+    <w:p>
+      <w:pPr>
+        <w:spacing w:before="160" w:after="80"/>
+        <w:jc w:val="center"/>
+      </w:pPr>
+      <w:r>
+        <w:drawing>
+          <wp:inline xmlns:a="http://schemas.openxmlformats.org/drawingml/2006/main" xmlns:pic="http://schemas.openxmlformats.org/drawingml/2006/picture">
+            <wp:extent cx="2377440" cy="4708895"/>
+            <wp:docPr id="6" name="Picture 6"/>
+            <wp:cNvGraphicFramePr>
+              <a:graphicFrameLocks noChangeAspect="1"/>
+            </wp:cNvGraphicFramePr>
+            <a:graphic>
+              <a:graphicData uri="http://schemas.openxmlformats.org/drawingml/2006/picture">
+                <pic:pic>
+                  <pic:nvPicPr>
+                    <pic:cNvPr id="0" name="media__1784879932176.png"/>
+                    <pic:cNvPicPr/>
+                  </pic:nvPicPr>
+                  <pic:blipFill>
+                    <a:blip r:embed="rId14"/>
+                    <a:stretch>
+                      <a:fillRect/>
+                    </a:stretch>
+                  </pic:blipFill>
+                  <pic:spPr>
+                    <a:xfrm>
+                      <a:off x="0" y="0"/>
+                      <a:ext cx="2377440" cy="4708895"/>
+                    </a:xfrm>
+                    <a:prstGeom prst="rect"/>
+                  </pic:spPr>
+                </pic:pic>
+              </a:graphicData>
+            </a:graphic>
+          </wp:inline>
+        </w:drawing>
+      </w:r>
+    </w:p>
+    <w:p>
+      <w:pPr>
+        <w:spacing w:after="200"/>
+        <w:jc w:val="center"/>
+      </w:pPr>
+      <w:r>
+        <w:rPr>
+          <w:rFonts w:ascii="Calibri" w:hAnsi="Calibri"/>
+          <w:i/>
+          <w:color w:val="5A6A75"/>
+          <w:sz w:val="18"/>
+        </w:rPr>
+        <w:t>Figuur: SCR_KIES_WOORD_GAME - Kies het Woord Quiz Interface</w:t>
+      </w:r>
+    </w:p>
+    <w:tbl>
+      <w:tblPr>
+        <w:tblW w:type="auto" w:w="0"/>
+        <w:jc w:val="center"/>
+        <w:tblLayout w:type="fixed"/>
+        <w:tblLook w:firstColumn="1" w:firstRow="1" w:lastColumn="0" w:lastRow="0" w:noHBand="0" w:noVBand="1" w:val="04A0"/>
+        <w:tblBorders>
+          <w:top w:val="single" w:sz="4" w:space="0" w:color="D1DCD6"/>
+          <w:left w:val="none"/>
+          <w:bottom w:val="single" w:sz="6" w:space="0" w:color="D1DCD6"/>
+          <w:right w:val="none"/>
+          <w:insideH w:val="single" w:sz="4" w:space="0" w:color="D1DCD6"/>
+          <w:insideV w:val="none"/>
+        </w:tblBorders>
+      </w:tblPr>
+      <w:tblGrid>
+        <w:gridCol w:w="2304"/>
+        <w:gridCol w:w="1872"/>
+        <w:gridCol w:w="2448"/>
+        <w:gridCol w:w="1440"/>
+        <w:gridCol w:w="1296"/>
+      </w:tblGrid>
+      <w:tr>
+        <w:tc>
+          <w:tcPr>
+            <w:tcW w:type="dxa" w:w="1872"/>
+            <w:shd w:fill="0B8457"/>
+            <w:tcMar>
+              <w:top w:w="80" w:type="dxa"/>
+              <w:bottom w:w="80" w:type="dxa"/>
+              <w:left w:w="80" w:type="dxa"/>
+              <w:right w:w="80" w:type="dxa"/>
+            </w:tcMar>
+          </w:tcPr>
+          <w:p>
+            <w:pPr>
+              <w:spacing w:after="0"/>
+            </w:pPr>
+            <w:r>
+              <w:rPr>
+                <w:b/>
+                <w:color w:val="FFFFFF"/>
+                <w:sz w:val="18"/>
+              </w:rPr>
+              <w:t>Element Code Name</w:t>
+            </w:r>
+          </w:p>
+        </w:tc>
+        <w:tc>
+          <w:tcPr>
+            <w:tcW w:type="dxa" w:w="1872"/>
+            <w:shd w:fill="0B8457"/>
+            <w:tcMar>
+              <w:top w:w="80" w:type="dxa"/>
+              <w:bottom w:w="80" w:type="dxa"/>
+              <w:left w:w="80" w:type="dxa"/>
+              <w:right w:w="80" w:type="dxa"/>
+            </w:tcMar>
+          </w:tcPr>
+          <w:p>
+            <w:pPr>
+              <w:spacing w:after="0"/>
+            </w:pPr>
+            <w:r>
+              <w:rPr>
+                <w:b/>
+                <w:color w:val="FFFFFF"/>
+                <w:sz w:val="18"/>
+              </w:rPr>
+              <w:t>Visuele Naam</w:t>
+            </w:r>
+          </w:p>
+        </w:tc>
+        <w:tc>
+          <w:tcPr>
+            <w:tcW w:type="dxa" w:w="1872"/>
+            <w:shd w:fill="0B8457"/>
+            <w:tcMar>
+              <w:top w:w="80" w:type="dxa"/>
+              <w:bottom w:w="80" w:type="dxa"/>
+              <w:left w:w="80" w:type="dxa"/>
+              <w:right w:w="80" w:type="dxa"/>
+            </w:tcMar>
+          </w:tcPr>
+          <w:p>
+            <w:pPr>
+              <w:spacing w:after="0"/>
+            </w:pPr>
+            <w:r>
+              <w:rPr>
+                <w:b/>
+                <w:color w:val="FFFFFF"/>
+                <w:sz w:val="18"/>
+              </w:rPr>
+              <w:t>Functionaliteit &amp; Omschrijving</w:t>
+            </w:r>
+          </w:p>
+        </w:tc>
+        <w:tc>
+          <w:tcPr>
+            <w:tcW w:type="dxa" w:w="1872"/>
+            <w:shd w:fill="0B8457"/>
+            <w:tcMar>
+              <w:top w:w="80" w:type="dxa"/>
+              <w:bottom w:w="80" w:type="dxa"/>
+              <w:left w:w="80" w:type="dxa"/>
+              <w:right w:w="80" w:type="dxa"/>
+            </w:tcMar>
+          </w:tcPr>
+          <w:p>
+            <w:pPr>
+              <w:spacing w:after="0"/>
+            </w:pPr>
+            <w:r>
+              <w:rPr>
+                <w:b/>
+                <w:color w:val="FFFFFF"/>
+                <w:sz w:val="18"/>
+              </w:rPr>
+              <w:t>Visuele Stijl</w:t>
+            </w:r>
+          </w:p>
+        </w:tc>
+        <w:tc>
+          <w:tcPr>
+            <w:tcW w:type="dxa" w:w="1872"/>
+            <w:shd w:fill="0B8457"/>
+            <w:tcMar>
+              <w:top w:w="80" w:type="dxa"/>
+              <w:bottom w:w="80" w:type="dxa"/>
+              <w:left w:w="80" w:type="dxa"/>
+              <w:right w:w="80" w:type="dxa"/>
+            </w:tcMar>
+          </w:tcPr>
+          <w:p>
+            <w:pPr>
+              <w:spacing w:after="0"/>
+            </w:pPr>
+            <w:r>
+              <w:rPr>
+                <w:b/>
+                <w:color w:val="FFFFFF"/>
+                <w:sz w:val="18"/>
+              </w:rPr>
+              <w:t>Doel / Actie</w:t>
+            </w:r>
+          </w:p>
+        </w:tc>
+      </w:tr>
+      <w:tr>
+        <w:tc>
+          <w:tcPr>
+            <w:tcW w:type="dxa" w:w="1872"/>
+            <w:shd w:fill="F4F7F6"/>
+            <w:tcMar>
+              <w:top w:w="60" w:type="dxa"/>
+              <w:bottom w:w="60" w:type="dxa"/>
+              <w:left w:w="80" w:type="dxa"/>
+              <w:right w:w="80" w:type="dxa"/>
+            </w:tcMar>
+          </w:tcPr>
+          <w:p>
+            <w:pPr>
+              <w:spacing w:after="0"/>
+            </w:pPr>
+            <w:r>
+              <w:rPr>
+                <w:b/>
+                <w:color w:val="0B8457"/>
+                <w:sz w:val="17"/>
+              </w:rPr>
+              <w:t>BTN_NAV_BACK</w:t>
+            </w:r>
+          </w:p>
+        </w:tc>
+        <w:tc>
+          <w:tcPr>
+            <w:tcW w:type="dxa" w:w="1872"/>
+            <w:shd w:fill="F4F7F6"/>
+            <w:tcMar>
+              <w:top w:w="60" w:type="dxa"/>
+              <w:bottom w:w="60" w:type="dxa"/>
+              <w:left w:w="80" w:type="dxa"/>
+              <w:right w:w="80" w:type="dxa"/>
+            </w:tcMar>
+          </w:tcPr>
+          <w:p>
+            <w:pPr>
+              <w:spacing w:after="0"/>
+            </w:pPr>
+            <w:r>
+              <w:rPr>
+                <w:sz w:val="17"/>
+              </w:rPr>
+              <w:t>Terug Knop</w:t>
+            </w:r>
+          </w:p>
+        </w:tc>
+        <w:tc>
+          <w:tcPr>
+            <w:tcW w:type="dxa" w:w="1872"/>
+            <w:shd w:fill="F4F7F6"/>
+            <w:tcMar>
+              <w:top w:w="60" w:type="dxa"/>
+              <w:bottom w:w="60" w:type="dxa"/>
+              <w:left w:w="80" w:type="dxa"/>
+              <w:right w:w="80" w:type="dxa"/>
+            </w:tcMar>
+          </w:tcPr>
+          <w:p>
+            <w:pPr>
+              <w:spacing w:after="0"/>
+            </w:pPr>
+            <w:r>
+              <w:rPr>
+                <w:sz w:val="17"/>
+              </w:rPr>
+              <w:t>Verlaat de quiz en keert terug naar het spel-selectiescherm.</w:t>
+            </w:r>
+          </w:p>
+        </w:tc>
+        <w:tc>
+          <w:tcPr>
+            <w:tcW w:type="dxa" w:w="1872"/>
+            <w:shd w:fill="F4F7F6"/>
+            <w:tcMar>
+              <w:top w:w="60" w:type="dxa"/>
+              <w:bottom w:w="60" w:type="dxa"/>
+              <w:left w:w="80" w:type="dxa"/>
+              <w:right w:w="80" w:type="dxa"/>
+            </w:tcMar>
+          </w:tcPr>
+          <w:p>
+            <w:pPr>
+              <w:spacing w:after="0"/>
+            </w:pPr>
+            <w:r>
+              <w:rPr>
+                <w:sz w:val="17"/>
+              </w:rPr>
+              <w:t>Witte cirkel knop met pijl-links</w:t>
+            </w:r>
+          </w:p>
+        </w:tc>
+        <w:tc>
+          <w:tcPr>
+            <w:tcW w:type="dxa" w:w="1872"/>
+            <w:shd w:fill="F4F7F6"/>
+            <w:tcMar>
+              <w:top w:w="60" w:type="dxa"/>
+              <w:bottom w:w="60" w:type="dxa"/>
+              <w:left w:w="80" w:type="dxa"/>
+              <w:right w:w="80" w:type="dxa"/>
+            </w:tcMar>
+          </w:tcPr>
+          <w:p>
+            <w:pPr>
+              <w:spacing w:after="0"/>
+            </w:pPr>
+            <w:r>
+              <w:rPr>
+                <w:sz w:val="17"/>
+              </w:rPr>
+              <w:t>Navigate Back</w:t>
+            </w:r>
+          </w:p>
+        </w:tc>
+      </w:tr>
+      <w:tr>
+        <w:tc>
+          <w:tcPr>
+            <w:tcW w:type="dxa" w:w="1872"/>
+            <w:shd w:fill="FFFFFF"/>
+            <w:tcMar>
+              <w:top w:w="60" w:type="dxa"/>
+              <w:bottom w:w="60" w:type="dxa"/>
+              <w:left w:w="80" w:type="dxa"/>
+              <w:right w:w="80" w:type="dxa"/>
+            </w:tcMar>
+          </w:tcPr>
+          <w:p>
+            <w:pPr>
+              <w:spacing w:after="0"/>
+            </w:pPr>
+            <w:r>
+              <w:rPr>
+                <w:b/>
+                <w:color w:val="0B8457"/>
+                <w:sz w:val="17"/>
+              </w:rPr>
+              <w:t>BTN_AUDIO_TOGGLE</w:t>
+            </w:r>
+          </w:p>
+        </w:tc>
+        <w:tc>
+          <w:tcPr>
+            <w:tcW w:type="dxa" w:w="1872"/>
+            <w:shd w:fill="FFFFFF"/>
+            <w:tcMar>
+              <w:top w:w="60" w:type="dxa"/>
+              <w:bottom w:w="60" w:type="dxa"/>
+              <w:left w:w="80" w:type="dxa"/>
+              <w:right w:w="80" w:type="dxa"/>
+            </w:tcMar>
+          </w:tcPr>
+          <w:p>
+            <w:pPr>
+              <w:spacing w:after="0"/>
+            </w:pPr>
+            <w:r>
+              <w:rPr>
+                <w:sz w:val="17"/>
+              </w:rPr>
+              <w:t>Audio Knop</w:t>
+            </w:r>
+          </w:p>
+        </w:tc>
+        <w:tc>
+          <w:tcPr>
+            <w:tcW w:type="dxa" w:w="1872"/>
+            <w:shd w:fill="FFFFFF"/>
+            <w:tcMar>
+              <w:top w:w="60" w:type="dxa"/>
+              <w:bottom w:w="60" w:type="dxa"/>
+              <w:left w:w="80" w:type="dxa"/>
+              <w:right w:w="80" w:type="dxa"/>
+            </w:tcMar>
+          </w:tcPr>
+          <w:p>
+            <w:pPr>
+              <w:spacing w:after="0"/>
+            </w:pPr>
+            <w:r>
+              <w:rPr>
+                <w:sz w:val="17"/>
+              </w:rPr>
+              <w:t>Schakelt gesproken vraag en geluidseffecten in of uit.</w:t>
+            </w:r>
+          </w:p>
+        </w:tc>
+        <w:tc>
+          <w:tcPr>
+            <w:tcW w:type="dxa" w:w="1872"/>
+            <w:shd w:fill="FFFFFF"/>
+            <w:tcMar>
+              <w:top w:w="60" w:type="dxa"/>
+              <w:bottom w:w="60" w:type="dxa"/>
+              <w:left w:w="80" w:type="dxa"/>
+              <w:right w:w="80" w:type="dxa"/>
+            </w:tcMar>
+          </w:tcPr>
+          <w:p>
+            <w:pPr>
+              <w:spacing w:after="0"/>
+            </w:pPr>
+            <w:r>
+              <w:rPr>
+                <w:sz w:val="17"/>
+              </w:rPr>
+              <w:t>Blauwe cirkel knop met luidspreker-icoon</w:t>
+            </w:r>
+          </w:p>
+        </w:tc>
+        <w:tc>
+          <w:tcPr>
+            <w:tcW w:type="dxa" w:w="1872"/>
+            <w:shd w:fill="FFFFFF"/>
+            <w:tcMar>
+              <w:top w:w="60" w:type="dxa"/>
+              <w:bottom w:w="60" w:type="dxa"/>
+              <w:left w:w="80" w:type="dxa"/>
+              <w:right w:w="80" w:type="dxa"/>
+            </w:tcMar>
+          </w:tcPr>
+          <w:p>
+            <w:pPr>
+              <w:spacing w:after="0"/>
+            </w:pPr>
+            <w:r>
+              <w:rPr>
+                <w:sz w:val="17"/>
+              </w:rPr>
+              <w:t>Toggle Audio</w:t>
+            </w:r>
+          </w:p>
+        </w:tc>
+      </w:tr>
+      <w:tr>
+        <w:tc>
+          <w:tcPr>
+            <w:tcW w:type="dxa" w:w="1872"/>
+            <w:shd w:fill="F4F7F6"/>
+            <w:tcMar>
+              <w:top w:w="60" w:type="dxa"/>
+              <w:bottom w:w="60" w:type="dxa"/>
+              <w:left w:w="80" w:type="dxa"/>
+              <w:right w:w="80" w:type="dxa"/>
+            </w:tcMar>
+          </w:tcPr>
+          <w:p>
+            <w:pPr>
+              <w:spacing w:after="0"/>
+            </w:pPr>
+            <w:r>
+              <w:rPr>
+                <w:b/>
+                <w:color w:val="0B8457"/>
+                <w:sz w:val="17"/>
+              </w:rPr>
+              <w:t>DSP_STAR_COUNTER</w:t>
+            </w:r>
+          </w:p>
+        </w:tc>
+        <w:tc>
+          <w:tcPr>
+            <w:tcW w:type="dxa" w:w="1872"/>
+            <w:shd w:fill="F4F7F6"/>
+            <w:tcMar>
+              <w:top w:w="60" w:type="dxa"/>
+              <w:bottom w:w="60" w:type="dxa"/>
+              <w:left w:w="80" w:type="dxa"/>
+              <w:right w:w="80" w:type="dxa"/>
+            </w:tcMar>
+          </w:tcPr>
+          <w:p>
+            <w:pPr>
+              <w:spacing w:after="0"/>
+            </w:pPr>
+            <w:r>
+              <w:rPr>
+                <w:sz w:val="17"/>
+              </w:rPr>
+              <w:t>Sterrenteller</w:t>
+            </w:r>
+          </w:p>
+        </w:tc>
+        <w:tc>
+          <w:tcPr>
+            <w:tcW w:type="dxa" w:w="1872"/>
+            <w:shd w:fill="F4F7F6"/>
+            <w:tcMar>
+              <w:top w:w="60" w:type="dxa"/>
+              <w:bottom w:w="60" w:type="dxa"/>
+              <w:left w:w="80" w:type="dxa"/>
+              <w:right w:w="80" w:type="dxa"/>
+            </w:tcMar>
+          </w:tcPr>
+          <w:p>
+            <w:pPr>
+              <w:spacing w:after="0"/>
+            </w:pPr>
+            <w:r>
+              <w:rPr>
+                <w:sz w:val="17"/>
+              </w:rPr>
+              <w:t>Toont actueel verdiende beloningssterren ('0').</w:t>
+            </w:r>
+          </w:p>
+        </w:tc>
+        <w:tc>
+          <w:tcPr>
+            <w:tcW w:type="dxa" w:w="1872"/>
+            <w:shd w:fill="F4F7F6"/>
+            <w:tcMar>
+              <w:top w:w="60" w:type="dxa"/>
+              <w:bottom w:w="60" w:type="dxa"/>
+              <w:left w:w="80" w:type="dxa"/>
+              <w:right w:w="80" w:type="dxa"/>
+            </w:tcMar>
+          </w:tcPr>
+          <w:p>
+            <w:pPr>
+              <w:spacing w:after="0"/>
+            </w:pPr>
+            <w:r>
+              <w:rPr>
+                <w:sz w:val="17"/>
+              </w:rPr>
+              <w:t>Gele capsule pil met ster</w:t>
+            </w:r>
+          </w:p>
+        </w:tc>
+        <w:tc>
+          <w:tcPr>
+            <w:tcW w:type="dxa" w:w="1872"/>
+            <w:shd w:fill="F4F7F6"/>
+            <w:tcMar>
+              <w:top w:w="60" w:type="dxa"/>
+              <w:bottom w:w="60" w:type="dxa"/>
+              <w:left w:w="80" w:type="dxa"/>
+              <w:right w:w="80" w:type="dxa"/>
+            </w:tcMar>
+          </w:tcPr>
+          <w:p>
+            <w:pPr>
+              <w:spacing w:after="0"/>
+            </w:pPr>
+            <w:r>
+              <w:rPr>
+                <w:sz w:val="17"/>
+              </w:rPr>
+              <w:t>Score Display</w:t>
+            </w:r>
+          </w:p>
+        </w:tc>
+      </w:tr>
+      <w:tr>
+        <w:tc>
+          <w:tcPr>
+            <w:tcW w:type="dxa" w:w="1872"/>
+            <w:shd w:fill="FFFFFF"/>
+            <w:tcMar>
+              <w:top w:w="60" w:type="dxa"/>
+              <w:bottom w:w="60" w:type="dxa"/>
+              <w:left w:w="80" w:type="dxa"/>
+              <w:right w:w="80" w:type="dxa"/>
+            </w:tcMar>
+          </w:tcPr>
+          <w:p>
+            <w:pPr>
+              <w:spacing w:after="0"/>
+            </w:pPr>
+            <w:r>
+              <w:rPr>
+                <w:b/>
+                <w:color w:val="0B8457"/>
+                <w:sz w:val="17"/>
+              </w:rPr>
+              <w:t>BTN_HINT_ASSIST</w:t>
+            </w:r>
+          </w:p>
+        </w:tc>
+        <w:tc>
+          <w:tcPr>
+            <w:tcW w:type="dxa" w:w="1872"/>
+            <w:shd w:fill="FFFFFF"/>
+            <w:tcMar>
+              <w:top w:w="60" w:type="dxa"/>
+              <w:bottom w:w="60" w:type="dxa"/>
+              <w:left w:w="80" w:type="dxa"/>
+              <w:right w:w="80" w:type="dxa"/>
+            </w:tcMar>
+          </w:tcPr>
+          <w:p>
+            <w:pPr>
+              <w:spacing w:after="0"/>
+            </w:pPr>
+            <w:r>
+              <w:rPr>
+                <w:sz w:val="17"/>
+              </w:rPr>
+              <w:t>Hint Knop</w:t>
+            </w:r>
+          </w:p>
+        </w:tc>
+        <w:tc>
+          <w:tcPr>
+            <w:tcW w:type="dxa" w:w="1872"/>
+            <w:shd w:fill="FFFFFF"/>
+            <w:tcMar>
+              <w:top w:w="60" w:type="dxa"/>
+              <w:bottom w:w="60" w:type="dxa"/>
+              <w:left w:w="80" w:type="dxa"/>
+              <w:right w:w="80" w:type="dxa"/>
+            </w:tcMar>
+          </w:tcPr>
+          <w:p>
+            <w:pPr>
+              <w:spacing w:after="0"/>
+            </w:pPr>
+            <w:r>
+              <w:rPr>
+                <w:sz w:val="17"/>
+              </w:rPr>
+              <w:t>Vraagt een visuele/gesproken hint aan bij de mascotte.</w:t>
+            </w:r>
+          </w:p>
+        </w:tc>
+        <w:tc>
+          <w:tcPr>
+            <w:tcW w:type="dxa" w:w="1872"/>
+            <w:shd w:fill="FFFFFF"/>
+            <w:tcMar>
+              <w:top w:w="60" w:type="dxa"/>
+              <w:bottom w:w="60" w:type="dxa"/>
+              <w:left w:w="80" w:type="dxa"/>
+              <w:right w:w="80" w:type="dxa"/>
+            </w:tcMar>
+          </w:tcPr>
+          <w:p>
+            <w:pPr>
+              <w:spacing w:after="0"/>
+            </w:pPr>
+            <w:r>
+              <w:rPr>
+                <w:sz w:val="17"/>
+              </w:rPr>
+              <w:t>Gele afgeronde knop met gloeilamp-icoon</w:t>
+            </w:r>
+          </w:p>
+        </w:tc>
+        <w:tc>
+          <w:tcPr>
+            <w:tcW w:type="dxa" w:w="1872"/>
+            <w:shd w:fill="FFFFFF"/>
+            <w:tcMar>
+              <w:top w:w="60" w:type="dxa"/>
+              <w:bottom w:w="60" w:type="dxa"/>
+              <w:left w:w="80" w:type="dxa"/>
+              <w:right w:w="80" w:type="dxa"/>
+            </w:tcMar>
+          </w:tcPr>
+          <w:p>
+            <w:pPr>
+              <w:spacing w:after="0"/>
+            </w:pPr>
+            <w:r>
+              <w:rPr>
+                <w:sz w:val="17"/>
+              </w:rPr>
+              <w:t>Trigger Hint</w:t>
+            </w:r>
+          </w:p>
+        </w:tc>
+      </w:tr>
+      <w:tr>
+        <w:tc>
+          <w:tcPr>
+            <w:tcW w:type="dxa" w:w="1872"/>
+            <w:shd w:fill="F4F7F6"/>
+            <w:tcMar>
+              <w:top w:w="60" w:type="dxa"/>
+              <w:bottom w:w="60" w:type="dxa"/>
+              <w:left w:w="80" w:type="dxa"/>
+              <w:right w:w="80" w:type="dxa"/>
+            </w:tcMar>
+          </w:tcPr>
+          <w:p>
+            <w:pPr>
+              <w:spacing w:after="0"/>
+            </w:pPr>
+            <w:r>
+              <w:rPr>
+                <w:b/>
+                <w:color w:val="0B8457"/>
+                <w:sz w:val="17"/>
+              </w:rPr>
+              <w:t>CARD_QUESTION_PROMPT</w:t>
+            </w:r>
+          </w:p>
+        </w:tc>
+        <w:tc>
+          <w:tcPr>
+            <w:tcW w:type="dxa" w:w="1872"/>
+            <w:shd w:fill="F4F7F6"/>
+            <w:tcMar>
+              <w:top w:w="60" w:type="dxa"/>
+              <w:bottom w:w="60" w:type="dxa"/>
+              <w:left w:w="80" w:type="dxa"/>
+              <w:right w:w="80" w:type="dxa"/>
+            </w:tcMar>
+          </w:tcPr>
+          <w:p>
+            <w:pPr>
+              <w:spacing w:after="0"/>
+            </w:pPr>
+            <w:r>
+              <w:rPr>
+                <w:sz w:val="17"/>
+              </w:rPr>
+              <w:t>Vraagstelling Card</w:t>
+            </w:r>
+          </w:p>
+        </w:tc>
+        <w:tc>
+          <w:tcPr>
+            <w:tcW w:type="dxa" w:w="1872"/>
+            <w:shd w:fill="F4F7F6"/>
+            <w:tcMar>
+              <w:top w:w="60" w:type="dxa"/>
+              <w:bottom w:w="60" w:type="dxa"/>
+              <w:left w:w="80" w:type="dxa"/>
+              <w:right w:w="80" w:type="dxa"/>
+            </w:tcMar>
+          </w:tcPr>
+          <w:p>
+            <w:pPr>
+              <w:spacing w:after="0"/>
+            </w:pPr>
+            <w:r>
+              <w:rPr>
+                <w:sz w:val="17"/>
+              </w:rPr>
+              <w:t>Bovenvak met mascottesticker, de vraagtekst en herhaalknop.</w:t>
+            </w:r>
+          </w:p>
+        </w:tc>
+        <w:tc>
+          <w:tcPr>
+            <w:tcW w:type="dxa" w:w="1872"/>
+            <w:shd w:fill="F4F7F6"/>
+            <w:tcMar>
+              <w:top w:w="60" w:type="dxa"/>
+              <w:bottom w:w="60" w:type="dxa"/>
+              <w:left w:w="80" w:type="dxa"/>
+              <w:right w:w="80" w:type="dxa"/>
+            </w:tcMar>
+          </w:tcPr>
+          <w:p>
+            <w:pPr>
+              <w:spacing w:after="0"/>
+            </w:pPr>
+            <w:r>
+              <w:rPr>
+                <w:sz w:val="17"/>
+              </w:rPr>
+              <w:t>Witte afgeronde container met schaduw</w:t>
+            </w:r>
+          </w:p>
+        </w:tc>
+        <w:tc>
+          <w:tcPr>
+            <w:tcW w:type="dxa" w:w="1872"/>
+            <w:shd w:fill="F4F7F6"/>
+            <w:tcMar>
+              <w:top w:w="60" w:type="dxa"/>
+              <w:bottom w:w="60" w:type="dxa"/>
+              <w:left w:w="80" w:type="dxa"/>
+              <w:right w:w="80" w:type="dxa"/>
+            </w:tcMar>
+          </w:tcPr>
+          <w:p>
+            <w:pPr>
+              <w:spacing w:after="0"/>
+            </w:pPr>
+            <w:r>
+              <w:rPr>
+                <w:sz w:val="17"/>
+              </w:rPr>
+              <w:t>Question Banner</w:t>
+            </w:r>
+          </w:p>
+        </w:tc>
+      </w:tr>
+      <w:tr>
+        <w:tc>
+          <w:tcPr>
+            <w:tcW w:type="dxa" w:w="1872"/>
+            <w:shd w:fill="FFFFFF"/>
+            <w:tcMar>
+              <w:top w:w="60" w:type="dxa"/>
+              <w:bottom w:w="60" w:type="dxa"/>
+              <w:left w:w="80" w:type="dxa"/>
+              <w:right w:w="80" w:type="dxa"/>
+            </w:tcMar>
+          </w:tcPr>
+          <w:p>
+            <w:pPr>
+              <w:spacing w:after="0"/>
+            </w:pPr>
+            <w:r>
+              <w:rPr>
+                <w:b/>
+                <w:color w:val="0B8457"/>
+                <w:sz w:val="17"/>
+              </w:rPr>
+              <w:t>IMG_MASCOT_SPEAKER</w:t>
+            </w:r>
+          </w:p>
+        </w:tc>
+        <w:tc>
+          <w:tcPr>
+            <w:tcW w:type="dxa" w:w="1872"/>
+            <w:shd w:fill="FFFFFF"/>
+            <w:tcMar>
+              <w:top w:w="60" w:type="dxa"/>
+              <w:bottom w:w="60" w:type="dxa"/>
+              <w:left w:w="80" w:type="dxa"/>
+              <w:right w:w="80" w:type="dxa"/>
+            </w:tcMar>
+          </w:tcPr>
+          <w:p>
+            <w:pPr>
+              <w:spacing w:after="0"/>
+            </w:pPr>
+            <w:r>
+              <w:rPr>
+                <w:sz w:val="17"/>
+              </w:rPr>
+              <w:t>Mascotte Badge</w:t>
+            </w:r>
+          </w:p>
+        </w:tc>
+        <w:tc>
+          <w:tcPr>
+            <w:tcW w:type="dxa" w:w="1872"/>
+            <w:shd w:fill="FFFFFF"/>
+            <w:tcMar>
+              <w:top w:w="60" w:type="dxa"/>
+              <w:bottom w:w="60" w:type="dxa"/>
+              <w:left w:w="80" w:type="dxa"/>
+              <w:right w:w="80" w:type="dxa"/>
+            </w:tcMar>
+          </w:tcPr>
+          <w:p>
+            <w:pPr>
+              <w:spacing w:after="0"/>
+            </w:pPr>
+            <w:r>
+              <w:rPr>
+                <w:sz w:val="17"/>
+              </w:rPr>
+              <w:t>Illustratie van de sterrenfeemascotte die de vraag uitspreekt.</w:t>
+            </w:r>
+          </w:p>
+        </w:tc>
+        <w:tc>
+          <w:tcPr>
+            <w:tcW w:type="dxa" w:w="1872"/>
+            <w:shd w:fill="FFFFFF"/>
+            <w:tcMar>
+              <w:top w:w="60" w:type="dxa"/>
+              <w:bottom w:w="60" w:type="dxa"/>
+              <w:left w:w="80" w:type="dxa"/>
+              <w:right w:w="80" w:type="dxa"/>
+            </w:tcMar>
+          </w:tcPr>
+          <w:p>
+            <w:pPr>
+              <w:spacing w:after="0"/>
+            </w:pPr>
+            <w:r>
+              <w:rPr>
+                <w:sz w:val="17"/>
+              </w:rPr>
+              <w:t>Ronde badge met regenboogster</w:t>
+            </w:r>
+          </w:p>
+        </w:tc>
+        <w:tc>
+          <w:tcPr>
+            <w:tcW w:type="dxa" w:w="1872"/>
+            <w:shd w:fill="FFFFFF"/>
+            <w:tcMar>
+              <w:top w:w="60" w:type="dxa"/>
+              <w:bottom w:w="60" w:type="dxa"/>
+              <w:left w:w="80" w:type="dxa"/>
+              <w:right w:w="80" w:type="dxa"/>
+            </w:tcMar>
+          </w:tcPr>
+          <w:p>
+            <w:pPr>
+              <w:spacing w:after="0"/>
+            </w:pPr>
+            <w:r>
+              <w:rPr>
+                <w:sz w:val="17"/>
+              </w:rPr>
+              <w:t>Visual Speaker Badge</w:t>
+            </w:r>
+          </w:p>
+        </w:tc>
+      </w:tr>
+      <w:tr>
+        <w:tc>
+          <w:tcPr>
+            <w:tcW w:type="dxa" w:w="1872"/>
+            <w:shd w:fill="F4F7F6"/>
+            <w:tcMar>
+              <w:top w:w="60" w:type="dxa"/>
+              <w:bottom w:w="60" w:type="dxa"/>
+              <w:left w:w="80" w:type="dxa"/>
+              <w:right w:w="80" w:type="dxa"/>
+            </w:tcMar>
+          </w:tcPr>
+          <w:p>
+            <w:pPr>
+              <w:spacing w:after="0"/>
+            </w:pPr>
+            <w:r>
+              <w:rPr>
+                <w:b/>
+                <w:color w:val="0B8457"/>
+                <w:sz w:val="17"/>
+              </w:rPr>
+              <w:t>LBL_QUESTION_TEXT</w:t>
+            </w:r>
+          </w:p>
+        </w:tc>
+        <w:tc>
+          <w:tcPr>
+            <w:tcW w:type="dxa" w:w="1872"/>
+            <w:shd w:fill="F4F7F6"/>
+            <w:tcMar>
+              <w:top w:w="60" w:type="dxa"/>
+              <w:bottom w:w="60" w:type="dxa"/>
+              <w:left w:w="80" w:type="dxa"/>
+              <w:right w:w="80" w:type="dxa"/>
+            </w:tcMar>
+          </w:tcPr>
+          <w:p>
+            <w:pPr>
+              <w:spacing w:after="0"/>
+            </w:pPr>
+            <w:r>
+              <w:rPr>
+                <w:sz w:val="17"/>
+              </w:rPr>
+              <w:t>Vraagtekst</w:t>
+            </w:r>
+          </w:p>
+        </w:tc>
+        <w:tc>
+          <w:tcPr>
+            <w:tcW w:type="dxa" w:w="1872"/>
+            <w:shd w:fill="F4F7F6"/>
+            <w:tcMar>
+              <w:top w:w="60" w:type="dxa"/>
+              <w:bottom w:w="60" w:type="dxa"/>
+              <w:left w:w="80" w:type="dxa"/>
+              <w:right w:w="80" w:type="dxa"/>
+            </w:tcMar>
+          </w:tcPr>
+          <w:p>
+            <w:pPr>
+              <w:spacing w:after="0"/>
+            </w:pPr>
+            <w:r>
+              <w:rPr>
+                <w:sz w:val="17"/>
+              </w:rPr>
+              <w:t>Gesproken/geschreven vraag: 'Waar is de krab?'</w:t>
+            </w:r>
+          </w:p>
+        </w:tc>
+        <w:tc>
+          <w:tcPr>
+            <w:tcW w:type="dxa" w:w="1872"/>
+            <w:shd w:fill="F4F7F6"/>
+            <w:tcMar>
+              <w:top w:w="60" w:type="dxa"/>
+              <w:bottom w:w="60" w:type="dxa"/>
+              <w:left w:w="80" w:type="dxa"/>
+              <w:right w:w="80" w:type="dxa"/>
+            </w:tcMar>
+          </w:tcPr>
+          <w:p>
+            <w:pPr>
+              <w:spacing w:after="0"/>
+            </w:pPr>
+            <w:r>
+              <w:rPr>
+                <w:sz w:val="17"/>
+              </w:rPr>
+              <w:t>Donkerblauwe vetgedrukte vraagtekst</w:t>
+            </w:r>
+          </w:p>
+        </w:tc>
+        <w:tc>
+          <w:tcPr>
+            <w:tcW w:type="dxa" w:w="1872"/>
+            <w:shd w:fill="F4F7F6"/>
+            <w:tcMar>
+              <w:top w:w="60" w:type="dxa"/>
+              <w:bottom w:w="60" w:type="dxa"/>
+              <w:left w:w="80" w:type="dxa"/>
+              <w:right w:w="80" w:type="dxa"/>
+            </w:tcMar>
+          </w:tcPr>
+          <w:p>
+            <w:pPr>
+              <w:spacing w:after="0"/>
+            </w:pPr>
+            <w:r>
+              <w:rPr>
+                <w:sz w:val="17"/>
+              </w:rPr>
+              <w:t>Question Prompt</w:t>
+            </w:r>
+          </w:p>
+        </w:tc>
+      </w:tr>
+      <w:tr>
+        <w:tc>
+          <w:tcPr>
+            <w:tcW w:type="dxa" w:w="1872"/>
+            <w:shd w:fill="FFFFFF"/>
+            <w:tcMar>
+              <w:top w:w="60" w:type="dxa"/>
+              <w:bottom w:w="60" w:type="dxa"/>
+              <w:left w:w="80" w:type="dxa"/>
+              <w:right w:w="80" w:type="dxa"/>
+            </w:tcMar>
+          </w:tcPr>
+          <w:p>
+            <w:pPr>
+              <w:spacing w:after="0"/>
+            </w:pPr>
+            <w:r>
+              <w:rPr>
+                <w:b/>
+                <w:color w:val="0B8457"/>
+                <w:sz w:val="17"/>
+              </w:rPr>
+              <w:t>BTN_AUDIO_REPLAY_PROMPT</w:t>
+            </w:r>
+          </w:p>
+        </w:tc>
+        <w:tc>
+          <w:tcPr>
+            <w:tcW w:type="dxa" w:w="1872"/>
+            <w:shd w:fill="FFFFFF"/>
+            <w:tcMar>
+              <w:top w:w="60" w:type="dxa"/>
+              <w:bottom w:w="60" w:type="dxa"/>
+              <w:left w:w="80" w:type="dxa"/>
+              <w:right w:w="80" w:type="dxa"/>
+            </w:tcMar>
+          </w:tcPr>
+          <w:p>
+            <w:pPr>
+              <w:spacing w:after="0"/>
+            </w:pPr>
+            <w:r>
+              <w:rPr>
+                <w:sz w:val="17"/>
+              </w:rPr>
+              <w:t>Herhaal Audio Knop</w:t>
+            </w:r>
+          </w:p>
+        </w:tc>
+        <w:tc>
+          <w:tcPr>
+            <w:tcW w:type="dxa" w:w="1872"/>
+            <w:shd w:fill="FFFFFF"/>
+            <w:tcMar>
+              <w:top w:w="60" w:type="dxa"/>
+              <w:bottom w:w="60" w:type="dxa"/>
+              <w:left w:w="80" w:type="dxa"/>
+              <w:right w:w="80" w:type="dxa"/>
+            </w:tcMar>
+          </w:tcPr>
+          <w:p>
+            <w:pPr>
+              <w:spacing w:after="0"/>
+            </w:pPr>
+            <w:r>
+              <w:rPr>
+                <w:sz w:val="17"/>
+              </w:rPr>
+              <w:t>Herhaalt het afspelen van de gesproken vraagzin.</w:t>
+            </w:r>
+          </w:p>
+        </w:tc>
+        <w:tc>
+          <w:tcPr>
+            <w:tcW w:type="dxa" w:w="1872"/>
+            <w:shd w:fill="FFFFFF"/>
+            <w:tcMar>
+              <w:top w:w="60" w:type="dxa"/>
+              <w:bottom w:w="60" w:type="dxa"/>
+              <w:left w:w="80" w:type="dxa"/>
+              <w:right w:w="80" w:type="dxa"/>
+            </w:tcMar>
+          </w:tcPr>
+          <w:p>
+            <w:pPr>
+              <w:spacing w:after="0"/>
+            </w:pPr>
+            <w:r>
+              <w:rPr>
+                <w:sz w:val="17"/>
+              </w:rPr>
+              <w:t>Blauwe cirkel knop met luidspreker-icoon</w:t>
+            </w:r>
+          </w:p>
+        </w:tc>
+        <w:tc>
+          <w:tcPr>
+            <w:tcW w:type="dxa" w:w="1872"/>
+            <w:shd w:fill="FFFFFF"/>
+            <w:tcMar>
+              <w:top w:w="60" w:type="dxa"/>
+              <w:bottom w:w="60" w:type="dxa"/>
+              <w:left w:w="80" w:type="dxa"/>
+              <w:right w:w="80" w:type="dxa"/>
+            </w:tcMar>
+          </w:tcPr>
+          <w:p>
+            <w:pPr>
+              <w:spacing w:after="0"/>
+            </w:pPr>
+            <w:r>
+              <w:rPr>
+                <w:sz w:val="17"/>
+              </w:rPr>
+              <w:t>Replay Question SFX</w:t>
+            </w:r>
+          </w:p>
+        </w:tc>
+      </w:tr>
+      <w:tr>
+        <w:tc>
+          <w:tcPr>
+            <w:tcW w:type="dxa" w:w="1872"/>
+            <w:shd w:fill="F4F7F6"/>
+            <w:tcMar>
+              <w:top w:w="60" w:type="dxa"/>
+              <w:bottom w:w="60" w:type="dxa"/>
+              <w:left w:w="80" w:type="dxa"/>
+              <w:right w:w="80" w:type="dxa"/>
+            </w:tcMar>
+          </w:tcPr>
+          <w:p>
+            <w:pPr>
+              <w:spacing w:after="0"/>
+            </w:pPr>
+            <w:r>
+              <w:rPr>
+                <w:b/>
+                <w:color w:val="0B8457"/>
+                <w:sz w:val="17"/>
+              </w:rPr>
+              <w:t>GRID_CHOICE_CARDS</w:t>
+            </w:r>
+          </w:p>
+        </w:tc>
+        <w:tc>
+          <w:tcPr>
+            <w:tcW w:type="dxa" w:w="1872"/>
+            <w:shd w:fill="F4F7F6"/>
+            <w:tcMar>
+              <w:top w:w="60" w:type="dxa"/>
+              <w:bottom w:w="60" w:type="dxa"/>
+              <w:left w:w="80" w:type="dxa"/>
+              <w:right w:w="80" w:type="dxa"/>
+            </w:tcMar>
+          </w:tcPr>
+          <w:p>
+            <w:pPr>
+              <w:spacing w:after="0"/>
+            </w:pPr>
+            <w:r>
+              <w:rPr>
+                <w:sz w:val="17"/>
+              </w:rPr>
+              <w:t>Keuzekaarten Raster</w:t>
+            </w:r>
+          </w:p>
+        </w:tc>
+        <w:tc>
+          <w:tcPr>
+            <w:tcW w:type="dxa" w:w="1872"/>
+            <w:shd w:fill="F4F7F6"/>
+            <w:tcMar>
+              <w:top w:w="60" w:type="dxa"/>
+              <w:bottom w:w="60" w:type="dxa"/>
+              <w:left w:w="80" w:type="dxa"/>
+              <w:right w:w="80" w:type="dxa"/>
+            </w:tcMar>
+          </w:tcPr>
+          <w:p>
+            <w:pPr>
+              <w:spacing w:after="0"/>
+            </w:pPr>
+            <w:r>
+              <w:rPr>
+                <w:sz w:val="17"/>
+              </w:rPr>
+              <w:t>Raster van 3 of 4 grote afbeeldingenkaarten waar de speler uit kiest.</w:t>
+            </w:r>
+          </w:p>
+        </w:tc>
+        <w:tc>
+          <w:tcPr>
+            <w:tcW w:type="dxa" w:w="1872"/>
+            <w:shd w:fill="F4F7F6"/>
+            <w:tcMar>
+              <w:top w:w="60" w:type="dxa"/>
+              <w:bottom w:w="60" w:type="dxa"/>
+              <w:left w:w="80" w:type="dxa"/>
+              <w:right w:w="80" w:type="dxa"/>
+            </w:tcMar>
+          </w:tcPr>
+          <w:p>
+            <w:pPr>
+              <w:spacing w:after="0"/>
+            </w:pPr>
+            <w:r>
+              <w:rPr>
+                <w:sz w:val="17"/>
+              </w:rPr>
+              <w:t>2x2 of 1x3 kaartenraster</w:t>
+            </w:r>
+          </w:p>
+        </w:tc>
+        <w:tc>
+          <w:tcPr>
+            <w:tcW w:type="dxa" w:w="1872"/>
+            <w:shd w:fill="F4F7F6"/>
+            <w:tcMar>
+              <w:top w:w="60" w:type="dxa"/>
+              <w:bottom w:w="60" w:type="dxa"/>
+              <w:left w:w="80" w:type="dxa"/>
+              <w:right w:w="80" w:type="dxa"/>
+            </w:tcMar>
+          </w:tcPr>
+          <w:p>
+            <w:pPr>
+              <w:spacing w:after="0"/>
+            </w:pPr>
+            <w:r>
+              <w:rPr>
+                <w:sz w:val="17"/>
+              </w:rPr>
+              <w:t>Answer Options Grid</w:t>
+            </w:r>
+          </w:p>
+        </w:tc>
+      </w:tr>
+      <w:tr>
+        <w:tc>
+          <w:tcPr>
+            <w:tcW w:type="dxa" w:w="1872"/>
+            <w:shd w:fill="FFFFFF"/>
+            <w:tcMar>
+              <w:top w:w="60" w:type="dxa"/>
+              <w:bottom w:w="60" w:type="dxa"/>
+              <w:left w:w="80" w:type="dxa"/>
+              <w:right w:w="80" w:type="dxa"/>
+            </w:tcMar>
+          </w:tcPr>
+          <w:p>
+            <w:pPr>
+              <w:spacing w:after="0"/>
+            </w:pPr>
+            <w:r>
+              <w:rPr>
+                <w:b/>
+                <w:color w:val="0B8457"/>
+                <w:sz w:val="17"/>
+              </w:rPr>
+              <w:t>CARD_CHOICE_DOLPHIN</w:t>
+            </w:r>
+          </w:p>
+        </w:tc>
+        <w:tc>
+          <w:tcPr>
+            <w:tcW w:type="dxa" w:w="1872"/>
+            <w:shd w:fill="FFFFFF"/>
+            <w:tcMar>
+              <w:top w:w="60" w:type="dxa"/>
+              <w:bottom w:w="60" w:type="dxa"/>
+              <w:left w:w="80" w:type="dxa"/>
+              <w:right w:w="80" w:type="dxa"/>
+            </w:tcMar>
+          </w:tcPr>
+          <w:p>
+            <w:pPr>
+              <w:spacing w:after="0"/>
+            </w:pPr>
+            <w:r>
+              <w:rPr>
+                <w:sz w:val="17"/>
+              </w:rPr>
+              <w:t>Keuzekaart: Dolfijn</w:t>
+            </w:r>
+          </w:p>
+        </w:tc>
+        <w:tc>
+          <w:tcPr>
+            <w:tcW w:type="dxa" w:w="1872"/>
+            <w:shd w:fill="FFFFFF"/>
+            <w:tcMar>
+              <w:top w:w="60" w:type="dxa"/>
+              <w:bottom w:w="60" w:type="dxa"/>
+              <w:left w:w="80" w:type="dxa"/>
+              <w:right w:w="80" w:type="dxa"/>
+            </w:tcMar>
+          </w:tcPr>
+          <w:p>
+            <w:pPr>
+              <w:spacing w:after="0"/>
+            </w:pPr>
+            <w:r>
+              <w:rPr>
+                <w:sz w:val="17"/>
+              </w:rPr>
+              <w:t>Afbeelding van een dolfijn (foutief antwoord bij 'krab').</w:t>
+            </w:r>
+          </w:p>
+        </w:tc>
+        <w:tc>
+          <w:tcPr>
+            <w:tcW w:type="dxa" w:w="1872"/>
+            <w:shd w:fill="FFFFFF"/>
+            <w:tcMar>
+              <w:top w:w="60" w:type="dxa"/>
+              <w:bottom w:w="60" w:type="dxa"/>
+              <w:left w:w="80" w:type="dxa"/>
+              <w:right w:w="80" w:type="dxa"/>
+            </w:tcMar>
+          </w:tcPr>
+          <w:p>
+            <w:pPr>
+              <w:spacing w:after="0"/>
+            </w:pPr>
+            <w:r>
+              <w:rPr>
+                <w:sz w:val="17"/>
+              </w:rPr>
+              <w:t>Witte kaart met grijze rand en illustratie</w:t>
+            </w:r>
+          </w:p>
+        </w:tc>
+        <w:tc>
+          <w:tcPr>
+            <w:tcW w:type="dxa" w:w="1872"/>
+            <w:shd w:fill="FFFFFF"/>
+            <w:tcMar>
+              <w:top w:w="60" w:type="dxa"/>
+              <w:bottom w:w="60" w:type="dxa"/>
+              <w:left w:w="80" w:type="dxa"/>
+              <w:right w:w="80" w:type="dxa"/>
+            </w:tcMar>
+          </w:tcPr>
+          <w:p>
+            <w:pPr>
+              <w:spacing w:after="0"/>
+            </w:pPr>
+            <w:r>
+              <w:rPr>
+                <w:sz w:val="17"/>
+              </w:rPr>
+              <w:t>Option 1 Selection</w:t>
+            </w:r>
+          </w:p>
+        </w:tc>
+      </w:tr>
+      <w:tr>
+        <w:tc>
+          <w:tcPr>
+            <w:tcW w:type="dxa" w:w="1872"/>
+            <w:shd w:fill="F4F7F6"/>
+            <w:tcMar>
+              <w:top w:w="60" w:type="dxa"/>
+              <w:bottom w:w="60" w:type="dxa"/>
+              <w:left w:w="80" w:type="dxa"/>
+              <w:right w:w="80" w:type="dxa"/>
+            </w:tcMar>
+          </w:tcPr>
+          <w:p>
+            <w:pPr>
+              <w:spacing w:after="0"/>
+            </w:pPr>
+            <w:r>
+              <w:rPr>
+                <w:b/>
+                <w:color w:val="0B8457"/>
+                <w:sz w:val="17"/>
+              </w:rPr>
+              <w:t>CARD_CHOICE_CRAB</w:t>
+            </w:r>
+          </w:p>
+        </w:tc>
+        <w:tc>
+          <w:tcPr>
+            <w:tcW w:type="dxa" w:w="1872"/>
+            <w:shd w:fill="F4F7F6"/>
+            <w:tcMar>
+              <w:top w:w="60" w:type="dxa"/>
+              <w:bottom w:w="60" w:type="dxa"/>
+              <w:left w:w="80" w:type="dxa"/>
+              <w:right w:w="80" w:type="dxa"/>
+            </w:tcMar>
+          </w:tcPr>
+          <w:p>
+            <w:pPr>
+              <w:spacing w:after="0"/>
+            </w:pPr>
+            <w:r>
+              <w:rPr>
+                <w:sz w:val="17"/>
+              </w:rPr>
+              <w:t>Keuzekaart: Krab</w:t>
+            </w:r>
+          </w:p>
+        </w:tc>
+        <w:tc>
+          <w:tcPr>
+            <w:tcW w:type="dxa" w:w="1872"/>
+            <w:shd w:fill="F4F7F6"/>
+            <w:tcMar>
+              <w:top w:w="60" w:type="dxa"/>
+              <w:bottom w:w="60" w:type="dxa"/>
+              <w:left w:w="80" w:type="dxa"/>
+              <w:right w:w="80" w:type="dxa"/>
+            </w:tcMar>
+          </w:tcPr>
+          <w:p>
+            <w:pPr>
+              <w:spacing w:after="0"/>
+            </w:pPr>
+            <w:r>
+              <w:rPr>
+                <w:sz w:val="17"/>
+              </w:rPr>
+              <w:t>Afbeelding van een krab (correct antwoord op 'Waar is de krab?').</w:t>
+            </w:r>
+          </w:p>
+        </w:tc>
+        <w:tc>
+          <w:tcPr>
+            <w:tcW w:type="dxa" w:w="1872"/>
+            <w:shd w:fill="F4F7F6"/>
+            <w:tcMar>
+              <w:top w:w="60" w:type="dxa"/>
+              <w:bottom w:w="60" w:type="dxa"/>
+              <w:left w:w="80" w:type="dxa"/>
+              <w:right w:w="80" w:type="dxa"/>
+            </w:tcMar>
+          </w:tcPr>
+          <w:p>
+            <w:pPr>
+              <w:spacing w:after="0"/>
+            </w:pPr>
+            <w:r>
+              <w:rPr>
+                <w:sz w:val="17"/>
+              </w:rPr>
+              <w:t>Witte kaart met grijze rand en illustratie</w:t>
+            </w:r>
+          </w:p>
+        </w:tc>
+        <w:tc>
+          <w:tcPr>
+            <w:tcW w:type="dxa" w:w="1872"/>
+            <w:shd w:fill="F4F7F6"/>
+            <w:tcMar>
+              <w:top w:w="60" w:type="dxa"/>
+              <w:bottom w:w="60" w:type="dxa"/>
+              <w:left w:w="80" w:type="dxa"/>
+              <w:right w:w="80" w:type="dxa"/>
+            </w:tcMar>
+          </w:tcPr>
+          <w:p>
+            <w:pPr>
+              <w:spacing w:after="0"/>
+            </w:pPr>
+            <w:r>
+              <w:rPr>
+                <w:sz w:val="17"/>
+              </w:rPr>
+              <w:t>Option 2 (Correct)</w:t>
+            </w:r>
+          </w:p>
+        </w:tc>
+      </w:tr>
+      <w:tr>
+        <w:tc>
+          <w:tcPr>
+            <w:tcW w:type="dxa" w:w="1872"/>
+            <w:shd w:fill="FFFFFF"/>
+            <w:tcMar>
+              <w:top w:w="60" w:type="dxa"/>
+              <w:bottom w:w="60" w:type="dxa"/>
+              <w:left w:w="80" w:type="dxa"/>
+              <w:right w:w="80" w:type="dxa"/>
+            </w:tcMar>
+          </w:tcPr>
+          <w:p>
+            <w:pPr>
+              <w:spacing w:after="0"/>
+            </w:pPr>
+            <w:r>
+              <w:rPr>
+                <w:b/>
+                <w:color w:val="0B8457"/>
+                <w:sz w:val="17"/>
+              </w:rPr>
+              <w:t>CARD_CHOICE_SHELLS</w:t>
+            </w:r>
+          </w:p>
+        </w:tc>
+        <w:tc>
+          <w:tcPr>
+            <w:tcW w:type="dxa" w:w="1872"/>
+            <w:shd w:fill="FFFFFF"/>
+            <w:tcMar>
+              <w:top w:w="60" w:type="dxa"/>
+              <w:bottom w:w="60" w:type="dxa"/>
+              <w:left w:w="80" w:type="dxa"/>
+              <w:right w:w="80" w:type="dxa"/>
+            </w:tcMar>
+          </w:tcPr>
+          <w:p>
+            <w:pPr>
+              <w:spacing w:after="0"/>
+            </w:pPr>
+            <w:r>
+              <w:rPr>
+                <w:sz w:val="17"/>
+              </w:rPr>
+              <w:t>Keuzekaart: Schelpen</w:t>
+            </w:r>
+          </w:p>
+        </w:tc>
+        <w:tc>
+          <w:tcPr>
+            <w:tcW w:type="dxa" w:w="1872"/>
+            <w:shd w:fill="FFFFFF"/>
+            <w:tcMar>
+              <w:top w:w="60" w:type="dxa"/>
+              <w:bottom w:w="60" w:type="dxa"/>
+              <w:left w:w="80" w:type="dxa"/>
+              <w:right w:w="80" w:type="dxa"/>
+            </w:tcMar>
+          </w:tcPr>
+          <w:p>
+            <w:pPr>
+              <w:spacing w:after="0"/>
+            </w:pPr>
+            <w:r>
+              <w:rPr>
+                <w:sz w:val="17"/>
+              </w:rPr>
+              <w:t>Afbeelding van schelpen en zeester (foutief antwoord).</w:t>
+            </w:r>
+          </w:p>
+        </w:tc>
+        <w:tc>
+          <w:tcPr>
+            <w:tcW w:type="dxa" w:w="1872"/>
+            <w:shd w:fill="FFFFFF"/>
+            <w:tcMar>
+              <w:top w:w="60" w:type="dxa"/>
+              <w:bottom w:w="60" w:type="dxa"/>
+              <w:left w:w="80" w:type="dxa"/>
+              <w:right w:w="80" w:type="dxa"/>
+            </w:tcMar>
+          </w:tcPr>
+          <w:p>
+            <w:pPr>
+              <w:spacing w:after="0"/>
+            </w:pPr>
+            <w:r>
+              <w:rPr>
+                <w:sz w:val="17"/>
+              </w:rPr>
+              <w:t>Witte kaart met grijze rand en illustratie</w:t>
+            </w:r>
+          </w:p>
+        </w:tc>
+        <w:tc>
+          <w:tcPr>
+            <w:tcW w:type="dxa" w:w="1872"/>
+            <w:shd w:fill="FFFFFF"/>
+            <w:tcMar>
+              <w:top w:w="60" w:type="dxa"/>
+              <w:bottom w:w="60" w:type="dxa"/>
+              <w:left w:w="80" w:type="dxa"/>
+              <w:right w:w="80" w:type="dxa"/>
+            </w:tcMar>
+          </w:tcPr>
+          <w:p>
+            <w:pPr>
+              <w:spacing w:after="0"/>
+            </w:pPr>
+            <w:r>
+              <w:rPr>
+                <w:sz w:val="17"/>
+              </w:rPr>
+              <w:t>Option 3 Selection</w:t>
+            </w:r>
+          </w:p>
+        </w:tc>
+      </w:tr>
+      <w:tr>
+        <w:tc>
+          <w:tcPr>
+            <w:tcW w:type="dxa" w:w="1872"/>
+            <w:shd w:fill="F4F7F6"/>
+            <w:tcMar>
+              <w:top w:w="60" w:type="dxa"/>
+              <w:bottom w:w="60" w:type="dxa"/>
+              <w:left w:w="80" w:type="dxa"/>
+              <w:right w:w="80" w:type="dxa"/>
+            </w:tcMar>
+          </w:tcPr>
+          <w:p>
+            <w:pPr>
+              <w:spacing w:after="0"/>
+            </w:pPr>
+            <w:r>
+              <w:rPr>
+                <w:b/>
+                <w:color w:val="0B8457"/>
+                <w:sz w:val="17"/>
+              </w:rPr>
+              <w:t>FOOTER_QUIZ_PROGRESS</w:t>
+            </w:r>
+          </w:p>
+        </w:tc>
+        <w:tc>
+          <w:tcPr>
+            <w:tcW w:type="dxa" w:w="1872"/>
+            <w:shd w:fill="F4F7F6"/>
+            <w:tcMar>
+              <w:top w:w="60" w:type="dxa"/>
+              <w:bottom w:w="60" w:type="dxa"/>
+              <w:left w:w="80" w:type="dxa"/>
+              <w:right w:w="80" w:type="dxa"/>
+            </w:tcMar>
+          </w:tcPr>
+          <w:p>
+            <w:pPr>
+              <w:spacing w:after="0"/>
+            </w:pPr>
+            <w:r>
+              <w:rPr>
+                <w:sz w:val="17"/>
+              </w:rPr>
+              <w:t>Onderste Voortgangsbalk</w:t>
+            </w:r>
+          </w:p>
+        </w:tc>
+        <w:tc>
+          <w:tcPr>
+            <w:tcW w:type="dxa" w:w="1872"/>
+            <w:shd w:fill="F4F7F6"/>
+            <w:tcMar>
+              <w:top w:w="60" w:type="dxa"/>
+              <w:bottom w:w="60" w:type="dxa"/>
+              <w:left w:w="80" w:type="dxa"/>
+              <w:right w:w="80" w:type="dxa"/>
+            </w:tcMar>
+          </w:tcPr>
+          <w:p>
+            <w:pPr>
+              <w:spacing w:after="0"/>
+            </w:pPr>
+            <w:r>
+              <w:rPr>
+                <w:sz w:val="17"/>
+              </w:rPr>
+              <w:t>Voortgangsbalk voor 'Tempo' (0/10) en beloningsvoortgang (0/30 sterren).</w:t>
+            </w:r>
+          </w:p>
+        </w:tc>
+        <w:tc>
+          <w:tcPr>
+            <w:tcW w:type="dxa" w:w="1872"/>
+            <w:shd w:fill="F4F7F6"/>
+            <w:tcMar>
+              <w:top w:w="60" w:type="dxa"/>
+              <w:bottom w:w="60" w:type="dxa"/>
+              <w:left w:w="80" w:type="dxa"/>
+              <w:right w:w="80" w:type="dxa"/>
+            </w:tcMar>
+          </w:tcPr>
+          <w:p>
+            <w:pPr>
+              <w:spacing w:after="0"/>
+            </w:pPr>
+            <w:r>
+              <w:rPr>
+                <w:sz w:val="17"/>
+              </w:rPr>
+              <w:t>Gele afgeronde balk met groene progressbar</w:t>
+            </w:r>
+          </w:p>
+        </w:tc>
+        <w:tc>
+          <w:tcPr>
+            <w:tcW w:type="dxa" w:w="1872"/>
+            <w:shd w:fill="F4F7F6"/>
+            <w:tcMar>
+              <w:top w:w="60" w:type="dxa"/>
+              <w:bottom w:w="60" w:type="dxa"/>
+              <w:left w:w="80" w:type="dxa"/>
+              <w:right w:w="80" w:type="dxa"/>
+            </w:tcMar>
+          </w:tcPr>
+          <w:p>
+            <w:pPr>
+              <w:spacing w:after="0"/>
+            </w:pPr>
+            <w:r>
+              <w:rPr>
+                <w:sz w:val="17"/>
+              </w:rPr>
+              <w:t>Quiz Progress Footer</w:t>
+            </w:r>
+          </w:p>
+        </w:tc>
+      </w:tr>
+    </w:tbl>
+    <w:p>
+      <w:pPr>
+        <w:spacing w:after="280"/>
+      </w:pPr>
+    </w:p>
+    <w:p>
+      <w:pPr>
+        <w:pStyle w:val="Heading1"/>
+        <w:spacing w:before="280" w:after="120"/>
+      </w:pPr>
+      <w:r>
+        <w:rPr>
+          <w:rFonts w:ascii="Calibri" w:hAnsi="Calibri"/>
+          <w:b/>
+          <w:color w:val="0B8457"/>
+          <w:sz w:val="32"/>
+        </w:rPr>
+        <w:t>9. Scherm 7: Zeg &amp; Zet Drag &amp; Drop Gameplay (SCR_ZEG_ZET_GAME)</w:t>
+      </w:r>
+    </w:p>
+    <w:p>
+      <w:pPr>
+        <w:spacing w:before="160" w:after="80"/>
+        <w:jc w:val="center"/>
+      </w:pPr>
+      <w:r>
+        <w:drawing>
+          <wp:inline xmlns:a="http://schemas.openxmlformats.org/drawingml/2006/main" xmlns:pic="http://schemas.openxmlformats.org/drawingml/2006/picture">
+            <wp:extent cx="2377440" cy="4764185"/>
+            <wp:docPr id="7" name="Picture 7"/>
+            <wp:cNvGraphicFramePr>
+              <a:graphicFrameLocks noChangeAspect="1"/>
+            </wp:cNvGraphicFramePr>
+            <a:graphic>
+              <a:graphicData uri="http://schemas.openxmlformats.org/drawingml/2006/picture">
+                <pic:pic>
+                  <pic:nvPicPr>
+                    <pic:cNvPr id="0" name="media__1784879932221.png"/>
+                    <pic:cNvPicPr/>
+                  </pic:nvPicPr>
+                  <pic:blipFill>
+                    <a:blip r:embed="rId15"/>
+                    <a:stretch>
+                      <a:fillRect/>
+                    </a:stretch>
+                  </pic:blipFill>
+                  <pic:spPr>
+                    <a:xfrm>
+                      <a:off x="0" y="0"/>
+                      <a:ext cx="2377440" cy="4764185"/>
+                    </a:xfrm>
+                    <a:prstGeom prst="rect"/>
+                  </pic:spPr>
+                </pic:pic>
+              </a:graphicData>
+            </a:graphic>
+          </wp:inline>
+        </w:drawing>
+      </w:r>
+    </w:p>
+    <w:p>
+      <w:pPr>
+        <w:spacing w:after="200"/>
+        <w:jc w:val="center"/>
+      </w:pPr>
+      <w:r>
+        <w:rPr>
+          <w:rFonts w:ascii="Calibri" w:hAnsi="Calibri"/>
+          <w:i/>
+          <w:color w:val="5A6A75"/>
+          <w:sz w:val="18"/>
+        </w:rPr>
+        <w:t>Figuur: SCR_ZEG_ZET_GAME - Drag &amp; Drop Opdracht Gameplay</w:t>
+      </w:r>
+    </w:p>
+    <w:tbl>
+      <w:tblPr>
+        <w:tblW w:type="auto" w:w="0"/>
+        <w:jc w:val="center"/>
+        <w:tblLayout w:type="fixed"/>
+        <w:tblLook w:firstColumn="1" w:firstRow="1" w:lastColumn="0" w:lastRow="0" w:noHBand="0" w:noVBand="1" w:val="04A0"/>
+        <w:tblBorders>
+          <w:top w:val="single" w:sz="4" w:space="0" w:color="D1DCD6"/>
+          <w:left w:val="none"/>
+          <w:bottom w:val="single" w:sz="6" w:space="0" w:color="D1DCD6"/>
+          <w:right w:val="none"/>
+          <w:insideH w:val="single" w:sz="4" w:space="0" w:color="D1DCD6"/>
+          <w:insideV w:val="none"/>
+        </w:tblBorders>
+      </w:tblPr>
+      <w:tblGrid>
+        <w:gridCol w:w="2304"/>
+        <w:gridCol w:w="1872"/>
+        <w:gridCol w:w="2448"/>
+        <w:gridCol w:w="1440"/>
+        <w:gridCol w:w="1296"/>
+      </w:tblGrid>
+      <w:tr>
+        <w:tc>
+          <w:tcPr>
+            <w:tcW w:type="dxa" w:w="1872"/>
+            <w:shd w:fill="0B8457"/>
+            <w:tcMar>
+              <w:top w:w="80" w:type="dxa"/>
+              <w:bottom w:w="80" w:type="dxa"/>
+              <w:left w:w="80" w:type="dxa"/>
+              <w:right w:w="80" w:type="dxa"/>
+            </w:tcMar>
+          </w:tcPr>
+          <w:p>
+            <w:pPr>
+              <w:spacing w:after="0"/>
+            </w:pPr>
+            <w:r>
+              <w:rPr>
+                <w:b/>
+                <w:color w:val="FFFFFF"/>
+                <w:sz w:val="18"/>
+              </w:rPr>
+              <w:t>Element Code Name</w:t>
+            </w:r>
+          </w:p>
+        </w:tc>
+        <w:tc>
+          <w:tcPr>
+            <w:tcW w:type="dxa" w:w="1872"/>
+            <w:shd w:fill="0B8457"/>
+            <w:tcMar>
+              <w:top w:w="80" w:type="dxa"/>
+              <w:bottom w:w="80" w:type="dxa"/>
+              <w:left w:w="80" w:type="dxa"/>
+              <w:right w:w="80" w:type="dxa"/>
+            </w:tcMar>
+          </w:tcPr>
+          <w:p>
+            <w:pPr>
+              <w:spacing w:after="0"/>
+            </w:pPr>
+            <w:r>
+              <w:rPr>
+                <w:b/>
+                <w:color w:val="FFFFFF"/>
+                <w:sz w:val="18"/>
+              </w:rPr>
+              <w:t>Visuele Naam</w:t>
+            </w:r>
+          </w:p>
+        </w:tc>
+        <w:tc>
+          <w:tcPr>
+            <w:tcW w:type="dxa" w:w="1872"/>
+            <w:shd w:fill="0B8457"/>
+            <w:tcMar>
+              <w:top w:w="80" w:type="dxa"/>
+              <w:bottom w:w="80" w:type="dxa"/>
+              <w:left w:w="80" w:type="dxa"/>
+              <w:right w:w="80" w:type="dxa"/>
+            </w:tcMar>
+          </w:tcPr>
+          <w:p>
+            <w:pPr>
+              <w:spacing w:after="0"/>
+            </w:pPr>
+            <w:r>
+              <w:rPr>
+                <w:b/>
+                <w:color w:val="FFFFFF"/>
+                <w:sz w:val="18"/>
+              </w:rPr>
+              <w:t>Functionaliteit &amp; Omschrijving</w:t>
+            </w:r>
+          </w:p>
+        </w:tc>
+        <w:tc>
+          <w:tcPr>
+            <w:tcW w:type="dxa" w:w="1872"/>
+            <w:shd w:fill="0B8457"/>
+            <w:tcMar>
+              <w:top w:w="80" w:type="dxa"/>
+              <w:bottom w:w="80" w:type="dxa"/>
+              <w:left w:w="80" w:type="dxa"/>
+              <w:right w:w="80" w:type="dxa"/>
+            </w:tcMar>
+          </w:tcPr>
+          <w:p>
+            <w:pPr>
+              <w:spacing w:after="0"/>
+            </w:pPr>
+            <w:r>
+              <w:rPr>
+                <w:b/>
+                <w:color w:val="FFFFFF"/>
+                <w:sz w:val="18"/>
+              </w:rPr>
+              <w:t>Visuele Stijl</w:t>
+            </w:r>
+          </w:p>
+        </w:tc>
+        <w:tc>
+          <w:tcPr>
+            <w:tcW w:type="dxa" w:w="1872"/>
+            <w:shd w:fill="0B8457"/>
+            <w:tcMar>
+              <w:top w:w="80" w:type="dxa"/>
+              <w:bottom w:w="80" w:type="dxa"/>
+              <w:left w:w="80" w:type="dxa"/>
+              <w:right w:w="80" w:type="dxa"/>
+            </w:tcMar>
+          </w:tcPr>
+          <w:p>
+            <w:pPr>
+              <w:spacing w:after="0"/>
+            </w:pPr>
+            <w:r>
+              <w:rPr>
+                <w:b/>
+                <w:color w:val="FFFFFF"/>
+                <w:sz w:val="18"/>
+              </w:rPr>
+              <w:t>Doel / Actie</w:t>
+            </w:r>
+          </w:p>
+        </w:tc>
+      </w:tr>
+      <w:tr>
+        <w:tc>
+          <w:tcPr>
+            <w:tcW w:type="dxa" w:w="1872"/>
+            <w:shd w:fill="F4F7F6"/>
+            <w:tcMar>
+              <w:top w:w="60" w:type="dxa"/>
+              <w:bottom w:w="60" w:type="dxa"/>
+              <w:left w:w="80" w:type="dxa"/>
+              <w:right w:w="80" w:type="dxa"/>
+            </w:tcMar>
+          </w:tcPr>
+          <w:p>
+            <w:pPr>
+              <w:spacing w:after="0"/>
+            </w:pPr>
+            <w:r>
+              <w:rPr>
+                <w:b/>
+                <w:color w:val="0B8457"/>
+                <w:sz w:val="17"/>
+              </w:rPr>
+              <w:t>BTN_NAV_BACK</w:t>
+            </w:r>
+          </w:p>
+        </w:tc>
+        <w:tc>
+          <w:tcPr>
+            <w:tcW w:type="dxa" w:w="1872"/>
+            <w:shd w:fill="F4F7F6"/>
+            <w:tcMar>
+              <w:top w:w="60" w:type="dxa"/>
+              <w:bottom w:w="60" w:type="dxa"/>
+              <w:left w:w="80" w:type="dxa"/>
+              <w:right w:w="80" w:type="dxa"/>
+            </w:tcMar>
+          </w:tcPr>
+          <w:p>
+            <w:pPr>
+              <w:spacing w:after="0"/>
+            </w:pPr>
+            <w:r>
+              <w:rPr>
+                <w:sz w:val="17"/>
+              </w:rPr>
+              <w:t>Terug Knop</w:t>
+            </w:r>
+          </w:p>
+        </w:tc>
+        <w:tc>
+          <w:tcPr>
+            <w:tcW w:type="dxa" w:w="1872"/>
+            <w:shd w:fill="F4F7F6"/>
+            <w:tcMar>
+              <w:top w:w="60" w:type="dxa"/>
+              <w:bottom w:w="60" w:type="dxa"/>
+              <w:left w:w="80" w:type="dxa"/>
+              <w:right w:w="80" w:type="dxa"/>
+            </w:tcMar>
+          </w:tcPr>
+          <w:p>
+            <w:pPr>
+              <w:spacing w:after="0"/>
+            </w:pPr>
+            <w:r>
+              <w:rPr>
+                <w:sz w:val="17"/>
+              </w:rPr>
+              <w:t>Verlaat de opdracht en keert terug naar het avontuurscherm.</w:t>
+            </w:r>
+          </w:p>
+        </w:tc>
+        <w:tc>
+          <w:tcPr>
+            <w:tcW w:type="dxa" w:w="1872"/>
+            <w:shd w:fill="F4F7F6"/>
+            <w:tcMar>
+              <w:top w:w="60" w:type="dxa"/>
+              <w:bottom w:w="60" w:type="dxa"/>
+              <w:left w:w="80" w:type="dxa"/>
+              <w:right w:w="80" w:type="dxa"/>
+            </w:tcMar>
+          </w:tcPr>
+          <w:p>
+            <w:pPr>
+              <w:spacing w:after="0"/>
+            </w:pPr>
+            <w:r>
+              <w:rPr>
+                <w:sz w:val="17"/>
+              </w:rPr>
+              <w:t>Witte cirkel knop met pijl-links</w:t>
+            </w:r>
+          </w:p>
+        </w:tc>
+        <w:tc>
+          <w:tcPr>
+            <w:tcW w:type="dxa" w:w="1872"/>
+            <w:shd w:fill="F4F7F6"/>
+            <w:tcMar>
+              <w:top w:w="60" w:type="dxa"/>
+              <w:bottom w:w="60" w:type="dxa"/>
+              <w:left w:w="80" w:type="dxa"/>
+              <w:right w:w="80" w:type="dxa"/>
+            </w:tcMar>
+          </w:tcPr>
+          <w:p>
+            <w:pPr>
+              <w:spacing w:after="0"/>
+            </w:pPr>
+            <w:r>
+              <w:rPr>
+                <w:sz w:val="17"/>
+              </w:rPr>
+              <w:t>Navigate Back</w:t>
+            </w:r>
+          </w:p>
+        </w:tc>
+      </w:tr>
+      <w:tr>
+        <w:tc>
+          <w:tcPr>
+            <w:tcW w:type="dxa" w:w="1872"/>
+            <w:shd w:fill="FFFFFF"/>
+            <w:tcMar>
+              <w:top w:w="60" w:type="dxa"/>
+              <w:bottom w:w="60" w:type="dxa"/>
+              <w:left w:w="80" w:type="dxa"/>
+              <w:right w:w="80" w:type="dxa"/>
+            </w:tcMar>
+          </w:tcPr>
+          <w:p>
+            <w:pPr>
+              <w:spacing w:after="0"/>
+            </w:pPr>
+            <w:r>
+              <w:rPr>
+                <w:b/>
+                <w:color w:val="0B8457"/>
+                <w:sz w:val="17"/>
+              </w:rPr>
+              <w:t>DSP_STAR_COUNTER</w:t>
+            </w:r>
+          </w:p>
+        </w:tc>
+        <w:tc>
+          <w:tcPr>
+            <w:tcW w:type="dxa" w:w="1872"/>
+            <w:shd w:fill="FFFFFF"/>
+            <w:tcMar>
+              <w:top w:w="60" w:type="dxa"/>
+              <w:bottom w:w="60" w:type="dxa"/>
+              <w:left w:w="80" w:type="dxa"/>
+              <w:right w:w="80" w:type="dxa"/>
+            </w:tcMar>
+          </w:tcPr>
+          <w:p>
+            <w:pPr>
+              <w:spacing w:after="0"/>
+            </w:pPr>
+            <w:r>
+              <w:rPr>
+                <w:sz w:val="17"/>
+              </w:rPr>
+              <w:t>Sterrenteller</w:t>
+            </w:r>
+          </w:p>
+        </w:tc>
+        <w:tc>
+          <w:tcPr>
+            <w:tcW w:type="dxa" w:w="1872"/>
+            <w:shd w:fill="FFFFFF"/>
+            <w:tcMar>
+              <w:top w:w="60" w:type="dxa"/>
+              <w:bottom w:w="60" w:type="dxa"/>
+              <w:left w:w="80" w:type="dxa"/>
+              <w:right w:w="80" w:type="dxa"/>
+            </w:tcMar>
+          </w:tcPr>
+          <w:p>
+            <w:pPr>
+              <w:spacing w:after="0"/>
+            </w:pPr>
+            <w:r>
+              <w:rPr>
+                <w:sz w:val="17"/>
+              </w:rPr>
+              <w:t>Toont actuele sterrenstand ('0').</w:t>
+            </w:r>
+          </w:p>
+        </w:tc>
+        <w:tc>
+          <w:tcPr>
+            <w:tcW w:type="dxa" w:w="1872"/>
+            <w:shd w:fill="FFFFFF"/>
+            <w:tcMar>
+              <w:top w:w="60" w:type="dxa"/>
+              <w:bottom w:w="60" w:type="dxa"/>
+              <w:left w:w="80" w:type="dxa"/>
+              <w:right w:w="80" w:type="dxa"/>
+            </w:tcMar>
+          </w:tcPr>
+          <w:p>
+            <w:pPr>
+              <w:spacing w:after="0"/>
+            </w:pPr>
+            <w:r>
+              <w:rPr>
+                <w:sz w:val="17"/>
+              </w:rPr>
+              <w:t>Gele capsule pil met ster</w:t>
+            </w:r>
+          </w:p>
+        </w:tc>
+        <w:tc>
+          <w:tcPr>
+            <w:tcW w:type="dxa" w:w="1872"/>
+            <w:shd w:fill="FFFFFF"/>
+            <w:tcMar>
+              <w:top w:w="60" w:type="dxa"/>
+              <w:bottom w:w="60" w:type="dxa"/>
+              <w:left w:w="80" w:type="dxa"/>
+              <w:right w:w="80" w:type="dxa"/>
+            </w:tcMar>
+          </w:tcPr>
+          <w:p>
+            <w:pPr>
+              <w:spacing w:after="0"/>
+            </w:pPr>
+            <w:r>
+              <w:rPr>
+                <w:sz w:val="17"/>
+              </w:rPr>
+              <w:t>Score Display</w:t>
+            </w:r>
+          </w:p>
+        </w:tc>
+      </w:tr>
+      <w:tr>
+        <w:tc>
+          <w:tcPr>
+            <w:tcW w:type="dxa" w:w="1872"/>
+            <w:shd w:fill="F4F7F6"/>
+            <w:tcMar>
+              <w:top w:w="60" w:type="dxa"/>
+              <w:bottom w:w="60" w:type="dxa"/>
+              <w:left w:w="80" w:type="dxa"/>
+              <w:right w:w="80" w:type="dxa"/>
+            </w:tcMar>
+          </w:tcPr>
+          <w:p>
+            <w:pPr>
+              <w:spacing w:after="0"/>
+            </w:pPr>
+            <w:r>
+              <w:rPr>
+                <w:b/>
+                <w:color w:val="0B8457"/>
+                <w:sz w:val="17"/>
+              </w:rPr>
+              <w:t>BTN_HINT_ASSIST</w:t>
+            </w:r>
+          </w:p>
+        </w:tc>
+        <w:tc>
+          <w:tcPr>
+            <w:tcW w:type="dxa" w:w="1872"/>
+            <w:shd w:fill="F4F7F6"/>
+            <w:tcMar>
+              <w:top w:w="60" w:type="dxa"/>
+              <w:bottom w:w="60" w:type="dxa"/>
+              <w:left w:w="80" w:type="dxa"/>
+              <w:right w:w="80" w:type="dxa"/>
+            </w:tcMar>
+          </w:tcPr>
+          <w:p>
+            <w:pPr>
+              <w:spacing w:after="0"/>
+            </w:pPr>
+            <w:r>
+              <w:rPr>
+                <w:sz w:val="17"/>
+              </w:rPr>
+              <w:t>Hint Knop</w:t>
+            </w:r>
+          </w:p>
+        </w:tc>
+        <w:tc>
+          <w:tcPr>
+            <w:tcW w:type="dxa" w:w="1872"/>
+            <w:shd w:fill="F4F7F6"/>
+            <w:tcMar>
+              <w:top w:w="60" w:type="dxa"/>
+              <w:bottom w:w="60" w:type="dxa"/>
+              <w:left w:w="80" w:type="dxa"/>
+              <w:right w:w="80" w:type="dxa"/>
+            </w:tcMar>
+          </w:tcPr>
+          <w:p>
+            <w:pPr>
+              <w:spacing w:after="0"/>
+            </w:pPr>
+            <w:r>
+              <w:rPr>
+                <w:sz w:val="17"/>
+              </w:rPr>
+              <w:t>Toont waar het object geplaatst moet worden.</w:t>
+            </w:r>
+          </w:p>
+        </w:tc>
+        <w:tc>
+          <w:tcPr>
+            <w:tcW w:type="dxa" w:w="1872"/>
+            <w:shd w:fill="F4F7F6"/>
+            <w:tcMar>
+              <w:top w:w="60" w:type="dxa"/>
+              <w:bottom w:w="60" w:type="dxa"/>
+              <w:left w:w="80" w:type="dxa"/>
+              <w:right w:w="80" w:type="dxa"/>
+            </w:tcMar>
+          </w:tcPr>
+          <w:p>
+            <w:pPr>
+              <w:spacing w:after="0"/>
+            </w:pPr>
+            <w:r>
+              <w:rPr>
+                <w:sz w:val="17"/>
+              </w:rPr>
+              <w:t>Gele knop met lamp-icoon</w:t>
+            </w:r>
+          </w:p>
+        </w:tc>
+        <w:tc>
+          <w:tcPr>
+            <w:tcW w:type="dxa" w:w="1872"/>
+            <w:shd w:fill="F4F7F6"/>
+            <w:tcMar>
+              <w:top w:w="60" w:type="dxa"/>
+              <w:bottom w:w="60" w:type="dxa"/>
+              <w:left w:w="80" w:type="dxa"/>
+              <w:right w:w="80" w:type="dxa"/>
+            </w:tcMar>
+          </w:tcPr>
+          <w:p>
+            <w:pPr>
+              <w:spacing w:after="0"/>
+            </w:pPr>
+            <w:r>
+              <w:rPr>
+                <w:sz w:val="17"/>
+              </w:rPr>
+              <w:t>Trigger Placement Hint</w:t>
+            </w:r>
+          </w:p>
+        </w:tc>
+      </w:tr>
+      <w:tr>
+        <w:tc>
+          <w:tcPr>
+            <w:tcW w:type="dxa" w:w="1872"/>
+            <w:shd w:fill="FFFFFF"/>
+            <w:tcMar>
+              <w:top w:w="60" w:type="dxa"/>
+              <w:bottom w:w="60" w:type="dxa"/>
+              <w:left w:w="80" w:type="dxa"/>
+              <w:right w:w="80" w:type="dxa"/>
+            </w:tcMar>
+          </w:tcPr>
+          <w:p>
+            <w:pPr>
+              <w:spacing w:after="0"/>
+            </w:pPr>
+            <w:r>
+              <w:rPr>
+                <w:b/>
+                <w:color w:val="0B8457"/>
+                <w:sz w:val="17"/>
+              </w:rPr>
+              <w:t>BTN_ACTION_KLAAR</w:t>
+            </w:r>
+          </w:p>
+        </w:tc>
+        <w:tc>
+          <w:tcPr>
+            <w:tcW w:type="dxa" w:w="1872"/>
+            <w:shd w:fill="FFFFFF"/>
+            <w:tcMar>
+              <w:top w:w="60" w:type="dxa"/>
+              <w:bottom w:w="60" w:type="dxa"/>
+              <w:left w:w="80" w:type="dxa"/>
+              <w:right w:w="80" w:type="dxa"/>
+            </w:tcMar>
+          </w:tcPr>
+          <w:p>
+            <w:pPr>
+              <w:spacing w:after="0"/>
+            </w:pPr>
+            <w:r>
+              <w:rPr>
+                <w:sz w:val="17"/>
+              </w:rPr>
+              <w:t>Klaar Knop</w:t>
+            </w:r>
+          </w:p>
+        </w:tc>
+        <w:tc>
+          <w:tcPr>
+            <w:tcW w:type="dxa" w:w="1872"/>
+            <w:shd w:fill="FFFFFF"/>
+            <w:tcMar>
+              <w:top w:w="60" w:type="dxa"/>
+              <w:bottom w:w="60" w:type="dxa"/>
+              <w:left w:w="80" w:type="dxa"/>
+              <w:right w:w="80" w:type="dxa"/>
+            </w:tcMar>
+          </w:tcPr>
+          <w:p>
+            <w:pPr>
+              <w:spacing w:after="0"/>
+            </w:pPr>
+            <w:r>
+              <w:rPr>
+                <w:sz w:val="17"/>
+              </w:rPr>
+              <w:t>Valideert of de objecten op de juiste positie op het strand geplaatst zijn.</w:t>
+            </w:r>
+          </w:p>
+        </w:tc>
+        <w:tc>
+          <w:tcPr>
+            <w:tcW w:type="dxa" w:w="1872"/>
+            <w:shd w:fill="FFFFFF"/>
+            <w:tcMar>
+              <w:top w:w="60" w:type="dxa"/>
+              <w:bottom w:w="60" w:type="dxa"/>
+              <w:left w:w="80" w:type="dxa"/>
+              <w:right w:w="80" w:type="dxa"/>
+            </w:tcMar>
+          </w:tcPr>
+          <w:p>
+            <w:pPr>
+              <w:spacing w:after="0"/>
+            </w:pPr>
+            <w:r>
+              <w:rPr>
+                <w:sz w:val="17"/>
+              </w:rPr>
+              <w:t>Groene knop met vinkje-icoon en tekst 'Klaar'</w:t>
+            </w:r>
+          </w:p>
+        </w:tc>
+        <w:tc>
+          <w:tcPr>
+            <w:tcW w:type="dxa" w:w="1872"/>
+            <w:shd w:fill="FFFFFF"/>
+            <w:tcMar>
+              <w:top w:w="60" w:type="dxa"/>
+              <w:bottom w:w="60" w:type="dxa"/>
+              <w:left w:w="80" w:type="dxa"/>
+              <w:right w:w="80" w:type="dxa"/>
+            </w:tcMar>
+          </w:tcPr>
+          <w:p>
+            <w:pPr>
+              <w:spacing w:after="0"/>
+            </w:pPr>
+            <w:r>
+              <w:rPr>
+                <w:sz w:val="17"/>
+              </w:rPr>
+              <w:t>Validate Placement</w:t>
+            </w:r>
+          </w:p>
+        </w:tc>
+      </w:tr>
+      <w:tr>
+        <w:tc>
+          <w:tcPr>
+            <w:tcW w:type="dxa" w:w="1872"/>
+            <w:shd w:fill="F4F7F6"/>
+            <w:tcMar>
+              <w:top w:w="60" w:type="dxa"/>
+              <w:bottom w:w="60" w:type="dxa"/>
+              <w:left w:w="80" w:type="dxa"/>
+              <w:right w:w="80" w:type="dxa"/>
+            </w:tcMar>
+          </w:tcPr>
+          <w:p>
+            <w:pPr>
+              <w:spacing w:after="0"/>
+            </w:pPr>
+            <w:r>
+              <w:rPr>
+                <w:b/>
+                <w:color w:val="0B8457"/>
+                <w:sz w:val="17"/>
+              </w:rPr>
+              <w:t>CARD_TASK_HEADER</w:t>
+            </w:r>
+          </w:p>
+        </w:tc>
+        <w:tc>
+          <w:tcPr>
+            <w:tcW w:type="dxa" w:w="1872"/>
+            <w:shd w:fill="F4F7F6"/>
+            <w:tcMar>
+              <w:top w:w="60" w:type="dxa"/>
+              <w:bottom w:w="60" w:type="dxa"/>
+              <w:left w:w="80" w:type="dxa"/>
+              <w:right w:w="80" w:type="dxa"/>
+            </w:tcMar>
+          </w:tcPr>
+          <w:p>
+            <w:pPr>
+              <w:spacing w:after="0"/>
+            </w:pPr>
+            <w:r>
+              <w:rPr>
+                <w:sz w:val="17"/>
+              </w:rPr>
+              <w:t>Opdracht Header Card</w:t>
+            </w:r>
+          </w:p>
+        </w:tc>
+        <w:tc>
+          <w:tcPr>
+            <w:tcW w:type="dxa" w:w="1872"/>
+            <w:shd w:fill="F4F7F6"/>
+            <w:tcMar>
+              <w:top w:w="60" w:type="dxa"/>
+              <w:bottom w:w="60" w:type="dxa"/>
+              <w:left w:w="80" w:type="dxa"/>
+              <w:right w:w="80" w:type="dxa"/>
+            </w:tcMar>
+          </w:tcPr>
+          <w:p>
+            <w:pPr>
+              <w:spacing w:after="0"/>
+            </w:pPr>
+            <w:r>
+              <w:rPr>
+                <w:sz w:val="17"/>
+              </w:rPr>
+              <w:t>Container met de te voltooien instructie en microfoon/toetsenbord knoppen.</w:t>
+            </w:r>
+          </w:p>
+        </w:tc>
+        <w:tc>
+          <w:tcPr>
+            <w:tcW w:type="dxa" w:w="1872"/>
+            <w:shd w:fill="F4F7F6"/>
+            <w:tcMar>
+              <w:top w:w="60" w:type="dxa"/>
+              <w:bottom w:w="60" w:type="dxa"/>
+              <w:left w:w="80" w:type="dxa"/>
+              <w:right w:w="80" w:type="dxa"/>
+            </w:tcMar>
+          </w:tcPr>
+          <w:p>
+            <w:pPr>
+              <w:spacing w:after="0"/>
+            </w:pPr>
+            <w:r>
+              <w:rPr>
+                <w:sz w:val="17"/>
+              </w:rPr>
+              <w:t>Witte afgeronde header met schaduw</w:t>
+            </w:r>
+          </w:p>
+        </w:tc>
+        <w:tc>
+          <w:tcPr>
+            <w:tcW w:type="dxa" w:w="1872"/>
+            <w:shd w:fill="F4F7F6"/>
+            <w:tcMar>
+              <w:top w:w="60" w:type="dxa"/>
+              <w:bottom w:w="60" w:type="dxa"/>
+              <w:left w:w="80" w:type="dxa"/>
+              <w:right w:w="80" w:type="dxa"/>
+            </w:tcMar>
+          </w:tcPr>
+          <w:p>
+            <w:pPr>
+              <w:spacing w:after="0"/>
+            </w:pPr>
+            <w:r>
+              <w:rPr>
+                <w:sz w:val="17"/>
+              </w:rPr>
+              <w:t>Task Instruction Header</w:t>
+            </w:r>
+          </w:p>
+        </w:tc>
+      </w:tr>
+      <w:tr>
+        <w:tc>
+          <w:tcPr>
+            <w:tcW w:type="dxa" w:w="1872"/>
+            <w:shd w:fill="FFFFFF"/>
+            <w:tcMar>
+              <w:top w:w="60" w:type="dxa"/>
+              <w:bottom w:w="60" w:type="dxa"/>
+              <w:left w:w="80" w:type="dxa"/>
+              <w:right w:w="80" w:type="dxa"/>
+            </w:tcMar>
+          </w:tcPr>
+          <w:p>
+            <w:pPr>
+              <w:spacing w:after="0"/>
+            </w:pPr>
+            <w:r>
+              <w:rPr>
+                <w:b/>
+                <w:color w:val="0B8457"/>
+                <w:sz w:val="17"/>
+              </w:rPr>
+              <w:t>LBL_TASK_SENTENCE</w:t>
+            </w:r>
+          </w:p>
+        </w:tc>
+        <w:tc>
+          <w:tcPr>
+            <w:tcW w:type="dxa" w:w="1872"/>
+            <w:shd w:fill="FFFFFF"/>
+            <w:tcMar>
+              <w:top w:w="60" w:type="dxa"/>
+              <w:bottom w:w="60" w:type="dxa"/>
+              <w:left w:w="80" w:type="dxa"/>
+              <w:right w:w="80" w:type="dxa"/>
+            </w:tcMar>
+          </w:tcPr>
+          <w:p>
+            <w:pPr>
+              <w:spacing w:after="0"/>
+            </w:pPr>
+            <w:r>
+              <w:rPr>
+                <w:sz w:val="17"/>
+              </w:rPr>
+              <w:t>Opdrachtzin</w:t>
+            </w:r>
+          </w:p>
+        </w:tc>
+        <w:tc>
+          <w:tcPr>
+            <w:tcW w:type="dxa" w:w="1872"/>
+            <w:shd w:fill="FFFFFF"/>
+            <w:tcMar>
+              <w:top w:w="60" w:type="dxa"/>
+              <w:bottom w:w="60" w:type="dxa"/>
+              <w:left w:w="80" w:type="dxa"/>
+              <w:right w:w="80" w:type="dxa"/>
+            </w:tcMar>
+          </w:tcPr>
+          <w:p>
+            <w:pPr>
+              <w:spacing w:after="0"/>
+            </w:pPr>
+            <w:r>
+              <w:rPr>
+                <w:sz w:val="17"/>
+              </w:rPr>
+              <w:t>Instructie: 'Zet de boot in de zee.'</w:t>
+            </w:r>
+          </w:p>
+        </w:tc>
+        <w:tc>
+          <w:tcPr>
+            <w:tcW w:type="dxa" w:w="1872"/>
+            <w:shd w:fill="FFFFFF"/>
+            <w:tcMar>
+              <w:top w:w="60" w:type="dxa"/>
+              <w:bottom w:w="60" w:type="dxa"/>
+              <w:left w:w="80" w:type="dxa"/>
+              <w:right w:w="80" w:type="dxa"/>
+            </w:tcMar>
+          </w:tcPr>
+          <w:p>
+            <w:pPr>
+              <w:spacing w:after="0"/>
+            </w:pPr>
+            <w:r>
+              <w:rPr>
+                <w:sz w:val="17"/>
+              </w:rPr>
+              <w:t>Vetgedrukte instructietekst</w:t>
+            </w:r>
+          </w:p>
+        </w:tc>
+        <w:tc>
+          <w:tcPr>
+            <w:tcW w:type="dxa" w:w="1872"/>
+            <w:shd w:fill="FFFFFF"/>
+            <w:tcMar>
+              <w:top w:w="60" w:type="dxa"/>
+              <w:bottom w:w="60" w:type="dxa"/>
+              <w:left w:w="80" w:type="dxa"/>
+              <w:right w:w="80" w:type="dxa"/>
+            </w:tcMar>
+          </w:tcPr>
+          <w:p>
+            <w:pPr>
+              <w:spacing w:after="0"/>
+            </w:pPr>
+            <w:r>
+              <w:rPr>
+                <w:sz w:val="17"/>
+              </w:rPr>
+              <w:t>Placement Directive</w:t>
+            </w:r>
+          </w:p>
+        </w:tc>
+      </w:tr>
+      <w:tr>
+        <w:tc>
+          <w:tcPr>
+            <w:tcW w:type="dxa" w:w="1872"/>
+            <w:shd w:fill="F4F7F6"/>
+            <w:tcMar>
+              <w:top w:w="60" w:type="dxa"/>
+              <w:bottom w:w="60" w:type="dxa"/>
+              <w:left w:w="80" w:type="dxa"/>
+              <w:right w:w="80" w:type="dxa"/>
+            </w:tcMar>
+          </w:tcPr>
+          <w:p>
+            <w:pPr>
+              <w:spacing w:after="0"/>
+            </w:pPr>
+            <w:r>
+              <w:rPr>
+                <w:b/>
+                <w:color w:val="0B8457"/>
+                <w:sz w:val="17"/>
+              </w:rPr>
+              <w:t>BTN_TASK_AUDIO</w:t>
+            </w:r>
+          </w:p>
+        </w:tc>
+        <w:tc>
+          <w:tcPr>
+            <w:tcW w:type="dxa" w:w="1872"/>
+            <w:shd w:fill="F4F7F6"/>
+            <w:tcMar>
+              <w:top w:w="60" w:type="dxa"/>
+              <w:bottom w:w="60" w:type="dxa"/>
+              <w:left w:w="80" w:type="dxa"/>
+              <w:right w:w="80" w:type="dxa"/>
+            </w:tcMar>
+          </w:tcPr>
+          <w:p>
+            <w:pPr>
+              <w:spacing w:after="0"/>
+            </w:pPr>
+            <w:r>
+              <w:rPr>
+                <w:sz w:val="17"/>
+              </w:rPr>
+              <w:t>Microfoon Knop</w:t>
+            </w:r>
+          </w:p>
+        </w:tc>
+        <w:tc>
+          <w:tcPr>
+            <w:tcW w:type="dxa" w:w="1872"/>
+            <w:shd w:fill="F4F7F6"/>
+            <w:tcMar>
+              <w:top w:w="60" w:type="dxa"/>
+              <w:bottom w:w="60" w:type="dxa"/>
+              <w:left w:w="80" w:type="dxa"/>
+              <w:right w:w="80" w:type="dxa"/>
+            </w:tcMar>
+          </w:tcPr>
+          <w:p>
+            <w:pPr>
+              <w:spacing w:after="0"/>
+            </w:pPr>
+            <w:r>
+              <w:rPr>
+                <w:sz w:val="17"/>
+              </w:rPr>
+              <w:t>Spreekt de opdracht in of luistert naar het antwoord.</w:t>
+            </w:r>
+          </w:p>
+        </w:tc>
+        <w:tc>
+          <w:tcPr>
+            <w:tcW w:type="dxa" w:w="1872"/>
+            <w:shd w:fill="F4F7F6"/>
+            <w:tcMar>
+              <w:top w:w="60" w:type="dxa"/>
+              <w:bottom w:w="60" w:type="dxa"/>
+              <w:left w:w="80" w:type="dxa"/>
+              <w:right w:w="80" w:type="dxa"/>
+            </w:tcMar>
+          </w:tcPr>
+          <w:p>
+            <w:pPr>
+              <w:spacing w:after="0"/>
+            </w:pPr>
+            <w:r>
+              <w:rPr>
+                <w:sz w:val="17"/>
+              </w:rPr>
+              <w:t>Groene cirkel knop met microfoon-icoon</w:t>
+            </w:r>
+          </w:p>
+        </w:tc>
+        <w:tc>
+          <w:tcPr>
+            <w:tcW w:type="dxa" w:w="1872"/>
+            <w:shd w:fill="F4F7F6"/>
+            <w:tcMar>
+              <w:top w:w="60" w:type="dxa"/>
+              <w:bottom w:w="60" w:type="dxa"/>
+              <w:left w:w="80" w:type="dxa"/>
+              <w:right w:w="80" w:type="dxa"/>
+            </w:tcMar>
+          </w:tcPr>
+          <w:p>
+            <w:pPr>
+              <w:spacing w:after="0"/>
+            </w:pPr>
+            <w:r>
+              <w:rPr>
+                <w:sz w:val="17"/>
+              </w:rPr>
+              <w:t>Voice Record Action</w:t>
+            </w:r>
+          </w:p>
+        </w:tc>
+      </w:tr>
+      <w:tr>
+        <w:tc>
+          <w:tcPr>
+            <w:tcW w:type="dxa" w:w="1872"/>
+            <w:shd w:fill="FFFFFF"/>
+            <w:tcMar>
+              <w:top w:w="60" w:type="dxa"/>
+              <w:bottom w:w="60" w:type="dxa"/>
+              <w:left w:w="80" w:type="dxa"/>
+              <w:right w:w="80" w:type="dxa"/>
+            </w:tcMar>
+          </w:tcPr>
+          <w:p>
+            <w:pPr>
+              <w:spacing w:after="0"/>
+            </w:pPr>
+            <w:r>
+              <w:rPr>
+                <w:b/>
+                <w:color w:val="0B8457"/>
+                <w:sz w:val="17"/>
+              </w:rPr>
+              <w:t>BTN_TASK_KEYBOARD_TOGGLE</w:t>
+            </w:r>
+          </w:p>
+        </w:tc>
+        <w:tc>
+          <w:tcPr>
+            <w:tcW w:type="dxa" w:w="1872"/>
+            <w:shd w:fill="FFFFFF"/>
+            <w:tcMar>
+              <w:top w:w="60" w:type="dxa"/>
+              <w:bottom w:w="60" w:type="dxa"/>
+              <w:left w:w="80" w:type="dxa"/>
+              <w:right w:w="80" w:type="dxa"/>
+            </w:tcMar>
+          </w:tcPr>
+          <w:p>
+            <w:pPr>
+              <w:spacing w:after="0"/>
+            </w:pPr>
+            <w:r>
+              <w:rPr>
+                <w:sz w:val="17"/>
+              </w:rPr>
+              <w:t>Toetsenbord Knop</w:t>
+            </w:r>
+          </w:p>
+        </w:tc>
+        <w:tc>
+          <w:tcPr>
+            <w:tcW w:type="dxa" w:w="1872"/>
+            <w:shd w:fill="FFFFFF"/>
+            <w:tcMar>
+              <w:top w:w="60" w:type="dxa"/>
+              <w:bottom w:w="60" w:type="dxa"/>
+              <w:left w:w="80" w:type="dxa"/>
+              <w:right w:w="80" w:type="dxa"/>
+            </w:tcMar>
+          </w:tcPr>
+          <w:p>
+            <w:pPr>
+              <w:spacing w:after="0"/>
+            </w:pPr>
+            <w:r>
+              <w:rPr>
+                <w:sz w:val="17"/>
+              </w:rPr>
+              <w:t>Opent het typ-modal voor handmatige tekstinvoer (SCR_ZEG_ZET_KEYBOARD_OVERLAY).</w:t>
+            </w:r>
+          </w:p>
+        </w:tc>
+        <w:tc>
+          <w:tcPr>
+            <w:tcW w:type="dxa" w:w="1872"/>
+            <w:shd w:fill="FFFFFF"/>
+            <w:tcMar>
+              <w:top w:w="60" w:type="dxa"/>
+              <w:bottom w:w="60" w:type="dxa"/>
+              <w:left w:w="80" w:type="dxa"/>
+              <w:right w:w="80" w:type="dxa"/>
+            </w:tcMar>
+          </w:tcPr>
+          <w:p>
+            <w:pPr>
+              <w:spacing w:after="0"/>
+            </w:pPr>
+            <w:r>
+              <w:rPr>
+                <w:sz w:val="17"/>
+              </w:rPr>
+              <w:t>Blauwe cirkel knop met toetsenbord-icoon</w:t>
+            </w:r>
+          </w:p>
+        </w:tc>
+        <w:tc>
+          <w:tcPr>
+            <w:tcW w:type="dxa" w:w="1872"/>
+            <w:shd w:fill="FFFFFF"/>
+            <w:tcMar>
+              <w:top w:w="60" w:type="dxa"/>
+              <w:bottom w:w="60" w:type="dxa"/>
+              <w:left w:w="80" w:type="dxa"/>
+              <w:right w:w="80" w:type="dxa"/>
+            </w:tcMar>
+          </w:tcPr>
+          <w:p>
+            <w:pPr>
+              <w:spacing w:after="0"/>
+            </w:pPr>
+            <w:r>
+              <w:rPr>
+                <w:sz w:val="17"/>
+              </w:rPr>
+              <w:t>Open Keyboard Modal</w:t>
+            </w:r>
+          </w:p>
+        </w:tc>
+      </w:tr>
+      <w:tr>
+        <w:tc>
+          <w:tcPr>
+            <w:tcW w:type="dxa" w:w="1872"/>
+            <w:shd w:fill="F4F7F6"/>
+            <w:tcMar>
+              <w:top w:w="60" w:type="dxa"/>
+              <w:bottom w:w="60" w:type="dxa"/>
+              <w:left w:w="80" w:type="dxa"/>
+              <w:right w:w="80" w:type="dxa"/>
+            </w:tcMar>
+          </w:tcPr>
+          <w:p>
+            <w:pPr>
+              <w:spacing w:after="0"/>
+            </w:pPr>
+            <w:r>
+              <w:rPr>
+                <w:b/>
+                <w:color w:val="0B8457"/>
+                <w:sz w:val="17"/>
+              </w:rPr>
+              <w:t>CANVAS_BEACH_OCEAN_SCENE</w:t>
+            </w:r>
+          </w:p>
+        </w:tc>
+        <w:tc>
+          <w:tcPr>
+            <w:tcW w:type="dxa" w:w="1872"/>
+            <w:shd w:fill="F4F7F6"/>
+            <w:tcMar>
+              <w:top w:w="60" w:type="dxa"/>
+              <w:bottom w:w="60" w:type="dxa"/>
+              <w:left w:w="80" w:type="dxa"/>
+              <w:right w:w="80" w:type="dxa"/>
+            </w:tcMar>
+          </w:tcPr>
+          <w:p>
+            <w:pPr>
+              <w:spacing w:after="0"/>
+            </w:pPr>
+            <w:r>
+              <w:rPr>
+                <w:sz w:val="17"/>
+              </w:rPr>
+              <w:t>Interactieve Strandscene</w:t>
+            </w:r>
+          </w:p>
+        </w:tc>
+        <w:tc>
+          <w:tcPr>
+            <w:tcW w:type="dxa" w:w="1872"/>
+            <w:shd w:fill="F4F7F6"/>
+            <w:tcMar>
+              <w:top w:w="60" w:type="dxa"/>
+              <w:bottom w:w="60" w:type="dxa"/>
+              <w:left w:w="80" w:type="dxa"/>
+              <w:right w:w="80" w:type="dxa"/>
+            </w:tcMar>
+          </w:tcPr>
+          <w:p>
+            <w:pPr>
+              <w:spacing w:after="0"/>
+            </w:pPr>
+            <w:r>
+              <w:rPr>
+                <w:sz w:val="17"/>
+              </w:rPr>
+              <w:t>Achtergrond met interactieve dropposities (zee, strand, palmeiland).</w:t>
+            </w:r>
+          </w:p>
+        </w:tc>
+        <w:tc>
+          <w:tcPr>
+            <w:tcW w:type="dxa" w:w="1872"/>
+            <w:shd w:fill="F4F7F6"/>
+            <w:tcMar>
+              <w:top w:w="60" w:type="dxa"/>
+              <w:bottom w:w="60" w:type="dxa"/>
+              <w:left w:w="80" w:type="dxa"/>
+              <w:right w:w="80" w:type="dxa"/>
+            </w:tcMar>
+          </w:tcPr>
+          <w:p>
+            <w:pPr>
+              <w:spacing w:after="0"/>
+            </w:pPr>
+            <w:r>
+              <w:rPr>
+                <w:sz w:val="17"/>
+              </w:rPr>
+              <w:t>Kleurrijke strand- en zee-art met dropzones</w:t>
+            </w:r>
+          </w:p>
+        </w:tc>
+        <w:tc>
+          <w:tcPr>
+            <w:tcW w:type="dxa" w:w="1872"/>
+            <w:shd w:fill="F4F7F6"/>
+            <w:tcMar>
+              <w:top w:w="60" w:type="dxa"/>
+              <w:bottom w:w="60" w:type="dxa"/>
+              <w:left w:w="80" w:type="dxa"/>
+              <w:right w:w="80" w:type="dxa"/>
+            </w:tcMar>
+          </w:tcPr>
+          <w:p>
+            <w:pPr>
+              <w:spacing w:after="0"/>
+            </w:pPr>
+            <w:r>
+              <w:rPr>
+                <w:sz w:val="17"/>
+              </w:rPr>
+              <w:t>Drag &amp; Drop Canvas</w:t>
+            </w:r>
+          </w:p>
+        </w:tc>
+      </w:tr>
+      <w:tr>
+        <w:tc>
+          <w:tcPr>
+            <w:tcW w:type="dxa" w:w="1872"/>
+            <w:shd w:fill="FFFFFF"/>
+            <w:tcMar>
+              <w:top w:w="60" w:type="dxa"/>
+              <w:bottom w:w="60" w:type="dxa"/>
+              <w:left w:w="80" w:type="dxa"/>
+              <w:right w:w="80" w:type="dxa"/>
+            </w:tcMar>
+          </w:tcPr>
+          <w:p>
+            <w:pPr>
+              <w:spacing w:after="0"/>
+            </w:pPr>
+            <w:r>
+              <w:rPr>
+                <w:b/>
+                <w:color w:val="0B8457"/>
+                <w:sz w:val="17"/>
+              </w:rPr>
+              <w:t>INFOBOX_VIDEO_ERROR_BANNER</w:t>
+            </w:r>
+          </w:p>
+        </w:tc>
+        <w:tc>
+          <w:tcPr>
+            <w:tcW w:type="dxa" w:w="1872"/>
+            <w:shd w:fill="FFFFFF"/>
+            <w:tcMar>
+              <w:top w:w="60" w:type="dxa"/>
+              <w:bottom w:w="60" w:type="dxa"/>
+              <w:left w:w="80" w:type="dxa"/>
+              <w:right w:w="80" w:type="dxa"/>
+            </w:tcMar>
+          </w:tcPr>
+          <w:p>
+            <w:pPr>
+              <w:spacing w:after="0"/>
+            </w:pPr>
+            <w:r>
+              <w:rPr>
+                <w:sz w:val="17"/>
+              </w:rPr>
+              <w:t>Fallback Melding</w:t>
+            </w:r>
+          </w:p>
+        </w:tc>
+        <w:tc>
+          <w:tcPr>
+            <w:tcW w:type="dxa" w:w="1872"/>
+            <w:shd w:fill="FFFFFF"/>
+            <w:tcMar>
+              <w:top w:w="60" w:type="dxa"/>
+              <w:bottom w:w="60" w:type="dxa"/>
+              <w:left w:w="80" w:type="dxa"/>
+              <w:right w:w="80" w:type="dxa"/>
+            </w:tcMar>
+          </w:tcPr>
+          <w:p>
+            <w:pPr>
+              <w:spacing w:after="0"/>
+            </w:pPr>
+            <w:r>
+              <w:rPr>
+                <w:sz w:val="17"/>
+              </w:rPr>
+              <w:t>Staat toe dat bij videostoringen de audio of tekst gelezen kan worden.</w:t>
+            </w:r>
+          </w:p>
+        </w:tc>
+        <w:tc>
+          <w:tcPr>
+            <w:tcW w:type="dxa" w:w="1872"/>
+            <w:shd w:fill="FFFFFF"/>
+            <w:tcMar>
+              <w:top w:w="60" w:type="dxa"/>
+              <w:bottom w:w="60" w:type="dxa"/>
+              <w:left w:w="80" w:type="dxa"/>
+              <w:right w:w="80" w:type="dxa"/>
+            </w:tcMar>
+          </w:tcPr>
+          <w:p>
+            <w:pPr>
+              <w:spacing w:after="0"/>
+            </w:pPr>
+            <w:r>
+              <w:rPr>
+                <w:sz w:val="17"/>
+              </w:rPr>
+              <w:t>Witte en gele afgeronde meldingskaart</w:t>
+            </w:r>
+          </w:p>
+        </w:tc>
+        <w:tc>
+          <w:tcPr>
+            <w:tcW w:type="dxa" w:w="1872"/>
+            <w:shd w:fill="FFFFFF"/>
+            <w:tcMar>
+              <w:top w:w="60" w:type="dxa"/>
+              <w:bottom w:w="60" w:type="dxa"/>
+              <w:left w:w="80" w:type="dxa"/>
+              <w:right w:w="80" w:type="dxa"/>
+            </w:tcMar>
+          </w:tcPr>
+          <w:p>
+            <w:pPr>
+              <w:spacing w:after="0"/>
+            </w:pPr>
+            <w:r>
+              <w:rPr>
+                <w:sz w:val="17"/>
+              </w:rPr>
+              <w:t>Fallback Notification</w:t>
+            </w:r>
+          </w:p>
+        </w:tc>
+      </w:tr>
+      <w:tr>
+        <w:tc>
+          <w:tcPr>
+            <w:tcW w:type="dxa" w:w="1872"/>
+            <w:shd w:fill="F4F7F6"/>
+            <w:tcMar>
+              <w:top w:w="60" w:type="dxa"/>
+              <w:bottom w:w="60" w:type="dxa"/>
+              <w:left w:w="80" w:type="dxa"/>
+              <w:right w:w="80" w:type="dxa"/>
+            </w:tcMar>
+          </w:tcPr>
+          <w:p>
+            <w:pPr>
+              <w:spacing w:after="0"/>
+            </w:pPr>
+            <w:r>
+              <w:rPr>
+                <w:b/>
+                <w:color w:val="0B8457"/>
+                <w:sz w:val="17"/>
+              </w:rPr>
+              <w:t>TRAY_STICKER_PALETTE</w:t>
+            </w:r>
+          </w:p>
+        </w:tc>
+        <w:tc>
+          <w:tcPr>
+            <w:tcW w:type="dxa" w:w="1872"/>
+            <w:shd w:fill="F4F7F6"/>
+            <w:tcMar>
+              <w:top w:w="60" w:type="dxa"/>
+              <w:bottom w:w="60" w:type="dxa"/>
+              <w:left w:w="80" w:type="dxa"/>
+              <w:right w:w="80" w:type="dxa"/>
+            </w:tcMar>
+          </w:tcPr>
+          <w:p>
+            <w:pPr>
+              <w:spacing w:after="0"/>
+            </w:pPr>
+            <w:r>
+              <w:rPr>
+                <w:sz w:val="17"/>
+              </w:rPr>
+              <w:t>Sticker Keuzebalk</w:t>
+            </w:r>
+          </w:p>
+        </w:tc>
+        <w:tc>
+          <w:tcPr>
+            <w:tcW w:type="dxa" w:w="1872"/>
+            <w:shd w:fill="F4F7F6"/>
+            <w:tcMar>
+              <w:top w:w="60" w:type="dxa"/>
+              <w:bottom w:w="60" w:type="dxa"/>
+              <w:left w:w="80" w:type="dxa"/>
+              <w:right w:w="80" w:type="dxa"/>
+            </w:tcMar>
+          </w:tcPr>
+          <w:p>
+            <w:pPr>
+              <w:spacing w:after="0"/>
+            </w:pPr>
+            <w:r>
+              <w:rPr>
+                <w:sz w:val="17"/>
+              </w:rPr>
+              <w:t>Onderste carrousel met sleepbare objectstickers.</w:t>
+            </w:r>
+          </w:p>
+        </w:tc>
+        <w:tc>
+          <w:tcPr>
+            <w:tcW w:type="dxa" w:w="1872"/>
+            <w:shd w:fill="F4F7F6"/>
+            <w:tcMar>
+              <w:top w:w="60" w:type="dxa"/>
+              <w:bottom w:w="60" w:type="dxa"/>
+              <w:left w:w="80" w:type="dxa"/>
+              <w:right w:w="80" w:type="dxa"/>
+            </w:tcMar>
+          </w:tcPr>
+          <w:p>
+            <w:pPr>
+              <w:spacing w:after="0"/>
+            </w:pPr>
+            <w:r>
+              <w:rPr>
+                <w:sz w:val="17"/>
+              </w:rPr>
+              <w:t>Zachtgele afgeronde palletbalk</w:t>
+            </w:r>
+          </w:p>
+        </w:tc>
+        <w:tc>
+          <w:tcPr>
+            <w:tcW w:type="dxa" w:w="1872"/>
+            <w:shd w:fill="F4F7F6"/>
+            <w:tcMar>
+              <w:top w:w="60" w:type="dxa"/>
+              <w:bottom w:w="60" w:type="dxa"/>
+              <w:left w:w="80" w:type="dxa"/>
+              <w:right w:w="80" w:type="dxa"/>
+            </w:tcMar>
+          </w:tcPr>
+          <w:p>
+            <w:pPr>
+              <w:spacing w:after="0"/>
+            </w:pPr>
+            <w:r>
+              <w:rPr>
+                <w:sz w:val="17"/>
+              </w:rPr>
+              <w:t>Sticker Item Carousel</w:t>
+            </w:r>
+          </w:p>
+        </w:tc>
+      </w:tr>
+      <w:tr>
+        <w:tc>
+          <w:tcPr>
+            <w:tcW w:type="dxa" w:w="1872"/>
+            <w:shd w:fill="FFFFFF"/>
+            <w:tcMar>
+              <w:top w:w="60" w:type="dxa"/>
+              <w:bottom w:w="60" w:type="dxa"/>
+              <w:left w:w="80" w:type="dxa"/>
+              <w:right w:w="80" w:type="dxa"/>
+            </w:tcMar>
+          </w:tcPr>
+          <w:p>
+            <w:pPr>
+              <w:spacing w:after="0"/>
+            </w:pPr>
+            <w:r>
+              <w:rPr>
+                <w:b/>
+                <w:color w:val="0B8457"/>
+                <w:sz w:val="17"/>
+              </w:rPr>
+              <w:t>STICKER_ITEMS</w:t>
+            </w:r>
+          </w:p>
+        </w:tc>
+        <w:tc>
+          <w:tcPr>
+            <w:tcW w:type="dxa" w:w="1872"/>
+            <w:shd w:fill="FFFFFF"/>
+            <w:tcMar>
+              <w:top w:w="60" w:type="dxa"/>
+              <w:bottom w:w="60" w:type="dxa"/>
+              <w:left w:w="80" w:type="dxa"/>
+              <w:right w:w="80" w:type="dxa"/>
+            </w:tcMar>
+          </w:tcPr>
+          <w:p>
+            <w:pPr>
+              <w:spacing w:after="0"/>
+            </w:pPr>
+            <w:r>
+              <w:rPr>
+                <w:sz w:val="17"/>
+              </w:rPr>
+              <w:t>Sleepbare Stickers</w:t>
+            </w:r>
+          </w:p>
+        </w:tc>
+        <w:tc>
+          <w:tcPr>
+            <w:tcW w:type="dxa" w:w="1872"/>
+            <w:shd w:fill="FFFFFF"/>
+            <w:tcMar>
+              <w:top w:w="60" w:type="dxa"/>
+              <w:bottom w:w="60" w:type="dxa"/>
+              <w:left w:w="80" w:type="dxa"/>
+              <w:right w:w="80" w:type="dxa"/>
+            </w:tcMar>
+          </w:tcPr>
+          <w:p>
+            <w:pPr>
+              <w:spacing w:after="0"/>
+            </w:pPr>
+            <w:r>
+              <w:rPr>
+                <w:sz w:val="17"/>
+              </w:rPr>
+              <w:t>Stickers: Dolfijn, Boot, Vuurtoren, Vliegtuig, Vlieger.</w:t>
+            </w:r>
+          </w:p>
+        </w:tc>
+        <w:tc>
+          <w:tcPr>
+            <w:tcW w:type="dxa" w:w="1872"/>
+            <w:shd w:fill="FFFFFF"/>
+            <w:tcMar>
+              <w:top w:w="60" w:type="dxa"/>
+              <w:bottom w:w="60" w:type="dxa"/>
+              <w:left w:w="80" w:type="dxa"/>
+              <w:right w:w="80" w:type="dxa"/>
+            </w:tcMar>
+          </w:tcPr>
+          <w:p>
+            <w:pPr>
+              <w:spacing w:after="0"/>
+            </w:pPr>
+            <w:r>
+              <w:rPr>
+                <w:sz w:val="17"/>
+              </w:rPr>
+              <w:t>Kleurrijke omrande afbeeldingen</w:t>
+            </w:r>
+          </w:p>
+        </w:tc>
+        <w:tc>
+          <w:tcPr>
+            <w:tcW w:type="dxa" w:w="1872"/>
+            <w:shd w:fill="FFFFFF"/>
+            <w:tcMar>
+              <w:top w:w="60" w:type="dxa"/>
+              <w:bottom w:w="60" w:type="dxa"/>
+              <w:left w:w="80" w:type="dxa"/>
+              <w:right w:w="80" w:type="dxa"/>
+            </w:tcMar>
+          </w:tcPr>
+          <w:p>
+            <w:pPr>
+              <w:spacing w:after="0"/>
+            </w:pPr>
+            <w:r>
+              <w:rPr>
+                <w:sz w:val="17"/>
+              </w:rPr>
+              <w:t>Draggable Sticker Objects</w:t>
+            </w:r>
+          </w:p>
+        </w:tc>
+      </w:tr>
+      <w:tr>
+        <w:tc>
+          <w:tcPr>
+            <w:tcW w:type="dxa" w:w="1872"/>
+            <w:shd w:fill="F4F7F6"/>
+            <w:tcMar>
+              <w:top w:w="60" w:type="dxa"/>
+              <w:bottom w:w="60" w:type="dxa"/>
+              <w:left w:w="80" w:type="dxa"/>
+              <w:right w:w="80" w:type="dxa"/>
+            </w:tcMar>
+          </w:tcPr>
+          <w:p>
+            <w:pPr>
+              <w:spacing w:after="0"/>
+            </w:pPr>
+            <w:r>
+              <w:rPr>
+                <w:b/>
+                <w:color w:val="0B8457"/>
+                <w:sz w:val="17"/>
+              </w:rPr>
+              <w:t>BTN_TRAY_NEXT</w:t>
+            </w:r>
+          </w:p>
+        </w:tc>
+        <w:tc>
+          <w:tcPr>
+            <w:tcW w:type="dxa" w:w="1872"/>
+            <w:shd w:fill="F4F7F6"/>
+            <w:tcMar>
+              <w:top w:w="60" w:type="dxa"/>
+              <w:bottom w:w="60" w:type="dxa"/>
+              <w:left w:w="80" w:type="dxa"/>
+              <w:right w:w="80" w:type="dxa"/>
+            </w:tcMar>
+          </w:tcPr>
+          <w:p>
+            <w:pPr>
+              <w:spacing w:after="0"/>
+            </w:pPr>
+            <w:r>
+              <w:rPr>
+                <w:sz w:val="17"/>
+              </w:rPr>
+              <w:t>Volgende Stickers Knop</w:t>
+            </w:r>
+          </w:p>
+        </w:tc>
+        <w:tc>
+          <w:tcPr>
+            <w:tcW w:type="dxa" w:w="1872"/>
+            <w:shd w:fill="F4F7F6"/>
+            <w:tcMar>
+              <w:top w:w="60" w:type="dxa"/>
+              <w:bottom w:w="60" w:type="dxa"/>
+              <w:left w:w="80" w:type="dxa"/>
+              <w:right w:w="80" w:type="dxa"/>
+            </w:tcMar>
+          </w:tcPr>
+          <w:p>
+            <w:pPr>
+              <w:spacing w:after="0"/>
+            </w:pPr>
+            <w:r>
+              <w:rPr>
+                <w:sz w:val="17"/>
+              </w:rPr>
+              <w:t>Bladert naar de volgende set stickers in het palet.</w:t>
+            </w:r>
+          </w:p>
+        </w:tc>
+        <w:tc>
+          <w:tcPr>
+            <w:tcW w:type="dxa" w:w="1872"/>
+            <w:shd w:fill="F4F7F6"/>
+            <w:tcMar>
+              <w:top w:w="60" w:type="dxa"/>
+              <w:bottom w:w="60" w:type="dxa"/>
+              <w:left w:w="80" w:type="dxa"/>
+              <w:right w:w="80" w:type="dxa"/>
+            </w:tcMar>
+          </w:tcPr>
+          <w:p>
+            <w:pPr>
+              <w:spacing w:after="0"/>
+            </w:pPr>
+            <w:r>
+              <w:rPr>
+                <w:sz w:val="17"/>
+              </w:rPr>
+              <w:t>Witte cirkel met pijl-rechts</w:t>
+            </w:r>
+          </w:p>
+        </w:tc>
+        <w:tc>
+          <w:tcPr>
+            <w:tcW w:type="dxa" w:w="1872"/>
+            <w:shd w:fill="F4F7F6"/>
+            <w:tcMar>
+              <w:top w:w="60" w:type="dxa"/>
+              <w:bottom w:w="60" w:type="dxa"/>
+              <w:left w:w="80" w:type="dxa"/>
+              <w:right w:w="80" w:type="dxa"/>
+            </w:tcMar>
+          </w:tcPr>
+          <w:p>
+            <w:pPr>
+              <w:spacing w:after="0"/>
+            </w:pPr>
+            <w:r>
+              <w:rPr>
+                <w:sz w:val="17"/>
+              </w:rPr>
+              <w:t>Scroll Carousel</w:t>
+            </w:r>
+          </w:p>
+        </w:tc>
+      </w:tr>
+    </w:tbl>
+    <w:p>
+      <w:pPr>
+        <w:spacing w:after="280"/>
+      </w:pPr>
+    </w:p>
+    <w:p>
+      <w:pPr>
+        <w:pStyle w:val="Heading1"/>
+        <w:spacing w:before="280" w:after="120"/>
+      </w:pPr>
+      <w:r>
+        <w:rPr>
+          <w:rFonts w:ascii="Calibri" w:hAnsi="Calibri"/>
+          <w:b/>
+          <w:color w:val="0B8457"/>
+          <w:sz w:val="32"/>
+        </w:rPr>
+        <w:t>10. Scherm 8: Zeg &amp; Zet Typ de Zin Modal Overlay (SCR_ZEG_ZET_KEYBOARD_OVERLAY)</w:t>
+      </w:r>
+    </w:p>
+    <w:p>
+      <w:pPr>
+        <w:spacing w:before="160" w:after="80"/>
+        <w:jc w:val="center"/>
+      </w:pPr>
+      <w:r>
+        <w:drawing>
+          <wp:inline xmlns:a="http://schemas.openxmlformats.org/drawingml/2006/main" xmlns:pic="http://schemas.openxmlformats.org/drawingml/2006/picture">
+            <wp:extent cx="2377440" cy="4663790"/>
+            <wp:docPr id="8" name="Picture 8"/>
+            <wp:cNvGraphicFramePr>
+              <a:graphicFrameLocks noChangeAspect="1"/>
+            </wp:cNvGraphicFramePr>
+            <a:graphic>
+              <a:graphicData uri="http://schemas.openxmlformats.org/drawingml/2006/picture">
+                <pic:pic>
+                  <pic:nvPicPr>
+                    <pic:cNvPr id="0" name="media__1784879932198.png"/>
+                    <pic:cNvPicPr/>
+                  </pic:nvPicPr>
+                  <pic:blipFill>
+                    <a:blip r:embed="rId16"/>
+                    <a:stretch>
+                      <a:fillRect/>
+                    </a:stretch>
+                  </pic:blipFill>
+                  <pic:spPr>
+                    <a:xfrm>
+                      <a:off x="0" y="0"/>
+                      <a:ext cx="2377440" cy="4663790"/>
+                    </a:xfrm>
+                    <a:prstGeom prst="rect"/>
+                  </pic:spPr>
+                </pic:pic>
+              </a:graphicData>
+            </a:graphic>
+          </wp:inline>
+        </w:drawing>
+      </w:r>
+    </w:p>
+    <w:p>
+      <w:pPr>
+        <w:spacing w:after="200"/>
+        <w:jc w:val="center"/>
+      </w:pPr>
+      <w:r>
+        <w:rPr>
+          <w:rFonts w:ascii="Calibri" w:hAnsi="Calibri"/>
+          <w:i/>
+          <w:color w:val="5A6A75"/>
+          <w:sz w:val="18"/>
+        </w:rPr>
+        <w:t>Figuur: SCR_ZEG_ZET_KEYBOARD_OVERLAY - Typ de Zin Modal Overlay</w:t>
+      </w:r>
+    </w:p>
+    <w:tbl>
+      <w:tblPr>
+        <w:tblW w:type="auto" w:w="0"/>
+        <w:jc w:val="center"/>
+        <w:tblLayout w:type="fixed"/>
+        <w:tblLook w:firstColumn="1" w:firstRow="1" w:lastColumn="0" w:lastRow="0" w:noHBand="0" w:noVBand="1" w:val="04A0"/>
+        <w:tblBorders>
+          <w:top w:val="single" w:sz="4" w:space="0" w:color="D1DCD6"/>
+          <w:left w:val="none"/>
+          <w:bottom w:val="single" w:sz="6" w:space="0" w:color="D1DCD6"/>
+          <w:right w:val="none"/>
+          <w:insideH w:val="single" w:sz="4" w:space="0" w:color="D1DCD6"/>
+          <w:insideV w:val="none"/>
+        </w:tblBorders>
+      </w:tblPr>
+      <w:tblGrid>
+        <w:gridCol w:w="2304"/>
+        <w:gridCol w:w="1872"/>
+        <w:gridCol w:w="2448"/>
+        <w:gridCol w:w="1440"/>
+        <w:gridCol w:w="1296"/>
+      </w:tblGrid>
+      <w:tr>
+        <w:tc>
+          <w:tcPr>
+            <w:tcW w:type="dxa" w:w="1872"/>
+            <w:shd w:fill="0B8457"/>
+            <w:tcMar>
+              <w:top w:w="80" w:type="dxa"/>
+              <w:bottom w:w="80" w:type="dxa"/>
+              <w:left w:w="80" w:type="dxa"/>
+              <w:right w:w="80" w:type="dxa"/>
+            </w:tcMar>
+          </w:tcPr>
+          <w:p>
+            <w:pPr>
+              <w:spacing w:after="0"/>
+            </w:pPr>
+            <w:r>
+              <w:rPr>
+                <w:b/>
+                <w:color w:val="FFFFFF"/>
+                <w:sz w:val="18"/>
+              </w:rPr>
+              <w:t>Element Code Name</w:t>
+            </w:r>
+          </w:p>
+        </w:tc>
+        <w:tc>
+          <w:tcPr>
+            <w:tcW w:type="dxa" w:w="1872"/>
+            <w:shd w:fill="0B8457"/>
+            <w:tcMar>
+              <w:top w:w="80" w:type="dxa"/>
+              <w:bottom w:w="80" w:type="dxa"/>
+              <w:left w:w="80" w:type="dxa"/>
+              <w:right w:w="80" w:type="dxa"/>
+            </w:tcMar>
+          </w:tcPr>
+          <w:p>
+            <w:pPr>
+              <w:spacing w:after="0"/>
+            </w:pPr>
+            <w:r>
+              <w:rPr>
+                <w:b/>
+                <w:color w:val="FFFFFF"/>
+                <w:sz w:val="18"/>
+              </w:rPr>
+              <w:t>Visuele Naam</w:t>
+            </w:r>
+          </w:p>
+        </w:tc>
+        <w:tc>
+          <w:tcPr>
+            <w:tcW w:type="dxa" w:w="1872"/>
+            <w:shd w:fill="0B8457"/>
+            <w:tcMar>
+              <w:top w:w="80" w:type="dxa"/>
+              <w:bottom w:w="80" w:type="dxa"/>
+              <w:left w:w="80" w:type="dxa"/>
+              <w:right w:w="80" w:type="dxa"/>
+            </w:tcMar>
+          </w:tcPr>
+          <w:p>
+            <w:pPr>
+              <w:spacing w:after="0"/>
+            </w:pPr>
+            <w:r>
+              <w:rPr>
+                <w:b/>
+                <w:color w:val="FFFFFF"/>
+                <w:sz w:val="18"/>
+              </w:rPr>
+              <w:t>Functionaliteit &amp; Omschrijving</w:t>
+            </w:r>
+          </w:p>
+        </w:tc>
+        <w:tc>
+          <w:tcPr>
+            <w:tcW w:type="dxa" w:w="1872"/>
+            <w:shd w:fill="0B8457"/>
+            <w:tcMar>
+              <w:top w:w="80" w:type="dxa"/>
+              <w:bottom w:w="80" w:type="dxa"/>
+              <w:left w:w="80" w:type="dxa"/>
+              <w:right w:w="80" w:type="dxa"/>
+            </w:tcMar>
+          </w:tcPr>
+          <w:p>
+            <w:pPr>
+              <w:spacing w:after="0"/>
+            </w:pPr>
+            <w:r>
+              <w:rPr>
+                <w:b/>
+                <w:color w:val="FFFFFF"/>
+                <w:sz w:val="18"/>
+              </w:rPr>
+              <w:t>Visuele Stijl</w:t>
+            </w:r>
+          </w:p>
+        </w:tc>
+        <w:tc>
+          <w:tcPr>
+            <w:tcW w:type="dxa" w:w="1872"/>
+            <w:shd w:fill="0B8457"/>
+            <w:tcMar>
+              <w:top w:w="80" w:type="dxa"/>
+              <w:bottom w:w="80" w:type="dxa"/>
+              <w:left w:w="80" w:type="dxa"/>
+              <w:right w:w="80" w:type="dxa"/>
+            </w:tcMar>
+          </w:tcPr>
+          <w:p>
+            <w:pPr>
+              <w:spacing w:after="0"/>
+            </w:pPr>
+            <w:r>
+              <w:rPr>
+                <w:b/>
+                <w:color w:val="FFFFFF"/>
+                <w:sz w:val="18"/>
+              </w:rPr>
+              <w:t>Doel / Actie</w:t>
+            </w:r>
+          </w:p>
+        </w:tc>
+      </w:tr>
+      <w:tr>
+        <w:tc>
+          <w:tcPr>
+            <w:tcW w:type="dxa" w:w="1872"/>
+            <w:shd w:fill="F4F7F6"/>
+            <w:tcMar>
+              <w:top w:w="60" w:type="dxa"/>
+              <w:bottom w:w="60" w:type="dxa"/>
+              <w:left w:w="80" w:type="dxa"/>
+              <w:right w:w="80" w:type="dxa"/>
+            </w:tcMar>
+          </w:tcPr>
+          <w:p>
+            <w:pPr>
+              <w:spacing w:after="0"/>
+            </w:pPr>
+            <w:r>
+              <w:rPr>
+                <w:b/>
+                <w:color w:val="0B8457"/>
+                <w:sz w:val="17"/>
+              </w:rPr>
+              <w:t>CARD_MODAL_KEYBOARD_INPUT</w:t>
+            </w:r>
+          </w:p>
+        </w:tc>
+        <w:tc>
+          <w:tcPr>
+            <w:tcW w:type="dxa" w:w="1872"/>
+            <w:shd w:fill="F4F7F6"/>
+            <w:tcMar>
+              <w:top w:w="60" w:type="dxa"/>
+              <w:bottom w:w="60" w:type="dxa"/>
+              <w:left w:w="80" w:type="dxa"/>
+              <w:right w:w="80" w:type="dxa"/>
+            </w:tcMar>
+          </w:tcPr>
+          <w:p>
+            <w:pPr>
+              <w:spacing w:after="0"/>
+            </w:pPr>
+            <w:r>
+              <w:rPr>
+                <w:sz w:val="17"/>
+              </w:rPr>
+              <w:t>Typ Modal Container</w:t>
+            </w:r>
+          </w:p>
+        </w:tc>
+        <w:tc>
+          <w:tcPr>
+            <w:tcW w:type="dxa" w:w="1872"/>
+            <w:shd w:fill="F4F7F6"/>
+            <w:tcMar>
+              <w:top w:w="60" w:type="dxa"/>
+              <w:bottom w:w="60" w:type="dxa"/>
+              <w:left w:w="80" w:type="dxa"/>
+              <w:right w:w="80" w:type="dxa"/>
+            </w:tcMar>
+          </w:tcPr>
+          <w:p>
+            <w:pPr>
+              <w:spacing w:after="0"/>
+            </w:pPr>
+            <w:r>
+              <w:rPr>
+                <w:sz w:val="17"/>
+              </w:rPr>
+              <w:t>Pop-up venster dat opent wanneer op de toetsenbordknop wordt getikt.</w:t>
+            </w:r>
+          </w:p>
+        </w:tc>
+        <w:tc>
+          <w:tcPr>
+            <w:tcW w:type="dxa" w:w="1872"/>
+            <w:shd w:fill="F4F7F6"/>
+            <w:tcMar>
+              <w:top w:w="60" w:type="dxa"/>
+              <w:bottom w:w="60" w:type="dxa"/>
+              <w:left w:w="80" w:type="dxa"/>
+              <w:right w:w="80" w:type="dxa"/>
+            </w:tcMar>
+          </w:tcPr>
+          <w:p>
+            <w:pPr>
+              <w:spacing w:after="0"/>
+            </w:pPr>
+            <w:r>
+              <w:rPr>
+                <w:sz w:val="17"/>
+              </w:rPr>
+              <w:t>Witte afgeronde kaart met blauwe rand en schaduw</w:t>
+            </w:r>
+          </w:p>
+        </w:tc>
+        <w:tc>
+          <w:tcPr>
+            <w:tcW w:type="dxa" w:w="1872"/>
+            <w:shd w:fill="F4F7F6"/>
+            <w:tcMar>
+              <w:top w:w="60" w:type="dxa"/>
+              <w:bottom w:w="60" w:type="dxa"/>
+              <w:left w:w="80" w:type="dxa"/>
+              <w:right w:w="80" w:type="dxa"/>
+            </w:tcMar>
+          </w:tcPr>
+          <w:p>
+            <w:pPr>
+              <w:spacing w:after="0"/>
+            </w:pPr>
+            <w:r>
+              <w:rPr>
+                <w:sz w:val="17"/>
+              </w:rPr>
+              <w:t>Modal Container</w:t>
+            </w:r>
+          </w:p>
+        </w:tc>
+      </w:tr>
+      <w:tr>
+        <w:tc>
+          <w:tcPr>
+            <w:tcW w:type="dxa" w:w="1872"/>
+            <w:shd w:fill="FFFFFF"/>
+            <w:tcMar>
+              <w:top w:w="60" w:type="dxa"/>
+              <w:bottom w:w="60" w:type="dxa"/>
+              <w:left w:w="80" w:type="dxa"/>
+              <w:right w:w="80" w:type="dxa"/>
+            </w:tcMar>
+          </w:tcPr>
+          <w:p>
+            <w:pPr>
+              <w:spacing w:after="0"/>
+            </w:pPr>
+            <w:r>
+              <w:rPr>
+                <w:b/>
+                <w:color w:val="0B8457"/>
+                <w:sz w:val="17"/>
+              </w:rPr>
+              <w:t>BADGE_KEYBOARD_HEADER</w:t>
+            </w:r>
+          </w:p>
+        </w:tc>
+        <w:tc>
+          <w:tcPr>
+            <w:tcW w:type="dxa" w:w="1872"/>
+            <w:shd w:fill="FFFFFF"/>
+            <w:tcMar>
+              <w:top w:w="60" w:type="dxa"/>
+              <w:bottom w:w="60" w:type="dxa"/>
+              <w:left w:w="80" w:type="dxa"/>
+              <w:right w:w="80" w:type="dxa"/>
+            </w:tcMar>
+          </w:tcPr>
+          <w:p>
+            <w:pPr>
+              <w:spacing w:after="0"/>
+            </w:pPr>
+            <w:r>
+              <w:rPr>
+                <w:sz w:val="17"/>
+              </w:rPr>
+              <w:t>Toetsenbord Badge</w:t>
+            </w:r>
+          </w:p>
+        </w:tc>
+        <w:tc>
+          <w:tcPr>
+            <w:tcW w:type="dxa" w:w="1872"/>
+            <w:shd w:fill="FFFFFF"/>
+            <w:tcMar>
+              <w:top w:w="60" w:type="dxa"/>
+              <w:bottom w:w="60" w:type="dxa"/>
+              <w:left w:w="80" w:type="dxa"/>
+              <w:right w:w="80" w:type="dxa"/>
+            </w:tcMar>
+          </w:tcPr>
+          <w:p>
+            <w:pPr>
+              <w:spacing w:after="0"/>
+            </w:pPr>
+            <w:r>
+              <w:rPr>
+                <w:sz w:val="17"/>
+              </w:rPr>
+              <w:t>Blauwe cirkel met toetsenbord-icoon bovenaan de modal.</w:t>
+            </w:r>
+          </w:p>
+        </w:tc>
+        <w:tc>
+          <w:tcPr>
+            <w:tcW w:type="dxa" w:w="1872"/>
+            <w:shd w:fill="FFFFFF"/>
+            <w:tcMar>
+              <w:top w:w="60" w:type="dxa"/>
+              <w:bottom w:w="60" w:type="dxa"/>
+              <w:left w:w="80" w:type="dxa"/>
+              <w:right w:w="80" w:type="dxa"/>
+            </w:tcMar>
+          </w:tcPr>
+          <w:p>
+            <w:pPr>
+              <w:spacing w:after="0"/>
+            </w:pPr>
+            <w:r>
+              <w:rPr>
+                <w:sz w:val="17"/>
+              </w:rPr>
+              <w:t>Blauwe badge met toetsenbord-icoon</w:t>
+            </w:r>
+          </w:p>
+        </w:tc>
+        <w:tc>
+          <w:tcPr>
+            <w:tcW w:type="dxa" w:w="1872"/>
+            <w:shd w:fill="FFFFFF"/>
+            <w:tcMar>
+              <w:top w:w="60" w:type="dxa"/>
+              <w:bottom w:w="60" w:type="dxa"/>
+              <w:left w:w="80" w:type="dxa"/>
+              <w:right w:w="80" w:type="dxa"/>
+            </w:tcMar>
+          </w:tcPr>
+          <w:p>
+            <w:pPr>
+              <w:spacing w:after="0"/>
+            </w:pPr>
+            <w:r>
+              <w:rPr>
+                <w:sz w:val="17"/>
+              </w:rPr>
+              <w:t>Modal Header Icon</w:t>
+            </w:r>
+          </w:p>
+        </w:tc>
+      </w:tr>
+      <w:tr>
+        <w:tc>
+          <w:tcPr>
+            <w:tcW w:type="dxa" w:w="1872"/>
+            <w:shd w:fill="F4F7F6"/>
+            <w:tcMar>
+              <w:top w:w="60" w:type="dxa"/>
+              <w:bottom w:w="60" w:type="dxa"/>
+              <w:left w:w="80" w:type="dxa"/>
+              <w:right w:w="80" w:type="dxa"/>
+            </w:tcMar>
+          </w:tcPr>
+          <w:p>
+            <w:pPr>
+              <w:spacing w:after="0"/>
+            </w:pPr>
+            <w:r>
+              <w:rPr>
+                <w:b/>
+                <w:color w:val="0B8457"/>
+                <w:sz w:val="17"/>
+              </w:rPr>
+              <w:t>TTL_KEYBOARD_MODAL</w:t>
+            </w:r>
+          </w:p>
+        </w:tc>
+        <w:tc>
+          <w:tcPr>
+            <w:tcW w:type="dxa" w:w="1872"/>
+            <w:shd w:fill="F4F7F6"/>
+            <w:tcMar>
+              <w:top w:w="60" w:type="dxa"/>
+              <w:bottom w:w="60" w:type="dxa"/>
+              <w:left w:w="80" w:type="dxa"/>
+              <w:right w:w="80" w:type="dxa"/>
+            </w:tcMar>
+          </w:tcPr>
+          <w:p>
+            <w:pPr>
+              <w:spacing w:after="0"/>
+            </w:pPr>
+            <w:r>
+              <w:rPr>
+                <w:sz w:val="17"/>
+              </w:rPr>
+              <w:t>Modal Titel</w:t>
+            </w:r>
+          </w:p>
+        </w:tc>
+        <w:tc>
+          <w:tcPr>
+            <w:tcW w:type="dxa" w:w="1872"/>
+            <w:shd w:fill="F4F7F6"/>
+            <w:tcMar>
+              <w:top w:w="60" w:type="dxa"/>
+              <w:bottom w:w="60" w:type="dxa"/>
+              <w:left w:w="80" w:type="dxa"/>
+              <w:right w:w="80" w:type="dxa"/>
+            </w:tcMar>
+          </w:tcPr>
+          <w:p>
+            <w:pPr>
+              <w:spacing w:after="0"/>
+            </w:pPr>
+            <w:r>
+              <w:rPr>
+                <w:sz w:val="17"/>
+              </w:rPr>
+              <w:t>Titel: 'TYP DE ZIN'.</w:t>
+            </w:r>
+          </w:p>
+        </w:tc>
+        <w:tc>
+          <w:tcPr>
+            <w:tcW w:type="dxa" w:w="1872"/>
+            <w:shd w:fill="F4F7F6"/>
+            <w:tcMar>
+              <w:top w:w="60" w:type="dxa"/>
+              <w:bottom w:w="60" w:type="dxa"/>
+              <w:left w:w="80" w:type="dxa"/>
+              <w:right w:w="80" w:type="dxa"/>
+            </w:tcMar>
+          </w:tcPr>
+          <w:p>
+            <w:pPr>
+              <w:spacing w:after="0"/>
+            </w:pPr>
+            <w:r>
+              <w:rPr>
+                <w:sz w:val="17"/>
+              </w:rPr>
+              <w:t>Donkerblauwe vetgedrukte titel</w:t>
+            </w:r>
+          </w:p>
+        </w:tc>
+        <w:tc>
+          <w:tcPr>
+            <w:tcW w:type="dxa" w:w="1872"/>
+            <w:shd w:fill="F4F7F6"/>
+            <w:tcMar>
+              <w:top w:w="60" w:type="dxa"/>
+              <w:bottom w:w="60" w:type="dxa"/>
+              <w:left w:w="80" w:type="dxa"/>
+              <w:right w:w="80" w:type="dxa"/>
+            </w:tcMar>
+          </w:tcPr>
+          <w:p>
+            <w:pPr>
+              <w:spacing w:after="0"/>
+            </w:pPr>
+            <w:r>
+              <w:rPr>
+                <w:sz w:val="17"/>
+              </w:rPr>
+              <w:t>Modal Header Text</w:t>
+            </w:r>
+          </w:p>
+        </w:tc>
+      </w:tr>
+      <w:tr>
+        <w:tc>
+          <w:tcPr>
+            <w:tcW w:type="dxa" w:w="1872"/>
+            <w:shd w:fill="FFFFFF"/>
+            <w:tcMar>
+              <w:top w:w="60" w:type="dxa"/>
+              <w:bottom w:w="60" w:type="dxa"/>
+              <w:left w:w="80" w:type="dxa"/>
+              <w:right w:w="80" w:type="dxa"/>
+            </w:tcMar>
+          </w:tcPr>
+          <w:p>
+            <w:pPr>
+              <w:spacing w:after="0"/>
+            </w:pPr>
+            <w:r>
+              <w:rPr>
+                <w:b/>
+                <w:color w:val="0B8457"/>
+                <w:sz w:val="17"/>
+              </w:rPr>
+              <w:t>LBL_KEYBOARD_EXAMPLE</w:t>
+            </w:r>
+          </w:p>
+        </w:tc>
+        <w:tc>
+          <w:tcPr>
+            <w:tcW w:type="dxa" w:w="1872"/>
+            <w:shd w:fill="FFFFFF"/>
+            <w:tcMar>
+              <w:top w:w="60" w:type="dxa"/>
+              <w:bottom w:w="60" w:type="dxa"/>
+              <w:left w:w="80" w:type="dxa"/>
+              <w:right w:w="80" w:type="dxa"/>
+            </w:tcMar>
+          </w:tcPr>
+          <w:p>
+            <w:pPr>
+              <w:spacing w:after="0"/>
+            </w:pPr>
+            <w:r>
+              <w:rPr>
+                <w:sz w:val="17"/>
+              </w:rPr>
+              <w:t>Voorbeeldtekst</w:t>
+            </w:r>
+          </w:p>
+        </w:tc>
+        <w:tc>
+          <w:tcPr>
+            <w:tcW w:type="dxa" w:w="1872"/>
+            <w:shd w:fill="FFFFFF"/>
+            <w:tcMar>
+              <w:top w:w="60" w:type="dxa"/>
+              <w:bottom w:w="60" w:type="dxa"/>
+              <w:left w:w="80" w:type="dxa"/>
+              <w:right w:w="80" w:type="dxa"/>
+            </w:tcMar>
+          </w:tcPr>
+          <w:p>
+            <w:pPr>
+              <w:spacing w:after="0"/>
+            </w:pPr>
+            <w:r>
+              <w:rPr>
+                <w:sz w:val="17"/>
+              </w:rPr>
+              <w:t>Instructie: 'Bijvoorbeeld: Zet de boot in de zee.'</w:t>
+            </w:r>
+          </w:p>
+        </w:tc>
+        <w:tc>
+          <w:tcPr>
+            <w:tcW w:type="dxa" w:w="1872"/>
+            <w:shd w:fill="FFFFFF"/>
+            <w:tcMar>
+              <w:top w:w="60" w:type="dxa"/>
+              <w:bottom w:w="60" w:type="dxa"/>
+              <w:left w:w="80" w:type="dxa"/>
+              <w:right w:w="80" w:type="dxa"/>
+            </w:tcMar>
+          </w:tcPr>
+          <w:p>
+            <w:pPr>
+              <w:spacing w:after="0"/>
+            </w:pPr>
+            <w:r>
+              <w:rPr>
+                <w:sz w:val="17"/>
+              </w:rPr>
+              <w:t>Grijze instructietekst</w:t>
+            </w:r>
+          </w:p>
+        </w:tc>
+        <w:tc>
+          <w:tcPr>
+            <w:tcW w:type="dxa" w:w="1872"/>
+            <w:shd w:fill="FFFFFF"/>
+            <w:tcMar>
+              <w:top w:w="60" w:type="dxa"/>
+              <w:bottom w:w="60" w:type="dxa"/>
+              <w:left w:w="80" w:type="dxa"/>
+              <w:right w:w="80" w:type="dxa"/>
+            </w:tcMar>
+          </w:tcPr>
+          <w:p>
+            <w:pPr>
+              <w:spacing w:after="0"/>
+            </w:pPr>
+            <w:r>
+              <w:rPr>
+                <w:sz w:val="17"/>
+              </w:rPr>
+              <w:t>Input Guidance</w:t>
+            </w:r>
+          </w:p>
+        </w:tc>
+      </w:tr>
+      <w:tr>
+        <w:tc>
+          <w:tcPr>
+            <w:tcW w:type="dxa" w:w="1872"/>
+            <w:shd w:fill="F4F7F6"/>
+            <w:tcMar>
+              <w:top w:w="60" w:type="dxa"/>
+              <w:bottom w:w="60" w:type="dxa"/>
+              <w:left w:w="80" w:type="dxa"/>
+              <w:right w:w="80" w:type="dxa"/>
+            </w:tcMar>
+          </w:tcPr>
+          <w:p>
+            <w:pPr>
+              <w:spacing w:after="0"/>
+            </w:pPr>
+            <w:r>
+              <w:rPr>
+                <w:b/>
+                <w:color w:val="0B8457"/>
+                <w:sz w:val="17"/>
+              </w:rPr>
+              <w:t>INPUT_SENTENCE_FIELD</w:t>
+            </w:r>
+          </w:p>
+        </w:tc>
+        <w:tc>
+          <w:tcPr>
+            <w:tcW w:type="dxa" w:w="1872"/>
+            <w:shd w:fill="F4F7F6"/>
+            <w:tcMar>
+              <w:top w:w="60" w:type="dxa"/>
+              <w:bottom w:w="60" w:type="dxa"/>
+              <w:left w:w="80" w:type="dxa"/>
+              <w:right w:w="80" w:type="dxa"/>
+            </w:tcMar>
+          </w:tcPr>
+          <w:p>
+            <w:pPr>
+              <w:spacing w:after="0"/>
+            </w:pPr>
+            <w:r>
+              <w:rPr>
+                <w:sz w:val="17"/>
+              </w:rPr>
+              <w:t>Tekstinvoerveld</w:t>
+            </w:r>
+          </w:p>
+        </w:tc>
+        <w:tc>
+          <w:tcPr>
+            <w:tcW w:type="dxa" w:w="1872"/>
+            <w:shd w:fill="F4F7F6"/>
+            <w:tcMar>
+              <w:top w:w="60" w:type="dxa"/>
+              <w:bottom w:w="60" w:type="dxa"/>
+              <w:left w:w="80" w:type="dxa"/>
+              <w:right w:w="80" w:type="dxa"/>
+            </w:tcMar>
+          </w:tcPr>
+          <w:p>
+            <w:pPr>
+              <w:spacing w:after="0"/>
+            </w:pPr>
+            <w:r>
+              <w:rPr>
+                <w:sz w:val="17"/>
+              </w:rPr>
+              <w:t>Invoerveld waarin de speler de zin kan typen ('Zet de boot in de zee.').</w:t>
+            </w:r>
+          </w:p>
+        </w:tc>
+        <w:tc>
+          <w:tcPr>
+            <w:tcW w:type="dxa" w:w="1872"/>
+            <w:shd w:fill="F4F7F6"/>
+            <w:tcMar>
+              <w:top w:w="60" w:type="dxa"/>
+              <w:bottom w:w="60" w:type="dxa"/>
+              <w:left w:w="80" w:type="dxa"/>
+              <w:right w:w="80" w:type="dxa"/>
+            </w:tcMar>
+          </w:tcPr>
+          <w:p>
+            <w:pPr>
+              <w:spacing w:after="0"/>
+            </w:pPr>
+            <w:r>
+              <w:rPr>
+                <w:sz w:val="17"/>
+              </w:rPr>
+              <w:t>Witte afgeronde rechthoek met blauwe rand</w:t>
+            </w:r>
+          </w:p>
+        </w:tc>
+        <w:tc>
+          <w:tcPr>
+            <w:tcW w:type="dxa" w:w="1872"/>
+            <w:shd w:fill="F4F7F6"/>
+            <w:tcMar>
+              <w:top w:w="60" w:type="dxa"/>
+              <w:bottom w:w="60" w:type="dxa"/>
+              <w:left w:w="80" w:type="dxa"/>
+              <w:right w:w="80" w:type="dxa"/>
+            </w:tcMar>
+          </w:tcPr>
+          <w:p>
+            <w:pPr>
+              <w:spacing w:after="0"/>
+            </w:pPr>
+            <w:r>
+              <w:rPr>
+                <w:sz w:val="17"/>
+              </w:rPr>
+              <w:t>Text Input Field</w:t>
+            </w:r>
+          </w:p>
+        </w:tc>
+      </w:tr>
+      <w:tr>
+        <w:tc>
+          <w:tcPr>
+            <w:tcW w:type="dxa" w:w="1872"/>
+            <w:shd w:fill="FFFFFF"/>
+            <w:tcMar>
+              <w:top w:w="60" w:type="dxa"/>
+              <w:bottom w:w="60" w:type="dxa"/>
+              <w:left w:w="80" w:type="dxa"/>
+              <w:right w:w="80" w:type="dxa"/>
+            </w:tcMar>
+          </w:tcPr>
+          <w:p>
+            <w:pPr>
+              <w:spacing w:after="0"/>
+            </w:pPr>
+            <w:r>
+              <w:rPr>
+                <w:b/>
+                <w:color w:val="0B8457"/>
+                <w:sz w:val="17"/>
+              </w:rPr>
+              <w:t>BTN_KEYBOARD_SUBMIT</w:t>
+            </w:r>
+          </w:p>
+        </w:tc>
+        <w:tc>
+          <w:tcPr>
+            <w:tcW w:type="dxa" w:w="1872"/>
+            <w:shd w:fill="FFFFFF"/>
+            <w:tcMar>
+              <w:top w:w="60" w:type="dxa"/>
+              <w:bottom w:w="60" w:type="dxa"/>
+              <w:left w:w="80" w:type="dxa"/>
+              <w:right w:w="80" w:type="dxa"/>
+            </w:tcMar>
+          </w:tcPr>
+          <w:p>
+            <w:pPr>
+              <w:spacing w:after="0"/>
+            </w:pPr>
+            <w:r>
+              <w:rPr>
+                <w:sz w:val="17"/>
+              </w:rPr>
+              <w:t>Gebruik Zin Knop</w:t>
+            </w:r>
+          </w:p>
+        </w:tc>
+        <w:tc>
+          <w:tcPr>
+            <w:tcW w:type="dxa" w:w="1872"/>
+            <w:shd w:fill="FFFFFF"/>
+            <w:tcMar>
+              <w:top w:w="60" w:type="dxa"/>
+              <w:bottom w:w="60" w:type="dxa"/>
+              <w:left w:w="80" w:type="dxa"/>
+              <w:right w:w="80" w:type="dxa"/>
+            </w:tcMar>
+          </w:tcPr>
+          <w:p>
+            <w:pPr>
+              <w:spacing w:after="0"/>
+            </w:pPr>
+            <w:r>
+              <w:rPr>
+                <w:sz w:val="17"/>
+              </w:rPr>
+              <w:t>Bevestigt de getypte zin en verwerkt deze als antwoord.</w:t>
+            </w:r>
+          </w:p>
+        </w:tc>
+        <w:tc>
+          <w:tcPr>
+            <w:tcW w:type="dxa" w:w="1872"/>
+            <w:shd w:fill="FFFFFF"/>
+            <w:tcMar>
+              <w:top w:w="60" w:type="dxa"/>
+              <w:bottom w:w="60" w:type="dxa"/>
+              <w:left w:w="80" w:type="dxa"/>
+              <w:right w:w="80" w:type="dxa"/>
+            </w:tcMar>
+          </w:tcPr>
+          <w:p>
+            <w:pPr>
+              <w:spacing w:after="0"/>
+            </w:pPr>
+            <w:r>
+              <w:rPr>
+                <w:sz w:val="17"/>
+              </w:rPr>
+              <w:t>Brede blauwe knop met witte tekst 'Gebruik zin'</w:t>
+            </w:r>
+          </w:p>
+        </w:tc>
+        <w:tc>
+          <w:tcPr>
+            <w:tcW w:type="dxa" w:w="1872"/>
+            <w:shd w:fill="FFFFFF"/>
+            <w:tcMar>
+              <w:top w:w="60" w:type="dxa"/>
+              <w:bottom w:w="60" w:type="dxa"/>
+              <w:left w:w="80" w:type="dxa"/>
+              <w:right w:w="80" w:type="dxa"/>
+            </w:tcMar>
+          </w:tcPr>
+          <w:p>
+            <w:pPr>
+              <w:spacing w:after="0"/>
+            </w:pPr>
+            <w:r>
+              <w:rPr>
+                <w:sz w:val="17"/>
+              </w:rPr>
+              <w:t>Submit Input</w:t>
+            </w:r>
+          </w:p>
+        </w:tc>
+      </w:tr>
+      <w:tr>
+        <w:tc>
+          <w:tcPr>
+            <w:tcW w:type="dxa" w:w="1872"/>
+            <w:shd w:fill="F4F7F6"/>
+            <w:tcMar>
+              <w:top w:w="60" w:type="dxa"/>
+              <w:bottom w:w="60" w:type="dxa"/>
+              <w:left w:w="80" w:type="dxa"/>
+              <w:right w:w="80" w:type="dxa"/>
+            </w:tcMar>
+          </w:tcPr>
+          <w:p>
+            <w:pPr>
+              <w:spacing w:after="0"/>
+            </w:pPr>
+            <w:r>
+              <w:rPr>
+                <w:b/>
+                <w:color w:val="0B8457"/>
+                <w:sz w:val="17"/>
+              </w:rPr>
+              <w:t>BTN_KEYBOARD_CLOSE</w:t>
+            </w:r>
+          </w:p>
+        </w:tc>
+        <w:tc>
+          <w:tcPr>
+            <w:tcW w:type="dxa" w:w="1872"/>
+            <w:shd w:fill="F4F7F6"/>
+            <w:tcMar>
+              <w:top w:w="60" w:type="dxa"/>
+              <w:bottom w:w="60" w:type="dxa"/>
+              <w:left w:w="80" w:type="dxa"/>
+              <w:right w:w="80" w:type="dxa"/>
+            </w:tcMar>
+          </w:tcPr>
+          <w:p>
+            <w:pPr>
+              <w:spacing w:after="0"/>
+            </w:pPr>
+            <w:r>
+              <w:rPr>
+                <w:sz w:val="17"/>
+              </w:rPr>
+              <w:t>Sluit Knop</w:t>
+            </w:r>
+          </w:p>
+        </w:tc>
+        <w:tc>
+          <w:tcPr>
+            <w:tcW w:type="dxa" w:w="1872"/>
+            <w:shd w:fill="F4F7F6"/>
+            <w:tcMar>
+              <w:top w:w="60" w:type="dxa"/>
+              <w:bottom w:w="60" w:type="dxa"/>
+              <w:left w:w="80" w:type="dxa"/>
+              <w:right w:w="80" w:type="dxa"/>
+            </w:tcMar>
+          </w:tcPr>
+          <w:p>
+            <w:pPr>
+              <w:spacing w:after="0"/>
+            </w:pPr>
+            <w:r>
+              <w:rPr>
+                <w:sz w:val="17"/>
+              </w:rPr>
+              <w:t>Sluit de typ-overlay zonder de voerwijziging op te slaan.</w:t>
+            </w:r>
+          </w:p>
+        </w:tc>
+        <w:tc>
+          <w:tcPr>
+            <w:tcW w:type="dxa" w:w="1872"/>
+            <w:shd w:fill="F4F7F6"/>
+            <w:tcMar>
+              <w:top w:w="60" w:type="dxa"/>
+              <w:bottom w:w="60" w:type="dxa"/>
+              <w:left w:w="80" w:type="dxa"/>
+              <w:right w:w="80" w:type="dxa"/>
+            </w:tcMar>
+          </w:tcPr>
+          <w:p>
+            <w:pPr>
+              <w:spacing w:after="0"/>
+            </w:pPr>
+            <w:r>
+              <w:rPr>
+                <w:sz w:val="17"/>
+              </w:rPr>
+              <w:t>Witte afgeronde knop met tekst 'Sluit'</w:t>
+            </w:r>
+          </w:p>
+        </w:tc>
+        <w:tc>
+          <w:tcPr>
+            <w:tcW w:type="dxa" w:w="1872"/>
+            <w:shd w:fill="F4F7F6"/>
+            <w:tcMar>
+              <w:top w:w="60" w:type="dxa"/>
+              <w:bottom w:w="60" w:type="dxa"/>
+              <w:left w:w="80" w:type="dxa"/>
+              <w:right w:w="80" w:type="dxa"/>
+            </w:tcMar>
+          </w:tcPr>
+          <w:p>
+            <w:pPr>
+              <w:spacing w:after="0"/>
+            </w:pPr>
+            <w:r>
+              <w:rPr>
+                <w:sz w:val="17"/>
+              </w:rPr>
+              <w:t>Dismiss Modal</w:t>
+            </w:r>
+          </w:p>
+        </w:tc>
+      </w:tr>
+    </w:tbl>
+    <w:p>
+      <w:pPr>
+        <w:spacing w:after="280"/>
+      </w:pPr>
+    </w:p>
+    <w:p>
+      <w:pPr>
+        <w:pStyle w:val="Heading1"/>
+        <w:spacing w:before="280" w:after="120"/>
+      </w:pPr>
+      <w:r>
+        <w:rPr>
+          <w:rFonts w:ascii="Calibri" w:hAnsi="Calibri"/>
+          <w:b/>
+          <w:color w:val="0B8457"/>
+          <w:sz w:val="32"/>
+        </w:rPr>
+        <w:t>11. Scherm 9: Zeg &amp; Vlieg Actieve Vlieg Gameplay (SCR_ZEG_VLIEG_ACTIVE)</w:t>
+      </w:r>
+    </w:p>
+    <w:p>
+      <w:pPr>
+        <w:spacing w:before="160" w:after="80"/>
+        <w:jc w:val="center"/>
+      </w:pPr>
+      <w:r>
+        <w:drawing>
+          <wp:inline xmlns:a="http://schemas.openxmlformats.org/drawingml/2006/main" xmlns:pic="http://schemas.openxmlformats.org/drawingml/2006/picture">
+            <wp:extent cx="2377440" cy="4727182"/>
+            <wp:docPr id="9" name="Picture 9"/>
+            <wp:cNvGraphicFramePr>
+              <a:graphicFrameLocks noChangeAspect="1"/>
+            </wp:cNvGraphicFramePr>
+            <a:graphic>
+              <a:graphicData uri="http://schemas.openxmlformats.org/drawingml/2006/picture">
+                <pic:pic>
+                  <pic:nvPicPr>
+                    <pic:cNvPr id="0" name="media__1784879932236.png"/>
+                    <pic:cNvPicPr/>
+                  </pic:nvPicPr>
+                  <pic:blipFill>
+                    <a:blip r:embed="rId17"/>
+                    <a:stretch>
+                      <a:fillRect/>
+                    </a:stretch>
+                  </pic:blipFill>
+                  <pic:spPr>
+                    <a:xfrm>
+                      <a:off x="0" y="0"/>
+                      <a:ext cx="2377440" cy="4727182"/>
+                    </a:xfrm>
+                    <a:prstGeom prst="rect"/>
+                  </pic:spPr>
+                </pic:pic>
+              </a:graphicData>
+            </a:graphic>
+          </wp:inline>
+        </w:drawing>
+      </w:r>
+    </w:p>
+    <w:p>
+      <w:pPr>
+        <w:spacing w:after="200"/>
+        <w:jc w:val="center"/>
+      </w:pPr>
+      <w:r>
+        <w:rPr>
+          <w:rFonts w:ascii="Calibri" w:hAnsi="Calibri"/>
+          <w:i/>
+          <w:color w:val="5A6A75"/>
+          <w:sz w:val="18"/>
+        </w:rPr>
+        <w:t>Figuur: SCR_ZEG_VLIEG_ACTIVE - Actieve Bezem-Vlieg Gameplay Interface</w:t>
+      </w:r>
+    </w:p>
+    <w:tbl>
+      <w:tblPr>
+        <w:tblW w:type="auto" w:w="0"/>
+        <w:jc w:val="center"/>
+        <w:tblLayout w:type="fixed"/>
+        <w:tblLook w:firstColumn="1" w:firstRow="1" w:lastColumn="0" w:lastRow="0" w:noHBand="0" w:noVBand="1" w:val="04A0"/>
+        <w:tblBorders>
+          <w:top w:val="single" w:sz="4" w:space="0" w:color="D1DCD6"/>
+          <w:left w:val="none"/>
+          <w:bottom w:val="single" w:sz="6" w:space="0" w:color="D1DCD6"/>
+          <w:right w:val="none"/>
+          <w:insideH w:val="single" w:sz="4" w:space="0" w:color="D1DCD6"/>
+          <w:insideV w:val="none"/>
+        </w:tblBorders>
+      </w:tblPr>
+      <w:tblGrid>
+        <w:gridCol w:w="2304"/>
+        <w:gridCol w:w="1872"/>
+        <w:gridCol w:w="2448"/>
+        <w:gridCol w:w="1440"/>
+        <w:gridCol w:w="1296"/>
+      </w:tblGrid>
+      <w:tr>
+        <w:tc>
+          <w:tcPr>
+            <w:tcW w:type="dxa" w:w="1872"/>
+            <w:shd w:fill="0B8457"/>
+            <w:tcMar>
+              <w:top w:w="80" w:type="dxa"/>
+              <w:bottom w:w="80" w:type="dxa"/>
+              <w:left w:w="80" w:type="dxa"/>
+              <w:right w:w="80" w:type="dxa"/>
+            </w:tcMar>
+          </w:tcPr>
+          <w:p>
+            <w:pPr>
+              <w:spacing w:after="0"/>
+            </w:pPr>
+            <w:r>
+              <w:rPr>
+                <w:b/>
+                <w:color w:val="FFFFFF"/>
+                <w:sz w:val="18"/>
+              </w:rPr>
+              <w:t>Element Code Name</w:t>
+            </w:r>
+          </w:p>
+        </w:tc>
+        <w:tc>
+          <w:tcPr>
+            <w:tcW w:type="dxa" w:w="1872"/>
+            <w:shd w:fill="0B8457"/>
+            <w:tcMar>
+              <w:top w:w="80" w:type="dxa"/>
+              <w:bottom w:w="80" w:type="dxa"/>
+              <w:left w:w="80" w:type="dxa"/>
+              <w:right w:w="80" w:type="dxa"/>
+            </w:tcMar>
+          </w:tcPr>
+          <w:p>
+            <w:pPr>
+              <w:spacing w:after="0"/>
+            </w:pPr>
+            <w:r>
+              <w:rPr>
+                <w:b/>
+                <w:color w:val="FFFFFF"/>
+                <w:sz w:val="18"/>
+              </w:rPr>
+              <w:t>Visuele Naam</w:t>
+            </w:r>
+          </w:p>
+        </w:tc>
+        <w:tc>
+          <w:tcPr>
+            <w:tcW w:type="dxa" w:w="1872"/>
+            <w:shd w:fill="0B8457"/>
+            <w:tcMar>
+              <w:top w:w="80" w:type="dxa"/>
+              <w:bottom w:w="80" w:type="dxa"/>
+              <w:left w:w="80" w:type="dxa"/>
+              <w:right w:w="80" w:type="dxa"/>
+            </w:tcMar>
+          </w:tcPr>
+          <w:p>
+            <w:pPr>
+              <w:spacing w:after="0"/>
+            </w:pPr>
+            <w:r>
+              <w:rPr>
+                <w:b/>
+                <w:color w:val="FFFFFF"/>
+                <w:sz w:val="18"/>
+              </w:rPr>
+              <w:t>Functionaliteit &amp; Omschrijving</w:t>
+            </w:r>
+          </w:p>
+        </w:tc>
+        <w:tc>
+          <w:tcPr>
+            <w:tcW w:type="dxa" w:w="1872"/>
+            <w:shd w:fill="0B8457"/>
+            <w:tcMar>
+              <w:top w:w="80" w:type="dxa"/>
+              <w:bottom w:w="80" w:type="dxa"/>
+              <w:left w:w="80" w:type="dxa"/>
+              <w:right w:w="80" w:type="dxa"/>
+            </w:tcMar>
+          </w:tcPr>
+          <w:p>
+            <w:pPr>
+              <w:spacing w:after="0"/>
+            </w:pPr>
+            <w:r>
+              <w:rPr>
+                <w:b/>
+                <w:color w:val="FFFFFF"/>
+                <w:sz w:val="18"/>
+              </w:rPr>
+              <w:t>Visuele Stijl</w:t>
+            </w:r>
+          </w:p>
+        </w:tc>
+        <w:tc>
+          <w:tcPr>
+            <w:tcW w:type="dxa" w:w="1872"/>
+            <w:shd w:fill="0B8457"/>
+            <w:tcMar>
+              <w:top w:w="80" w:type="dxa"/>
+              <w:bottom w:w="80" w:type="dxa"/>
+              <w:left w:w="80" w:type="dxa"/>
+              <w:right w:w="80" w:type="dxa"/>
+            </w:tcMar>
+          </w:tcPr>
+          <w:p>
+            <w:pPr>
+              <w:spacing w:after="0"/>
+            </w:pPr>
+            <w:r>
+              <w:rPr>
+                <w:b/>
+                <w:color w:val="FFFFFF"/>
+                <w:sz w:val="18"/>
+              </w:rPr>
+              <w:t>Doel / Actie</w:t>
+            </w:r>
+          </w:p>
+        </w:tc>
+      </w:tr>
+      <w:tr>
+        <w:tc>
+          <w:tcPr>
+            <w:tcW w:type="dxa" w:w="1872"/>
+            <w:shd w:fill="F4F7F6"/>
+            <w:tcMar>
+              <w:top w:w="60" w:type="dxa"/>
+              <w:bottom w:w="60" w:type="dxa"/>
+              <w:left w:w="80" w:type="dxa"/>
+              <w:right w:w="80" w:type="dxa"/>
+            </w:tcMar>
+          </w:tcPr>
+          <w:p>
+            <w:pPr>
+              <w:spacing w:after="0"/>
+            </w:pPr>
+            <w:r>
+              <w:rPr>
+                <w:b/>
+                <w:color w:val="0B8457"/>
+                <w:sz w:val="17"/>
+              </w:rPr>
+              <w:t>BTN_NAV_HOME</w:t>
+            </w:r>
+          </w:p>
+        </w:tc>
+        <w:tc>
+          <w:tcPr>
+            <w:tcW w:type="dxa" w:w="1872"/>
+            <w:shd w:fill="F4F7F6"/>
+            <w:tcMar>
+              <w:top w:w="60" w:type="dxa"/>
+              <w:bottom w:w="60" w:type="dxa"/>
+              <w:left w:w="80" w:type="dxa"/>
+              <w:right w:w="80" w:type="dxa"/>
+            </w:tcMar>
+          </w:tcPr>
+          <w:p>
+            <w:pPr>
+              <w:spacing w:after="0"/>
+            </w:pPr>
+            <w:r>
+              <w:rPr>
+                <w:sz w:val="17"/>
+              </w:rPr>
+              <w:t>Home Knop</w:t>
+            </w:r>
+          </w:p>
+        </w:tc>
+        <w:tc>
+          <w:tcPr>
+            <w:tcW w:type="dxa" w:w="1872"/>
+            <w:shd w:fill="F4F7F6"/>
+            <w:tcMar>
+              <w:top w:w="60" w:type="dxa"/>
+              <w:bottom w:w="60" w:type="dxa"/>
+              <w:left w:w="80" w:type="dxa"/>
+              <w:right w:w="80" w:type="dxa"/>
+            </w:tcMar>
+          </w:tcPr>
+          <w:p>
+            <w:pPr>
+              <w:spacing w:after="0"/>
+            </w:pPr>
+            <w:r>
+              <w:rPr>
+                <w:sz w:val="17"/>
+              </w:rPr>
+              <w:t>Onderbreekt het vliegen en keert terug naar het menu.</w:t>
+            </w:r>
+          </w:p>
+        </w:tc>
+        <w:tc>
+          <w:tcPr>
+            <w:tcW w:type="dxa" w:w="1872"/>
+            <w:shd w:fill="F4F7F6"/>
+            <w:tcMar>
+              <w:top w:w="60" w:type="dxa"/>
+              <w:bottom w:w="60" w:type="dxa"/>
+              <w:left w:w="80" w:type="dxa"/>
+              <w:right w:w="80" w:type="dxa"/>
+            </w:tcMar>
+          </w:tcPr>
+          <w:p>
+            <w:pPr>
+              <w:spacing w:after="0"/>
+            </w:pPr>
+            <w:r>
+              <w:rPr>
+                <w:sz w:val="17"/>
+              </w:rPr>
+              <w:t>Witte vierkante knop met home-icoon</w:t>
+            </w:r>
+          </w:p>
+        </w:tc>
+        <w:tc>
+          <w:tcPr>
+            <w:tcW w:type="dxa" w:w="1872"/>
+            <w:shd w:fill="F4F7F6"/>
+            <w:tcMar>
+              <w:top w:w="60" w:type="dxa"/>
+              <w:bottom w:w="60" w:type="dxa"/>
+              <w:left w:w="80" w:type="dxa"/>
+              <w:right w:w="80" w:type="dxa"/>
+            </w:tcMar>
+          </w:tcPr>
+          <w:p>
+            <w:pPr>
+              <w:spacing w:after="0"/>
+            </w:pPr>
+            <w:r>
+              <w:rPr>
+                <w:sz w:val="17"/>
+              </w:rPr>
+              <w:t>Pause / Exit Game</w:t>
+            </w:r>
+          </w:p>
+        </w:tc>
+      </w:tr>
+      <w:tr>
+        <w:tc>
+          <w:tcPr>
+            <w:tcW w:type="dxa" w:w="1872"/>
+            <w:shd w:fill="FFFFFF"/>
+            <w:tcMar>
+              <w:top w:w="60" w:type="dxa"/>
+              <w:bottom w:w="60" w:type="dxa"/>
+              <w:left w:w="80" w:type="dxa"/>
+              <w:right w:w="80" w:type="dxa"/>
+            </w:tcMar>
+          </w:tcPr>
+          <w:p>
+            <w:pPr>
+              <w:spacing w:after="0"/>
+            </w:pPr>
+            <w:r>
+              <w:rPr>
+                <w:b/>
+                <w:color w:val="0B8457"/>
+                <w:sz w:val="17"/>
+              </w:rPr>
+              <w:t>BAR_DISTANCE_PROGRESS</w:t>
+            </w:r>
+          </w:p>
+        </w:tc>
+        <w:tc>
+          <w:tcPr>
+            <w:tcW w:type="dxa" w:w="1872"/>
+            <w:shd w:fill="FFFFFF"/>
+            <w:tcMar>
+              <w:top w:w="60" w:type="dxa"/>
+              <w:bottom w:w="60" w:type="dxa"/>
+              <w:left w:w="80" w:type="dxa"/>
+              <w:right w:w="80" w:type="dxa"/>
+            </w:tcMar>
+          </w:tcPr>
+          <w:p>
+            <w:pPr>
+              <w:spacing w:after="0"/>
+            </w:pPr>
+            <w:r>
+              <w:rPr>
+                <w:sz w:val="17"/>
+              </w:rPr>
+              <w:t>Afstandsmeter</w:t>
+            </w:r>
+          </w:p>
+        </w:tc>
+        <w:tc>
+          <w:tcPr>
+            <w:tcW w:type="dxa" w:w="1872"/>
+            <w:shd w:fill="FFFFFF"/>
+            <w:tcMar>
+              <w:top w:w="60" w:type="dxa"/>
+              <w:bottom w:w="60" w:type="dxa"/>
+              <w:left w:w="80" w:type="dxa"/>
+              <w:right w:w="80" w:type="dxa"/>
+            </w:tcMar>
+          </w:tcPr>
+          <w:p>
+            <w:pPr>
+              <w:spacing w:after="0"/>
+            </w:pPr>
+            <w:r>
+              <w:rPr>
+                <w:sz w:val="17"/>
+              </w:rPr>
+              <w:t>Toont gevlogen meters ('Afstand 44m', geel gevulde balk 44/100).</w:t>
+            </w:r>
+          </w:p>
+        </w:tc>
+        <w:tc>
+          <w:tcPr>
+            <w:tcW w:type="dxa" w:w="1872"/>
+            <w:shd w:fill="FFFFFF"/>
+            <w:tcMar>
+              <w:top w:w="60" w:type="dxa"/>
+              <w:bottom w:w="60" w:type="dxa"/>
+              <w:left w:w="80" w:type="dxa"/>
+              <w:right w:w="80" w:type="dxa"/>
+            </w:tcMar>
+          </w:tcPr>
+          <w:p>
+            <w:pPr>
+              <w:spacing w:after="0"/>
+            </w:pPr>
+            <w:r>
+              <w:rPr>
+                <w:sz w:val="17"/>
+              </w:rPr>
+              <w:t>Blauwe capsule met gele progressbar</w:t>
+            </w:r>
+          </w:p>
+        </w:tc>
+        <w:tc>
+          <w:tcPr>
+            <w:tcW w:type="dxa" w:w="1872"/>
+            <w:shd w:fill="FFFFFF"/>
+            <w:tcMar>
+              <w:top w:w="60" w:type="dxa"/>
+              <w:bottom w:w="60" w:type="dxa"/>
+              <w:left w:w="80" w:type="dxa"/>
+              <w:right w:w="80" w:type="dxa"/>
+            </w:tcMar>
+          </w:tcPr>
+          <w:p>
+            <w:pPr>
+              <w:spacing w:after="0"/>
+            </w:pPr>
+            <w:r>
+              <w:rPr>
+                <w:sz w:val="17"/>
+              </w:rPr>
+              <w:t>Realtime Progress</w:t>
+            </w:r>
+          </w:p>
+        </w:tc>
+      </w:tr>
+      <w:tr>
+        <w:tc>
+          <w:tcPr>
+            <w:tcW w:type="dxa" w:w="1872"/>
+            <w:shd w:fill="F4F7F6"/>
+            <w:tcMar>
+              <w:top w:w="60" w:type="dxa"/>
+              <w:bottom w:w="60" w:type="dxa"/>
+              <w:left w:w="80" w:type="dxa"/>
+              <w:right w:w="80" w:type="dxa"/>
+            </w:tcMar>
+          </w:tcPr>
+          <w:p>
+            <w:pPr>
+              <w:spacing w:after="0"/>
+            </w:pPr>
+            <w:r>
+              <w:rPr>
+                <w:b/>
+                <w:color w:val="0B8457"/>
+                <w:sz w:val="17"/>
+              </w:rPr>
+              <w:t>DSP_FLIGHT_SCORE_BADGE</w:t>
+            </w:r>
+          </w:p>
+        </w:tc>
+        <w:tc>
+          <w:tcPr>
+            <w:tcW w:type="dxa" w:w="1872"/>
+            <w:shd w:fill="F4F7F6"/>
+            <w:tcMar>
+              <w:top w:w="60" w:type="dxa"/>
+              <w:bottom w:w="60" w:type="dxa"/>
+              <w:left w:w="80" w:type="dxa"/>
+              <w:right w:w="80" w:type="dxa"/>
+            </w:tcMar>
+          </w:tcPr>
+          <w:p>
+            <w:pPr>
+              <w:spacing w:after="0"/>
+            </w:pPr>
+            <w:r>
+              <w:rPr>
+                <w:sz w:val="17"/>
+              </w:rPr>
+              <w:t>Score &amp; Level Badge</w:t>
+            </w:r>
+          </w:p>
+        </w:tc>
+        <w:tc>
+          <w:tcPr>
+            <w:tcW w:type="dxa" w:w="1872"/>
+            <w:shd w:fill="F4F7F6"/>
+            <w:tcMar>
+              <w:top w:w="60" w:type="dxa"/>
+              <w:bottom w:w="60" w:type="dxa"/>
+              <w:left w:w="80" w:type="dxa"/>
+              <w:right w:w="80" w:type="dxa"/>
+            </w:tcMar>
+          </w:tcPr>
+          <w:p>
+            <w:pPr>
+              <w:spacing w:after="0"/>
+            </w:pPr>
+            <w:r>
+              <w:rPr>
+                <w:sz w:val="17"/>
+              </w:rPr>
+              <w:t>Toont trofee '44', sterren '0' en actueel level ('Level 1').</w:t>
+            </w:r>
+          </w:p>
+        </w:tc>
+        <w:tc>
+          <w:tcPr>
+            <w:tcW w:type="dxa" w:w="1872"/>
+            <w:shd w:fill="F4F7F6"/>
+            <w:tcMar>
+              <w:top w:w="60" w:type="dxa"/>
+              <w:bottom w:w="60" w:type="dxa"/>
+              <w:left w:w="80" w:type="dxa"/>
+              <w:right w:w="80" w:type="dxa"/>
+            </w:tcMar>
+          </w:tcPr>
+          <w:p>
+            <w:pPr>
+              <w:spacing w:after="0"/>
+            </w:pPr>
+            <w:r>
+              <w:rPr>
+                <w:sz w:val="17"/>
+              </w:rPr>
+              <w:t>Blauwe badge met trofee en ster-icoon</w:t>
+            </w:r>
+          </w:p>
+        </w:tc>
+        <w:tc>
+          <w:tcPr>
+            <w:tcW w:type="dxa" w:w="1872"/>
+            <w:shd w:fill="F4F7F6"/>
+            <w:tcMar>
+              <w:top w:w="60" w:type="dxa"/>
+              <w:bottom w:w="60" w:type="dxa"/>
+              <w:left w:w="80" w:type="dxa"/>
+              <w:right w:w="80" w:type="dxa"/>
+            </w:tcMar>
+          </w:tcPr>
+          <w:p>
+            <w:pPr>
+              <w:spacing w:after="0"/>
+            </w:pPr>
+            <w:r>
+              <w:rPr>
+                <w:sz w:val="17"/>
+              </w:rPr>
+              <w:t>Flight Stats Display</w:t>
+            </w:r>
+          </w:p>
+        </w:tc>
+      </w:tr>
+      <w:tr>
+        <w:tc>
+          <w:tcPr>
+            <w:tcW w:type="dxa" w:w="1872"/>
+            <w:shd w:fill="FFFFFF"/>
+            <w:tcMar>
+              <w:top w:w="60" w:type="dxa"/>
+              <w:bottom w:w="60" w:type="dxa"/>
+              <w:left w:w="80" w:type="dxa"/>
+              <w:right w:w="80" w:type="dxa"/>
+            </w:tcMar>
+          </w:tcPr>
+          <w:p>
+            <w:pPr>
+              <w:spacing w:after="0"/>
+            </w:pPr>
+            <w:r>
+              <w:rPr>
+                <w:b/>
+                <w:color w:val="0B8457"/>
+                <w:sz w:val="17"/>
+              </w:rPr>
+              <w:t>CANVAS_FLIGHT_ARENA</w:t>
+            </w:r>
+          </w:p>
+        </w:tc>
+        <w:tc>
+          <w:tcPr>
+            <w:tcW w:type="dxa" w:w="1872"/>
+            <w:shd w:fill="FFFFFF"/>
+            <w:tcMar>
+              <w:top w:w="60" w:type="dxa"/>
+              <w:bottom w:w="60" w:type="dxa"/>
+              <w:left w:w="80" w:type="dxa"/>
+              <w:right w:w="80" w:type="dxa"/>
+            </w:tcMar>
+          </w:tcPr>
+          <w:p>
+            <w:pPr>
+              <w:spacing w:after="0"/>
+            </w:pPr>
+            <w:r>
+              <w:rPr>
+                <w:sz w:val="17"/>
+              </w:rPr>
+              <w:t>Vlieg Arena Canvas</w:t>
+            </w:r>
+          </w:p>
+        </w:tc>
+        <w:tc>
+          <w:tcPr>
+            <w:tcW w:type="dxa" w:w="1872"/>
+            <w:shd w:fill="FFFFFF"/>
+            <w:tcMar>
+              <w:top w:w="60" w:type="dxa"/>
+              <w:bottom w:w="60" w:type="dxa"/>
+              <w:left w:w="80" w:type="dxa"/>
+              <w:right w:w="80" w:type="dxa"/>
+            </w:tcMar>
+          </w:tcPr>
+          <w:p>
+            <w:pPr>
+              <w:spacing w:after="0"/>
+            </w:pPr>
+            <w:r>
+              <w:rPr>
+                <w:sz w:val="17"/>
+              </w:rPr>
+              <w:t>Scrollende 2D-wereld waarin het personage vliegt en obstakels ontwijkt.</w:t>
+            </w:r>
+          </w:p>
+        </w:tc>
+        <w:tc>
+          <w:tcPr>
+            <w:tcW w:type="dxa" w:w="1872"/>
+            <w:shd w:fill="FFFFFF"/>
+            <w:tcMar>
+              <w:top w:w="60" w:type="dxa"/>
+              <w:bottom w:w="60" w:type="dxa"/>
+              <w:left w:w="80" w:type="dxa"/>
+              <w:right w:w="80" w:type="dxa"/>
+            </w:tcMar>
+          </w:tcPr>
+          <w:p>
+            <w:pPr>
+              <w:spacing w:after="0"/>
+            </w:pPr>
+            <w:r>
+              <w:rPr>
+                <w:sz w:val="17"/>
+              </w:rPr>
+              <w:t>Dynamische strand- en luchtomgeving</w:t>
+            </w:r>
+          </w:p>
+        </w:tc>
+        <w:tc>
+          <w:tcPr>
+            <w:tcW w:type="dxa" w:w="1872"/>
+            <w:shd w:fill="FFFFFF"/>
+            <w:tcMar>
+              <w:top w:w="60" w:type="dxa"/>
+              <w:bottom w:w="60" w:type="dxa"/>
+              <w:left w:w="80" w:type="dxa"/>
+              <w:right w:w="80" w:type="dxa"/>
+            </w:tcMar>
+          </w:tcPr>
+          <w:p>
+            <w:pPr>
+              <w:spacing w:after="0"/>
+            </w:pPr>
+            <w:r>
+              <w:rPr>
+                <w:sz w:val="17"/>
+              </w:rPr>
+              <w:t>2D Physics World</w:t>
+            </w:r>
+          </w:p>
+        </w:tc>
+      </w:tr>
+      <w:tr>
+        <w:tc>
+          <w:tcPr>
+            <w:tcW w:type="dxa" w:w="1872"/>
+            <w:shd w:fill="F4F7F6"/>
+            <w:tcMar>
+              <w:top w:w="60" w:type="dxa"/>
+              <w:bottom w:w="60" w:type="dxa"/>
+              <w:left w:w="80" w:type="dxa"/>
+              <w:right w:w="80" w:type="dxa"/>
+            </w:tcMar>
+          </w:tcPr>
+          <w:p>
+            <w:pPr>
+              <w:spacing w:after="0"/>
+            </w:pPr>
+            <w:r>
+              <w:rPr>
+                <w:b/>
+                <w:color w:val="0B8457"/>
+                <w:sz w:val="17"/>
+              </w:rPr>
+              <w:t>SPRITE_FLYING_HERO</w:t>
+            </w:r>
+          </w:p>
+        </w:tc>
+        <w:tc>
+          <w:tcPr>
+            <w:tcW w:type="dxa" w:w="1872"/>
+            <w:shd w:fill="F4F7F6"/>
+            <w:tcMar>
+              <w:top w:w="60" w:type="dxa"/>
+              <w:bottom w:w="60" w:type="dxa"/>
+              <w:left w:w="80" w:type="dxa"/>
+              <w:right w:w="80" w:type="dxa"/>
+            </w:tcMar>
+          </w:tcPr>
+          <w:p>
+            <w:pPr>
+              <w:spacing w:after="0"/>
+            </w:pPr>
+            <w:r>
+              <w:rPr>
+                <w:sz w:val="17"/>
+              </w:rPr>
+              <w:t>Speler Personage</w:t>
+            </w:r>
+          </w:p>
+        </w:tc>
+        <w:tc>
+          <w:tcPr>
+            <w:tcW w:type="dxa" w:w="1872"/>
+            <w:shd w:fill="F4F7F6"/>
+            <w:tcMar>
+              <w:top w:w="60" w:type="dxa"/>
+              <w:bottom w:w="60" w:type="dxa"/>
+              <w:left w:w="80" w:type="dxa"/>
+              <w:right w:w="80" w:type="dxa"/>
+            </w:tcMar>
+          </w:tcPr>
+          <w:p>
+            <w:pPr>
+              <w:spacing w:after="0"/>
+            </w:pPr>
+            <w:r>
+              <w:rPr>
+                <w:sz w:val="17"/>
+              </w:rPr>
+              <w:t>Jongen op de vliegende strandbezem (beweegt verticaal op spraak/knoppen).</w:t>
+            </w:r>
+          </w:p>
+        </w:tc>
+        <w:tc>
+          <w:tcPr>
+            <w:tcW w:type="dxa" w:w="1872"/>
+            <w:shd w:fill="F4F7F6"/>
+            <w:tcMar>
+              <w:top w:w="60" w:type="dxa"/>
+              <w:bottom w:w="60" w:type="dxa"/>
+              <w:left w:w="80" w:type="dxa"/>
+              <w:right w:w="80" w:type="dxa"/>
+            </w:tcMar>
+          </w:tcPr>
+          <w:p>
+            <w:pPr>
+              <w:spacing w:after="0"/>
+            </w:pPr>
+            <w:r>
+              <w:rPr>
+                <w:sz w:val="17"/>
+              </w:rPr>
+              <w:t>Geanimeerde spraakgestuurde avatar</w:t>
+            </w:r>
+          </w:p>
+        </w:tc>
+        <w:tc>
+          <w:tcPr>
+            <w:tcW w:type="dxa" w:w="1872"/>
+            <w:shd w:fill="F4F7F6"/>
+            <w:tcMar>
+              <w:top w:w="60" w:type="dxa"/>
+              <w:bottom w:w="60" w:type="dxa"/>
+              <w:left w:w="80" w:type="dxa"/>
+              <w:right w:w="80" w:type="dxa"/>
+            </w:tcMar>
+          </w:tcPr>
+          <w:p>
+            <w:pPr>
+              <w:spacing w:after="0"/>
+            </w:pPr>
+            <w:r>
+              <w:rPr>
+                <w:sz w:val="17"/>
+              </w:rPr>
+              <w:t>Player Avatar Sprite</w:t>
+            </w:r>
+          </w:p>
+        </w:tc>
+      </w:tr>
+      <w:tr>
+        <w:tc>
+          <w:tcPr>
+            <w:tcW w:type="dxa" w:w="1872"/>
+            <w:shd w:fill="FFFFFF"/>
+            <w:tcMar>
+              <w:top w:w="60" w:type="dxa"/>
+              <w:bottom w:w="60" w:type="dxa"/>
+              <w:left w:w="80" w:type="dxa"/>
+              <w:right w:w="80" w:type="dxa"/>
+            </w:tcMar>
+          </w:tcPr>
+          <w:p>
+            <w:pPr>
+              <w:spacing w:after="0"/>
+            </w:pPr>
+            <w:r>
+              <w:rPr>
+                <w:b/>
+                <w:color w:val="0B8457"/>
+                <w:sz w:val="17"/>
+              </w:rPr>
+              <w:t>SPRITE_OBSTACLE_SEAGULL</w:t>
+            </w:r>
+          </w:p>
+        </w:tc>
+        <w:tc>
+          <w:tcPr>
+            <w:tcW w:type="dxa" w:w="1872"/>
+            <w:shd w:fill="FFFFFF"/>
+            <w:tcMar>
+              <w:top w:w="60" w:type="dxa"/>
+              <w:bottom w:w="60" w:type="dxa"/>
+              <w:left w:w="80" w:type="dxa"/>
+              <w:right w:w="80" w:type="dxa"/>
+            </w:tcMar>
+          </w:tcPr>
+          <w:p>
+            <w:pPr>
+              <w:spacing w:after="0"/>
+            </w:pPr>
+            <w:r>
+              <w:rPr>
+                <w:sz w:val="17"/>
+              </w:rPr>
+              <w:t>Obstakel: Meeuw</w:t>
+            </w:r>
+          </w:p>
+        </w:tc>
+        <w:tc>
+          <w:tcPr>
+            <w:tcW w:type="dxa" w:w="1872"/>
+            <w:shd w:fill="FFFFFF"/>
+            <w:tcMar>
+              <w:top w:w="60" w:type="dxa"/>
+              <w:bottom w:w="60" w:type="dxa"/>
+              <w:left w:w="80" w:type="dxa"/>
+              <w:right w:w="80" w:type="dxa"/>
+            </w:tcMar>
+          </w:tcPr>
+          <w:p>
+            <w:pPr>
+              <w:spacing w:after="0"/>
+            </w:pPr>
+            <w:r>
+              <w:rPr>
+                <w:sz w:val="17"/>
+              </w:rPr>
+              <w:t>Vliegende meeuw in de lucht die ontweken moet worden.</w:t>
+            </w:r>
+          </w:p>
+        </w:tc>
+        <w:tc>
+          <w:tcPr>
+            <w:tcW w:type="dxa" w:w="1872"/>
+            <w:shd w:fill="FFFFFF"/>
+            <w:tcMar>
+              <w:top w:w="60" w:type="dxa"/>
+              <w:bottom w:w="60" w:type="dxa"/>
+              <w:left w:w="80" w:type="dxa"/>
+              <w:right w:w="80" w:type="dxa"/>
+            </w:tcMar>
+          </w:tcPr>
+          <w:p>
+            <w:pPr>
+              <w:spacing w:after="0"/>
+            </w:pPr>
+            <w:r>
+              <w:rPr>
+                <w:sz w:val="17"/>
+              </w:rPr>
+              <w:t>Vogel sprite</w:t>
+            </w:r>
+          </w:p>
+        </w:tc>
+        <w:tc>
+          <w:tcPr>
+            <w:tcW w:type="dxa" w:w="1872"/>
+            <w:shd w:fill="FFFFFF"/>
+            <w:tcMar>
+              <w:top w:w="60" w:type="dxa"/>
+              <w:bottom w:w="60" w:type="dxa"/>
+              <w:left w:w="80" w:type="dxa"/>
+              <w:right w:w="80" w:type="dxa"/>
+            </w:tcMar>
+          </w:tcPr>
+          <w:p>
+            <w:pPr>
+              <w:spacing w:after="0"/>
+            </w:pPr>
+            <w:r>
+              <w:rPr>
+                <w:sz w:val="17"/>
+              </w:rPr>
+              <w:t>Air Obstacle Hazard</w:t>
+            </w:r>
+          </w:p>
+        </w:tc>
+      </w:tr>
+      <w:tr>
+        <w:tc>
+          <w:tcPr>
+            <w:tcW w:type="dxa" w:w="1872"/>
+            <w:shd w:fill="F4F7F6"/>
+            <w:tcMar>
+              <w:top w:w="60" w:type="dxa"/>
+              <w:bottom w:w="60" w:type="dxa"/>
+              <w:left w:w="80" w:type="dxa"/>
+              <w:right w:w="80" w:type="dxa"/>
+            </w:tcMar>
+          </w:tcPr>
+          <w:p>
+            <w:pPr>
+              <w:spacing w:after="0"/>
+            </w:pPr>
+            <w:r>
+              <w:rPr>
+                <w:b/>
+                <w:color w:val="0B8457"/>
+                <w:sz w:val="17"/>
+              </w:rPr>
+              <w:t>SPRITE_OBSTACLE_SHARK</w:t>
+            </w:r>
+          </w:p>
+        </w:tc>
+        <w:tc>
+          <w:tcPr>
+            <w:tcW w:type="dxa" w:w="1872"/>
+            <w:shd w:fill="F4F7F6"/>
+            <w:tcMar>
+              <w:top w:w="60" w:type="dxa"/>
+              <w:bottom w:w="60" w:type="dxa"/>
+              <w:left w:w="80" w:type="dxa"/>
+              <w:right w:w="80" w:type="dxa"/>
+            </w:tcMar>
+          </w:tcPr>
+          <w:p>
+            <w:pPr>
+              <w:spacing w:after="0"/>
+            </w:pPr>
+            <w:r>
+              <w:rPr>
+                <w:sz w:val="17"/>
+              </w:rPr>
+              <w:t>Obstakel: Haai</w:t>
+            </w:r>
+          </w:p>
+        </w:tc>
+        <w:tc>
+          <w:tcPr>
+            <w:tcW w:type="dxa" w:w="1872"/>
+            <w:shd w:fill="F4F7F6"/>
+            <w:tcMar>
+              <w:top w:w="60" w:type="dxa"/>
+              <w:bottom w:w="60" w:type="dxa"/>
+              <w:left w:w="80" w:type="dxa"/>
+              <w:right w:w="80" w:type="dxa"/>
+            </w:tcMar>
+          </w:tcPr>
+          <w:p>
+            <w:pPr>
+              <w:spacing w:after="0"/>
+            </w:pPr>
+            <w:r>
+              <w:rPr>
+                <w:sz w:val="17"/>
+              </w:rPr>
+              <w:t>Springende haai uit het water.</w:t>
+            </w:r>
+          </w:p>
+        </w:tc>
+        <w:tc>
+          <w:tcPr>
+            <w:tcW w:type="dxa" w:w="1872"/>
+            <w:shd w:fill="F4F7F6"/>
+            <w:tcMar>
+              <w:top w:w="60" w:type="dxa"/>
+              <w:bottom w:w="60" w:type="dxa"/>
+              <w:left w:w="80" w:type="dxa"/>
+              <w:right w:w="80" w:type="dxa"/>
+            </w:tcMar>
+          </w:tcPr>
+          <w:p>
+            <w:pPr>
+              <w:spacing w:after="0"/>
+            </w:pPr>
+            <w:r>
+              <w:rPr>
+                <w:sz w:val="17"/>
+              </w:rPr>
+              <w:t>Haai sprite met ster-item</w:t>
+            </w:r>
+          </w:p>
+        </w:tc>
+        <w:tc>
+          <w:tcPr>
+            <w:tcW w:type="dxa" w:w="1872"/>
+            <w:shd w:fill="F4F7F6"/>
+            <w:tcMar>
+              <w:top w:w="60" w:type="dxa"/>
+              <w:bottom w:w="60" w:type="dxa"/>
+              <w:left w:w="80" w:type="dxa"/>
+              <w:right w:w="80" w:type="dxa"/>
+            </w:tcMar>
+          </w:tcPr>
+          <w:p>
+            <w:pPr>
+              <w:spacing w:after="0"/>
+            </w:pPr>
+            <w:r>
+              <w:rPr>
+                <w:sz w:val="17"/>
+              </w:rPr>
+              <w:t>Water Hazard</w:t>
+            </w:r>
+          </w:p>
+        </w:tc>
+      </w:tr>
+      <w:tr>
+        <w:tc>
+          <w:tcPr>
+            <w:tcW w:type="dxa" w:w="1872"/>
+            <w:shd w:fill="FFFFFF"/>
+            <w:tcMar>
+              <w:top w:w="60" w:type="dxa"/>
+              <w:bottom w:w="60" w:type="dxa"/>
+              <w:left w:w="80" w:type="dxa"/>
+              <w:right w:w="80" w:type="dxa"/>
+            </w:tcMar>
+          </w:tcPr>
+          <w:p>
+            <w:pPr>
+              <w:spacing w:after="0"/>
+            </w:pPr>
+            <w:r>
+              <w:rPr>
+                <w:b/>
+                <w:color w:val="0B8457"/>
+                <w:sz w:val="17"/>
+              </w:rPr>
+              <w:t>SPRITE_COLLECTIBLE_ITEMS</w:t>
+            </w:r>
+          </w:p>
+        </w:tc>
+        <w:tc>
+          <w:tcPr>
+            <w:tcW w:type="dxa" w:w="1872"/>
+            <w:shd w:fill="FFFFFF"/>
+            <w:tcMar>
+              <w:top w:w="60" w:type="dxa"/>
+              <w:bottom w:w="60" w:type="dxa"/>
+              <w:left w:w="80" w:type="dxa"/>
+              <w:right w:w="80" w:type="dxa"/>
+            </w:tcMar>
+          </w:tcPr>
+          <w:p>
+            <w:pPr>
+              <w:spacing w:after="0"/>
+            </w:pPr>
+            <w:r>
+              <w:rPr>
+                <w:sz w:val="17"/>
+              </w:rPr>
+              <w:t>Verzamelbare Items</w:t>
+            </w:r>
+          </w:p>
+        </w:tc>
+        <w:tc>
+          <w:tcPr>
+            <w:tcW w:type="dxa" w:w="1872"/>
+            <w:shd w:fill="FFFFFF"/>
+            <w:tcMar>
+              <w:top w:w="60" w:type="dxa"/>
+              <w:bottom w:w="60" w:type="dxa"/>
+              <w:left w:w="80" w:type="dxa"/>
+              <w:right w:w="80" w:type="dxa"/>
+            </w:tcMar>
+          </w:tcPr>
+          <w:p>
+            <w:pPr>
+              <w:spacing w:after="0"/>
+            </w:pPr>
+            <w:r>
+              <w:rPr>
+                <w:sz w:val="17"/>
+              </w:rPr>
+              <w:t>Sterren en strandballen die extra punten opleveren.</w:t>
+            </w:r>
+          </w:p>
+        </w:tc>
+        <w:tc>
+          <w:tcPr>
+            <w:tcW w:type="dxa" w:w="1872"/>
+            <w:shd w:fill="FFFFFF"/>
+            <w:tcMar>
+              <w:top w:w="60" w:type="dxa"/>
+              <w:bottom w:w="60" w:type="dxa"/>
+              <w:left w:w="80" w:type="dxa"/>
+              <w:right w:w="80" w:type="dxa"/>
+            </w:tcMar>
+          </w:tcPr>
+          <w:p>
+            <w:pPr>
+              <w:spacing w:after="0"/>
+            </w:pPr>
+            <w:r>
+              <w:rPr>
+                <w:sz w:val="17"/>
+              </w:rPr>
+              <w:t>Glimmende sterren en strandbal sprites</w:t>
+            </w:r>
+          </w:p>
+        </w:tc>
+        <w:tc>
+          <w:tcPr>
+            <w:tcW w:type="dxa" w:w="1872"/>
+            <w:shd w:fill="FFFFFF"/>
+            <w:tcMar>
+              <w:top w:w="60" w:type="dxa"/>
+              <w:bottom w:w="60" w:type="dxa"/>
+              <w:left w:w="80" w:type="dxa"/>
+              <w:right w:w="80" w:type="dxa"/>
+            </w:tcMar>
+          </w:tcPr>
+          <w:p>
+            <w:pPr>
+              <w:spacing w:after="0"/>
+            </w:pPr>
+            <w:r>
+              <w:rPr>
+                <w:sz w:val="17"/>
+              </w:rPr>
+              <w:t>Bonus Collectible</w:t>
+            </w:r>
+          </w:p>
+        </w:tc>
+      </w:tr>
+      <w:tr>
+        <w:tc>
+          <w:tcPr>
+            <w:tcW w:type="dxa" w:w="1872"/>
+            <w:shd w:fill="F4F7F6"/>
+            <w:tcMar>
+              <w:top w:w="60" w:type="dxa"/>
+              <w:bottom w:w="60" w:type="dxa"/>
+              <w:left w:w="80" w:type="dxa"/>
+              <w:right w:w="80" w:type="dxa"/>
+            </w:tcMar>
+          </w:tcPr>
+          <w:p>
+            <w:pPr>
+              <w:spacing w:after="0"/>
+            </w:pPr>
+            <w:r>
+              <w:rPr>
+                <w:b/>
+                <w:color w:val="0B8457"/>
+                <w:sz w:val="17"/>
+              </w:rPr>
+              <w:t>SLIDER_HEIGHT_CONTROL</w:t>
+            </w:r>
+          </w:p>
+        </w:tc>
+        <w:tc>
+          <w:tcPr>
+            <w:tcW w:type="dxa" w:w="1872"/>
+            <w:shd w:fill="F4F7F6"/>
+            <w:tcMar>
+              <w:top w:w="60" w:type="dxa"/>
+              <w:bottom w:w="60" w:type="dxa"/>
+              <w:left w:w="80" w:type="dxa"/>
+              <w:right w:w="80" w:type="dxa"/>
+            </w:tcMar>
+          </w:tcPr>
+          <w:p>
+            <w:pPr>
+              <w:spacing w:after="0"/>
+            </w:pPr>
+            <w:r>
+              <w:rPr>
+                <w:sz w:val="17"/>
+              </w:rPr>
+              <w:t>Hoogte-indicator Slider</w:t>
+            </w:r>
+          </w:p>
+        </w:tc>
+        <w:tc>
+          <w:tcPr>
+            <w:tcW w:type="dxa" w:w="1872"/>
+            <w:shd w:fill="F4F7F6"/>
+            <w:tcMar>
+              <w:top w:w="60" w:type="dxa"/>
+              <w:bottom w:w="60" w:type="dxa"/>
+              <w:left w:w="80" w:type="dxa"/>
+              <w:right w:w="80" w:type="dxa"/>
+            </w:tcMar>
+          </w:tcPr>
+          <w:p>
+            <w:pPr>
+              <w:spacing w:after="0"/>
+            </w:pPr>
+            <w:r>
+              <w:rPr>
+                <w:sz w:val="17"/>
+              </w:rPr>
+              <w:t>Verticale slider aan de rechterzijde die de actuele vlieghoogte toont.</w:t>
+            </w:r>
+          </w:p>
+        </w:tc>
+        <w:tc>
+          <w:tcPr>
+            <w:tcW w:type="dxa" w:w="1872"/>
+            <w:shd w:fill="F4F7F6"/>
+            <w:tcMar>
+              <w:top w:w="60" w:type="dxa"/>
+              <w:bottom w:w="60" w:type="dxa"/>
+              <w:left w:w="80" w:type="dxa"/>
+              <w:right w:w="80" w:type="dxa"/>
+            </w:tcMar>
+          </w:tcPr>
+          <w:p>
+            <w:pPr>
+              <w:spacing w:after="0"/>
+            </w:pPr>
+            <w:r>
+              <w:rPr>
+                <w:sz w:val="17"/>
+              </w:rPr>
+              <w:t>Transparante balk met rode positie-indicator</w:t>
+            </w:r>
+          </w:p>
+        </w:tc>
+        <w:tc>
+          <w:tcPr>
+            <w:tcW w:type="dxa" w:w="1872"/>
+            <w:shd w:fill="F4F7F6"/>
+            <w:tcMar>
+              <w:top w:w="60" w:type="dxa"/>
+              <w:bottom w:w="60" w:type="dxa"/>
+              <w:left w:w="80" w:type="dxa"/>
+              <w:right w:w="80" w:type="dxa"/>
+            </w:tcMar>
+          </w:tcPr>
+          <w:p>
+            <w:pPr>
+              <w:spacing w:after="0"/>
+            </w:pPr>
+            <w:r>
+              <w:rPr>
+                <w:sz w:val="17"/>
+              </w:rPr>
+              <w:t>Height Position Meter</w:t>
+            </w:r>
+          </w:p>
+        </w:tc>
+      </w:tr>
+      <w:tr>
+        <w:tc>
+          <w:tcPr>
+            <w:tcW w:type="dxa" w:w="1872"/>
+            <w:shd w:fill="FFFFFF"/>
+            <w:tcMar>
+              <w:top w:w="60" w:type="dxa"/>
+              <w:bottom w:w="60" w:type="dxa"/>
+              <w:left w:w="80" w:type="dxa"/>
+              <w:right w:w="80" w:type="dxa"/>
+            </w:tcMar>
+          </w:tcPr>
+          <w:p>
+            <w:pPr>
+              <w:spacing w:after="0"/>
+            </w:pPr>
+            <w:r>
+              <w:rPr>
+                <w:b/>
+                <w:color w:val="0B8457"/>
+                <w:sz w:val="17"/>
+              </w:rPr>
+              <w:t>CARD_MIC_SPEECH_PROMPT</w:t>
+            </w:r>
+          </w:p>
+        </w:tc>
+        <w:tc>
+          <w:tcPr>
+            <w:tcW w:type="dxa" w:w="1872"/>
+            <w:shd w:fill="FFFFFF"/>
+            <w:tcMar>
+              <w:top w:w="60" w:type="dxa"/>
+              <w:bottom w:w="60" w:type="dxa"/>
+              <w:left w:w="80" w:type="dxa"/>
+              <w:right w:w="80" w:type="dxa"/>
+            </w:tcMar>
+          </w:tcPr>
+          <w:p>
+            <w:pPr>
+              <w:spacing w:after="0"/>
+            </w:pPr>
+            <w:r>
+              <w:rPr>
+                <w:sz w:val="17"/>
+              </w:rPr>
+              <w:t>Spraak Statusbalk</w:t>
+            </w:r>
+          </w:p>
+        </w:tc>
+        <w:tc>
+          <w:tcPr>
+            <w:tcW w:type="dxa" w:w="1872"/>
+            <w:shd w:fill="FFFFFF"/>
+            <w:tcMar>
+              <w:top w:w="60" w:type="dxa"/>
+              <w:bottom w:w="60" w:type="dxa"/>
+              <w:left w:w="80" w:type="dxa"/>
+              <w:right w:w="80" w:type="dxa"/>
+            </w:tcMar>
+          </w:tcPr>
+          <w:p>
+            <w:pPr>
+              <w:spacing w:after="0"/>
+            </w:pPr>
+            <w:r>
+              <w:rPr>
+                <w:sz w:val="17"/>
+              </w:rPr>
+              <w:t>Kaart onderaan: 'Noem wat je ziet' met microfoonstatus.</w:t>
+            </w:r>
+          </w:p>
+        </w:tc>
+        <w:tc>
+          <w:tcPr>
+            <w:tcW w:type="dxa" w:w="1872"/>
+            <w:shd w:fill="FFFFFF"/>
+            <w:tcMar>
+              <w:top w:w="60" w:type="dxa"/>
+              <w:bottom w:w="60" w:type="dxa"/>
+              <w:left w:w="80" w:type="dxa"/>
+              <w:right w:w="80" w:type="dxa"/>
+            </w:tcMar>
+          </w:tcPr>
+          <w:p>
+            <w:pPr>
+              <w:spacing w:after="0"/>
+            </w:pPr>
+            <w:r>
+              <w:rPr>
+                <w:sz w:val="17"/>
+              </w:rPr>
+              <w:t>Witte afgeronde container met mascotte</w:t>
+            </w:r>
+          </w:p>
+        </w:tc>
+        <w:tc>
+          <w:tcPr>
+            <w:tcW w:type="dxa" w:w="1872"/>
+            <w:shd w:fill="FFFFFF"/>
+            <w:tcMar>
+              <w:top w:w="60" w:type="dxa"/>
+              <w:bottom w:w="60" w:type="dxa"/>
+              <w:left w:w="80" w:type="dxa"/>
+              <w:right w:w="80" w:type="dxa"/>
+            </w:tcMar>
+          </w:tcPr>
+          <w:p>
+            <w:pPr>
+              <w:spacing w:after="0"/>
+            </w:pPr>
+            <w:r>
+              <w:rPr>
+                <w:sz w:val="17"/>
+              </w:rPr>
+              <w:t>Speech Recognition Dock</w:t>
+            </w:r>
+          </w:p>
+        </w:tc>
+      </w:tr>
+      <w:tr>
+        <w:tc>
+          <w:tcPr>
+            <w:tcW w:type="dxa" w:w="1872"/>
+            <w:shd w:fill="F4F7F6"/>
+            <w:tcMar>
+              <w:top w:w="60" w:type="dxa"/>
+              <w:bottom w:w="60" w:type="dxa"/>
+              <w:left w:w="80" w:type="dxa"/>
+              <w:right w:w="80" w:type="dxa"/>
+            </w:tcMar>
+          </w:tcPr>
+          <w:p>
+            <w:pPr>
+              <w:spacing w:after="0"/>
+            </w:pPr>
+            <w:r>
+              <w:rPr>
+                <w:b/>
+                <w:color w:val="0B8457"/>
+                <w:sz w:val="17"/>
+              </w:rPr>
+              <w:t>BTN_FLY_UP</w:t>
+            </w:r>
+          </w:p>
+        </w:tc>
+        <w:tc>
+          <w:tcPr>
+            <w:tcW w:type="dxa" w:w="1872"/>
+            <w:shd w:fill="F4F7F6"/>
+            <w:tcMar>
+              <w:top w:w="60" w:type="dxa"/>
+              <w:bottom w:w="60" w:type="dxa"/>
+              <w:left w:w="80" w:type="dxa"/>
+              <w:right w:w="80" w:type="dxa"/>
+            </w:tcMar>
+          </w:tcPr>
+          <w:p>
+            <w:pPr>
+              <w:spacing w:after="0"/>
+            </w:pPr>
+            <w:r>
+              <w:rPr>
+                <w:sz w:val="17"/>
+              </w:rPr>
+              <w:t>Omhoog Knop</w:t>
+            </w:r>
+          </w:p>
+        </w:tc>
+        <w:tc>
+          <w:tcPr>
+            <w:tcW w:type="dxa" w:w="1872"/>
+            <w:shd w:fill="F4F7F6"/>
+            <w:tcMar>
+              <w:top w:w="60" w:type="dxa"/>
+              <w:bottom w:w="60" w:type="dxa"/>
+              <w:left w:w="80" w:type="dxa"/>
+              <w:right w:w="80" w:type="dxa"/>
+            </w:tcMar>
+          </w:tcPr>
+          <w:p>
+            <w:pPr>
+              <w:spacing w:after="0"/>
+            </w:pPr>
+            <w:r>
+              <w:rPr>
+                <w:sz w:val="17"/>
+              </w:rPr>
+              <w:t>Handmatige besturingsknop om te stijgen.</w:t>
+            </w:r>
+          </w:p>
+        </w:tc>
+        <w:tc>
+          <w:tcPr>
+            <w:tcW w:type="dxa" w:w="1872"/>
+            <w:shd w:fill="F4F7F6"/>
+            <w:tcMar>
+              <w:top w:w="60" w:type="dxa"/>
+              <w:bottom w:w="60" w:type="dxa"/>
+              <w:left w:w="80" w:type="dxa"/>
+              <w:right w:w="80" w:type="dxa"/>
+            </w:tcMar>
+          </w:tcPr>
+          <w:p>
+            <w:pPr>
+              <w:spacing w:after="0"/>
+            </w:pPr>
+            <w:r>
+              <w:rPr>
+                <w:sz w:val="17"/>
+              </w:rPr>
+              <w:t>Groene knop met pijl-omhoog 'Omhoog'</w:t>
+            </w:r>
+          </w:p>
+        </w:tc>
+        <w:tc>
+          <w:tcPr>
+            <w:tcW w:type="dxa" w:w="1872"/>
+            <w:shd w:fill="F4F7F6"/>
+            <w:tcMar>
+              <w:top w:w="60" w:type="dxa"/>
+              <w:bottom w:w="60" w:type="dxa"/>
+              <w:left w:w="80" w:type="dxa"/>
+              <w:right w:w="80" w:type="dxa"/>
+            </w:tcMar>
+          </w:tcPr>
+          <w:p>
+            <w:pPr>
+              <w:spacing w:after="0"/>
+            </w:pPr>
+            <w:r>
+              <w:rPr>
+                <w:sz w:val="17"/>
+              </w:rPr>
+              <w:t>Manual Altitude UP</w:t>
+            </w:r>
+          </w:p>
+        </w:tc>
+      </w:tr>
+      <w:tr>
+        <w:tc>
+          <w:tcPr>
+            <w:tcW w:type="dxa" w:w="1872"/>
+            <w:shd w:fill="FFFFFF"/>
+            <w:tcMar>
+              <w:top w:w="60" w:type="dxa"/>
+              <w:bottom w:w="60" w:type="dxa"/>
+              <w:left w:w="80" w:type="dxa"/>
+              <w:right w:w="80" w:type="dxa"/>
+            </w:tcMar>
+          </w:tcPr>
+          <w:p>
+            <w:pPr>
+              <w:spacing w:after="0"/>
+            </w:pPr>
+            <w:r>
+              <w:rPr>
+                <w:b/>
+                <w:color w:val="0B8457"/>
+                <w:sz w:val="17"/>
+              </w:rPr>
+              <w:t>BTN_FLY_DOWN</w:t>
+            </w:r>
+          </w:p>
+        </w:tc>
+        <w:tc>
+          <w:tcPr>
+            <w:tcW w:type="dxa" w:w="1872"/>
+            <w:shd w:fill="FFFFFF"/>
+            <w:tcMar>
+              <w:top w:w="60" w:type="dxa"/>
+              <w:bottom w:w="60" w:type="dxa"/>
+              <w:left w:w="80" w:type="dxa"/>
+              <w:right w:w="80" w:type="dxa"/>
+            </w:tcMar>
+          </w:tcPr>
+          <w:p>
+            <w:pPr>
+              <w:spacing w:after="0"/>
+            </w:pPr>
+            <w:r>
+              <w:rPr>
+                <w:sz w:val="17"/>
+              </w:rPr>
+              <w:t>Omlaag Knop</w:t>
+            </w:r>
+          </w:p>
+        </w:tc>
+        <w:tc>
+          <w:tcPr>
+            <w:tcW w:type="dxa" w:w="1872"/>
+            <w:shd w:fill="FFFFFF"/>
+            <w:tcMar>
+              <w:top w:w="60" w:type="dxa"/>
+              <w:bottom w:w="60" w:type="dxa"/>
+              <w:left w:w="80" w:type="dxa"/>
+              <w:right w:w="80" w:type="dxa"/>
+            </w:tcMar>
+          </w:tcPr>
+          <w:p>
+            <w:pPr>
+              <w:spacing w:after="0"/>
+            </w:pPr>
+            <w:r>
+              <w:rPr>
+                <w:sz w:val="17"/>
+              </w:rPr>
+              <w:t>Handmatige besturingsknop om te dalen.</w:t>
+            </w:r>
+          </w:p>
+        </w:tc>
+        <w:tc>
+          <w:tcPr>
+            <w:tcW w:type="dxa" w:w="1872"/>
+            <w:shd w:fill="FFFFFF"/>
+            <w:tcMar>
+              <w:top w:w="60" w:type="dxa"/>
+              <w:bottom w:w="60" w:type="dxa"/>
+              <w:left w:w="80" w:type="dxa"/>
+              <w:right w:w="80" w:type="dxa"/>
+            </w:tcMar>
+          </w:tcPr>
+          <w:p>
+            <w:pPr>
+              <w:spacing w:after="0"/>
+            </w:pPr>
+            <w:r>
+              <w:rPr>
+                <w:sz w:val="17"/>
+              </w:rPr>
+              <w:t>Groene knop met pijl-omlaag 'Omlaag'</w:t>
+            </w:r>
+          </w:p>
+        </w:tc>
+        <w:tc>
+          <w:tcPr>
+            <w:tcW w:type="dxa" w:w="1872"/>
+            <w:shd w:fill="FFFFFF"/>
+            <w:tcMar>
+              <w:top w:w="60" w:type="dxa"/>
+              <w:bottom w:w="60" w:type="dxa"/>
+              <w:left w:w="80" w:type="dxa"/>
+              <w:right w:w="80" w:type="dxa"/>
+            </w:tcMar>
+          </w:tcPr>
+          <w:p>
+            <w:pPr>
+              <w:spacing w:after="0"/>
+            </w:pPr>
+            <w:r>
+              <w:rPr>
+                <w:sz w:val="17"/>
+              </w:rPr>
+              <w:t>Manual Altitude DOWN</w:t>
+            </w:r>
+          </w:p>
+        </w:tc>
+      </w:tr>
+    </w:tbl>
+    <w:p>
+      <w:pPr>
+        <w:spacing w:after="280"/>
+      </w:pPr>
+    </w:p>
+    <w:p>
+      <w:pPr>
+        <w:pStyle w:val="Heading1"/>
+        <w:spacing w:before="280" w:after="120"/>
+      </w:pPr>
+      <w:r>
+        <w:rPr>
+          <w:rFonts w:ascii="Calibri" w:hAnsi="Calibri"/>
+          <w:b/>
+          <w:color w:val="0B8457"/>
+          <w:sz w:val="32"/>
+        </w:rPr>
+        <w:t>12. Component States &amp; Geluidseffecten Matrix</w:t>
       </w:r>
     </w:p>
     <w:tbl>
@@ -8203,7 +16496,7 @@
                 <w:color w:val="D98310"/>
                 <w:sz w:val="21"/>
               </w:rPr>
-              <w:t>📌 ACCEPTATIECRITERIA &amp; QA CHECKLIST</w:t>
+              <w:t>📌 VOLLEDIGE ACCEPTATIECRITERIA &amp; QA CHECKLIST</w:t>
               <w:br/>
             </w:r>
           </w:p>
@@ -8217,7 +16510,7 @@
                 <w:color w:val="28323C"/>
                 <w:sz w:val="19"/>
               </w:rPr>
-              <w:t>✓ Dit document is vastgesteld als de officiële UI/UX specificatie voor Strand-bezem-escape.</w:t>
+              <w:t>✓ Alle 9 schermen en modals van Strand-bezem-escape zijn volledig gespecificeerd.</w:t>
             </w:r>
           </w:p>
           <w:p>
@@ -8230,7 +16523,7 @@
                 <w:color w:val="28323C"/>
                 <w:sz w:val="19"/>
               </w:rPr>
-              <w:t>✓ Alle front-end componenten in de TypeScript/Vite/React codebase moeten worden getagd met de vermelde Code Names.</w:t>
+              <w:t>✓ Frontend ontwikkelaars dienen de exacte Code Names (bijv. BTN_MANUAL_FLY_UP) te gebruiken in data-attributes en componentnamen.</w:t>
             </w:r>
           </w:p>
           <w:p>
@@ -8243,7 +16536,7 @@
                 <w:color w:val="28323C"/>
                 <w:sz w:val="19"/>
               </w:rPr>
-              <w:t>✓ QA-testen dienen alle schermen en knoppen te valideren aan de hand van de specificatietabellen in hoofdstuk 3 t/m 6.</w:t>
+              <w:t>✓ QA-teams kunnen aan de hand van dit document alle schermen, knoppen, modals en gameplay-elementen testen.</w:t>
             </w:r>
           </w:p>
         </w:tc>
